--- a/docs/doc_tcc1.docx
+++ b/docs/doc_tcc1.docx
@@ -205,36 +205,6 @@
     </w:p>
     <w:p>
       <w:pPr>
-        <w:keepNext/>
-        <w:pBdr>
-          <w:top w:val="nil"/>
-          <w:left w:val="nil"/>
-          <w:bottom w:val="nil"/>
-          <w:right w:val="nil"/>
-          <w:between w:val="nil"/>
-        </w:pBdr>
-        <w:jc w:val="center"/>
-        <w:rPr>
-          <w:rFonts w:ascii="Arial" w:eastAsia="Arial" w:hAnsi="Arial" w:cs="Arial"/>
-          <w:b/>
-          <w:color w:val="000000"/>
-          <w:sz w:val="28"/>
-          <w:szCs w:val="28"/>
-        </w:rPr>
-      </w:pPr>
-      <w:r>
-        <w:rPr>
-          <w:rFonts w:ascii="Arial" w:eastAsia="Arial" w:hAnsi="Arial" w:cs="Arial"/>
-          <w:b/>
-          <w:color w:val="000000"/>
-          <w:sz w:val="28"/>
-          <w:szCs w:val="28"/>
-        </w:rPr>
-        <w:t xml:space="preserve">IA NA CONSTRUÇÃO DE MÚSICAS: IMPACTOS NA CRIATIVIDADE E NA INDÚSTRIA MUSICAL </w:t>
-      </w:r>
-    </w:p>
-    <w:p>
-      <w:pPr>
         <w:pBdr>
           <w:top w:val="nil"/>
           <w:left w:val="nil"/>
@@ -246,11 +216,22 @@
           <w:tab w:val="center" w:pos="4419"/>
           <w:tab w:val="right" w:pos="8838"/>
         </w:tabs>
+        <w:jc w:val="center"/>
         <w:rPr>
           <w:rFonts w:ascii="Arial" w:eastAsia="Arial" w:hAnsi="Arial" w:cs="Arial"/>
           <w:color w:val="000000"/>
         </w:rPr>
       </w:pPr>
+      <w:r>
+        <w:rPr>
+          <w:rFonts w:ascii="Arial" w:eastAsia="Arial" w:hAnsi="Arial" w:cs="Arial"/>
+          <w:b/>
+          <w:color w:val="000000"/>
+          <w:sz w:val="28"/>
+          <w:szCs w:val="28"/>
+        </w:rPr>
+        <w:t>Auditoria Algorítmica de Sistemas de Recomendação Musical: Um Estudo Baseado em Personas Sintéticas no Spotify.</w:t>
+      </w:r>
     </w:p>
     <w:p>
       <w:pPr>
@@ -902,7 +883,7 @@
         <w:jc w:val="both"/>
       </w:pPr>
       <w:r>
-        <w:t>Ao longo da história, a música tem acompanhado o desenvolvimento da humanidade, refletindo transformações culturais, sociais e tecnológicas. Desde os primeiros instrumentos rudimentares até as produções contemporâneas, cada período histórico introduziu novas formas de criação e expressão artística. Na atualidade, a era digital e os avanços em inteligência computacional têm reformulado significativamente tanto os processos de produção quanto os padrões de consumo musical.</w:t>
+        <w:t>Ao longo da história, a música tem acompanhado o desenvolvimento da humanidade, refletindo transformações culturais, sociais e tecnológicas. Desde os primeiros instrumentos rudimentares até as complexas produções contemporâneas, cada período histórico introduziu novas formas de criação e expressão artística. Na atualidade, a convergência entre a era digital e os avanços em inteligência computacional reformulou significativamente tanto os processos de produção quanto, primordialmente, os padrões de mediação, distribuição e consumo musical.</w:t>
       </w:r>
     </w:p>
     <w:p>
@@ -912,7 +893,17 @@
         <w:jc w:val="both"/>
       </w:pPr>
       <w:r>
-        <w:t>Como observa Ross (2007, p. 15), a música, assim como outras manifestações artísticas, adapta-se constantemente às tecnologias de sua época. O ambiente digital proporcionou não apenas novas formas de composição e distribuição, mas também ferramentas que ampliaram as possibilidades criativas. Nesse contexto, a aplicação de algoritmos e modelos computacionais tem se destacado pela capacidade de gerar composições, automatizar produções e personalizar experiências sonoras.</w:t>
+        <w:t xml:space="preserve">Como observa Ross (2007, p. 15), a música adapta-se constantemente às tecnologias de sua época. O ambiente digital proporcionou mecanismos de curadoria automatizada que hoje atuam como os principais filtros entre a obra e o ouvinte. Nesse cenário, a ideia central que rege o consumo moderno é a substituição da curadoria humana por sistemas de recomendação baseados em </w:t>
+      </w:r>
+      <w:r>
+        <w:rPr>
+          <w:i/>
+          <w:iCs/>
+        </w:rPr>
+        <w:t>Machine Learning</w:t>
+      </w:r>
+      <w:r>
+        <w:t>, capazes de processar volumes massivos de dados para personalizar experiências sonoras em larga escala.</w:t>
       </w:r>
     </w:p>
     <w:p>
@@ -922,7 +913,17 @@
         <w:jc w:val="both"/>
       </w:pPr>
       <w:r>
-        <w:t>Essas inovações revelam uma relação cada vez mais indissociável entre música e tecnologia. Os sistemas inteligentes não se restringem à criação de conteúdo, mas também influenciam profundamente os modos de distribuição e acesso. Plataformas de streaming, como o Spotify, utilizam tecnologias de análise de dados e aprendizado de máquina para oferecer recomendações musicais personalizadas com base nos hábitos e preferências dos usuários. Esse modelo de curadoria automatizada transforma a experiência de escuta em um processo altamente individualizado e dinâmico.</w:t>
+        <w:t>Sob a ótica da Gestão da Informação, essa transição marca a ascensão da governança algorítmica. Plataformas como o Spotify deixaram de ser apenas repositórios de arquivos para se tornarem gestoras ativas de fluxos informacionais, ditando a "arquitetura da escolha" de milhões de usuários. Tais sistemas operam como "caixas-pretas" (</w:t>
+      </w:r>
+      <w:r>
+        <w:rPr>
+          <w:i/>
+          <w:iCs/>
+        </w:rPr>
+        <w:t>black-boxes</w:t>
+      </w:r>
+      <w:r>
+        <w:t xml:space="preserve">), cujos critérios de peso e seleção permanecem proprietários e ocultos, gerando uma assimetria informacional onde o usuário ignora os processos que moldam sua percepção cultural e limitam seu arbítrio de descoberta. </w:t>
       </w:r>
     </w:p>
     <w:p>
@@ -932,7 +933,10 @@
         <w:jc w:val="both"/>
       </w:pPr>
       <w:r>
-        <w:t>Dessa forma, observa-se que a integração entre música e inteligência artificial não apenas amplia os horizontes da criação artística, mas também redefine o papel do ouvinte, que passa a interagir com um ecossistema musical moldado por seus próprios comportamentos. A evolução tecnológica, portanto, torna-se elemento central na compreensão das novas dinâmicas da produção e fruição musical contemporânea.</w:t>
+        <w:t>A evolução dessas plataformas provocou uma transformação na economia do setor, criando modelos de negócios fundamentados no que a literatura denomina "Economia da Atenção". Nesse modelo, o sucesso da plataforma depende da retenção máxima do usuário, o que muitas vezes leva o algoritmo a priorizar conteúdos de baixo risco e alta aceitação estatística. Esse fenômeno cria um ciclo de retroalimentação onde o popular torna-se cada vez mais visível, enquanto o novo ou o experimental é marginalizado nos metadados do sistema</w:t>
+      </w:r>
+      <w:r>
+        <w:t>.</w:t>
       </w:r>
     </w:p>
     <w:p>
@@ -942,14 +946,39 @@
         <w:jc w:val="both"/>
       </w:pPr>
       <w:r>
-        <w:t xml:space="preserve">A evolução das plataformas de streaming, aliada ao uso de inteligência artificial, provocou uma transformação significativa na indústria musical, estreitando a conexão entre artistas e seus públicos. Esse fenômeno não apenas revolucionou os processos de produção musical, mas também reconfigurou a economia do setor, criando novos modelos de negócios fundamentados em dados. Como resultado, surgiram novas formas de engajamento e monetização para os artistas, </w:t>
+        <w:t>Surge, então, a motivação central desta pesquisa: a preocupação sobre como esses sistemas influenciam a diversidade cultural. Ao priorizar o que é estatisticamente mais consumível, os algoritmos podem induzir a uma homogeneização do gosto musical e ao fortalecimento de "bolhas de filtro" (</w:t>
+      </w:r>
+      <w:proofErr w:type="spellStart"/>
+      <w:r>
+        <w:rPr>
+          <w:i/>
+          <w:iCs/>
+        </w:rPr>
+        <w:t>filter</w:t>
+      </w:r>
+      <w:proofErr w:type="spellEnd"/>
+      <w:r>
+        <w:rPr>
+          <w:i/>
+          <w:iCs/>
+        </w:rPr>
+        <w:t xml:space="preserve"> </w:t>
+      </w:r>
+      <w:proofErr w:type="spellStart"/>
+      <w:r>
+        <w:rPr>
+          <w:i/>
+          <w:iCs/>
+        </w:rPr>
+        <w:t>bubbles</w:t>
+      </w:r>
+      <w:proofErr w:type="spellEnd"/>
+      <w:r>
+        <w:t xml:space="preserve">), confinando o ouvinte a padrões previsíveis e dificultando a descoberta de nichos e o acesso a artistas independentes. O risco de alienação do gosto musical por vieses </w:t>
       </w:r>
       <w:r>
         <w:lastRenderedPageBreak/>
-        <w:t>permitindo-lhes explorar diferentes canais e estratégias para se manterem relevantes no mercado globalizado e dinâmico da música digita</w:t>
-      </w:r>
-      <w:r>
-        <w:t>l</w:t>
+        <w:t>algorítmicos torna-se, portanto, um objeto de estudo crítico para a compreensão da cultura digital contemporânea.</w:t>
       </w:r>
     </w:p>
     <w:p>
@@ -959,7 +988,25 @@
         <w:jc w:val="both"/>
       </w:pPr>
       <w:r>
-        <w:t>A crescente utilização da inteligência artificial na criação musical levanta questões complexas sobre direitos autorais. Quando a IA compõe ou produz uma música, surge a dúvida sobre quem detém os direitos autorais: o criador do algoritmo, o usuário ou a própria IA? Essa falta de clareza desafia as normas tradicionais de propriedade intelectual, criando incertezas na indústria musical. Sem uma legislação específica sobre a autoria gerada por IA, surgem disputas sobre royalties e a divisão de lucros, impactando artistas, desenvolvedores e plataformas de streaming.</w:t>
+        <w:t xml:space="preserve">Nesse contexto, torna-se imperativa a realização de Auditorias Algorítmicas. Tais processos buscam investigar </w:t>
+      </w:r>
+      <w:proofErr w:type="spellStart"/>
+      <w:r>
+        <w:t>exogenamente</w:t>
+      </w:r>
+      <w:proofErr w:type="spellEnd"/>
+      <w:r>
+        <w:t xml:space="preserve"> o comportamento dos sistemas, mapeando como diferentes estímulos de entrada resultam em diferentes </w:t>
+      </w:r>
+      <w:r>
+        <w:rPr>
+          <w:i/>
+          <w:iCs/>
+        </w:rPr>
+        <w:t>outputs</w:t>
+      </w:r>
+      <w:r>
+        <w:t xml:space="preserve"> de sugestão. Todavia, auditar sistemas em tempo real apresenta desafios metodológicos, dada a volatilidade dos dados e a complexidade das interações humanas. A auditoria de "caixa-preta" permite avaliar o viés do sistema sem a necessidade de acesso ao código-fonte, focando na análise empírica dos resultados gerados em resposta a comportamentos de consumo controlados.</w:t>
       </w:r>
     </w:p>
     <w:p>
@@ -969,21 +1016,75 @@
         <w:jc w:val="both"/>
       </w:pPr>
       <w:r>
-        <w:t xml:space="preserve">Além disso, a influência crescente da IA pode moldar as preferências do público, criando uma experiência de consumo mais previsível e homogênea. Algoritmos baseados em dados limitam a diversidade sonora e priorizam o que é mais consumível, o que pode resultar em uma alienação do ouvinte. </w:t>
-      </w:r>
-      <w:r>
-        <w:t>S</w:t>
-      </w:r>
-      <w:r>
-        <w:t>em equilíbrio, a tecnologia pode reduzir a espontaneidade e a autenticidade da música, criando uma experiência previsível e moldada por algoritmos, em vez de uma criação genuinamente inovadora.</w:t>
-      </w:r>
-    </w:p>
-    <w:p>
-      <w:pPr>
-        <w:spacing w:line="480" w:lineRule="auto"/>
-        <w:rPr>
-          <w:rFonts w:ascii="Arial" w:eastAsia="Arial" w:hAnsi="Arial" w:cs="Arial"/>
-        </w:rPr>
+        <w:t xml:space="preserve">Embora existam estudos focados na experiência do usuário real, estes frequentemente sofrem com a subjetividade e a inconsistência comportamental humana, o que dificulta o isolamento de variáveis puramente algorítmicas. Para superar essa barreira, faz-se necessária uma abordagem experimental baseada na automação e na mineração de dados, permitindo que o sistema seja testado sob condições de estresse estatístico que um usuário comum não conseguiria emular manualmente. </w:t>
+      </w:r>
+    </w:p>
+    <w:p>
+      <w:pPr>
+        <w:spacing w:line="360" w:lineRule="auto"/>
+        <w:ind w:firstLine="709"/>
+        <w:jc w:val="both"/>
+      </w:pPr>
+      <w:r>
+        <w:t xml:space="preserve">Dessa forma, esta pesquisa propõe a utilização de Personas Sintéticas como objeto central de análise. </w:t>
+      </w:r>
+      <w:proofErr w:type="gramStart"/>
+      <w:r>
+        <w:t>Tratam-se</w:t>
+      </w:r>
+      <w:proofErr w:type="gramEnd"/>
+      <w:r>
+        <w:t xml:space="preserve"> de perfis de usuários cujos hábitos de consumo são mimetizados por algoritmos de curadoria controlada, construídos através de técnicas de extração de metadados via API. O uso de identidades sintéticas garante o rigor científico do experimento, pois permite isolar a variável algorítmica de ruídos psicológicos, assegurando que cada conta de teste — representadas por Beatriz (</w:t>
+      </w:r>
+      <w:proofErr w:type="spellStart"/>
+      <w:r>
+        <w:t>Mainstream</w:t>
+      </w:r>
+      <w:proofErr w:type="spellEnd"/>
+      <w:r>
+        <w:t>), Daniel (</w:t>
+      </w:r>
+      <w:proofErr w:type="spellStart"/>
+      <w:r>
+        <w:t>Lo-fi</w:t>
+      </w:r>
+      <w:proofErr w:type="spellEnd"/>
+      <w:r>
+        <w:t>), Ricardo (Nostálgico) e Sofia (Nicho) — funcione como um instrumento de medição puro.</w:t>
+      </w:r>
+    </w:p>
+    <w:p>
+      <w:pPr>
+        <w:spacing w:line="360" w:lineRule="auto"/>
+        <w:ind w:firstLine="709"/>
+        <w:jc w:val="both"/>
+      </w:pPr>
+      <w:r>
+        <w:t>Ao observar como o Spotify reage a essas quatro personas distintas, o estudo visa auditar a capacidade do sistema em respeitar identidades musicais específicas versus a tendência de padronização induzida pelo viés de popularidade. Através deste desenho experimental, busca-se compreender em que medida a plataforma atua como um facilitador de descobertas autênticas ou como um indutor de escolhas pré-determinadas pela eficiência estatística do mercado global.</w:t>
+      </w:r>
+    </w:p>
+    <w:p>
+      <w:pPr>
+        <w:spacing w:line="360" w:lineRule="auto"/>
+        <w:jc w:val="both"/>
+      </w:pPr>
+    </w:p>
+    <w:p>
+      <w:pPr>
+        <w:spacing w:line="360" w:lineRule="auto"/>
+        <w:jc w:val="both"/>
+      </w:pPr>
+    </w:p>
+    <w:p>
+      <w:pPr>
+        <w:spacing w:line="360" w:lineRule="auto"/>
+        <w:jc w:val="both"/>
+      </w:pPr>
+    </w:p>
+    <w:p>
+      <w:pPr>
+        <w:spacing w:line="360" w:lineRule="auto"/>
+        <w:jc w:val="both"/>
       </w:pPr>
     </w:p>
     <w:p>
@@ -1001,6 +1102,7 @@
           <w:sz w:val="28"/>
           <w:szCs w:val="28"/>
         </w:rPr>
+        <w:lastRenderedPageBreak/>
         <w:t>2</w:t>
       </w:r>
       <w:r>
@@ -1029,12 +1131,55 @@
         <w:jc w:val="both"/>
       </w:pPr>
       <w:r>
-        <w:t>Essa dissertação tem como objetivo analisar o impacto da inteligência artificial na criação e consumo musical, explorando relações e motivações dos três grandes atores desse processo, os criadores de IA, os artistas e os consumidores finais, e como essas interações moldam a indústria e cultura contemporânea.</w:t>
+        <w:t>Essa dissertação tem como</w:t>
+      </w:r>
+      <w:r>
+        <w:t xml:space="preserve"> objetivo a</w:t>
+      </w:r>
+      <w:r>
+        <w:t xml:space="preserve">uditar o comportamento do sistema de recomendação algorítmica da plataforma Spotify, por meio da utilização de personas sintéticas, a fim de avaliar o impacto das lógicas de curadoria automatizada na diversidade das sugestões e </w:t>
+      </w:r>
+      <w:proofErr w:type="gramStart"/>
+      <w:r>
+        <w:t>na potencial</w:t>
+      </w:r>
+      <w:proofErr w:type="gramEnd"/>
+      <w:r>
+        <w:t xml:space="preserve"> formação de bolhas de filtro (</w:t>
+      </w:r>
+      <w:proofErr w:type="spellStart"/>
+      <w:r>
+        <w:rPr>
+          <w:i/>
+          <w:iCs/>
+        </w:rPr>
+        <w:t>filter</w:t>
+      </w:r>
+      <w:proofErr w:type="spellEnd"/>
+      <w:r>
+        <w:rPr>
+          <w:i/>
+          <w:iCs/>
+        </w:rPr>
+        <w:t xml:space="preserve"> </w:t>
+      </w:r>
+      <w:proofErr w:type="spellStart"/>
+      <w:r>
+        <w:rPr>
+          <w:i/>
+          <w:iCs/>
+        </w:rPr>
+        <w:t>bubbles</w:t>
+      </w:r>
+      <w:proofErr w:type="spellEnd"/>
+      <w:r>
+        <w:t>).</w:t>
       </w:r>
     </w:p>
     <w:p>
       <w:pPr>
         <w:spacing w:line="360" w:lineRule="auto"/>
+        <w:ind w:firstLine="709"/>
         <w:jc w:val="both"/>
       </w:pPr>
     </w:p>
@@ -1074,9 +1219,65 @@
         </w:numPr>
         <w:spacing w:line="360" w:lineRule="auto"/>
         <w:jc w:val="both"/>
-      </w:pPr>
-      <w:r>
-        <w:t>Investigar o papel dos criadores de IA na definição das capacidades tecnológicas e algorítmicas aplicadas à música, suas motivações e objetivos no desenvolvimento dessas ferramentas.</w:t>
+        <w:rPr>
+          <w:rFonts w:ascii="Times New Roman" w:hAnsi="Times New Roman" w:cs="Times New Roman"/>
+        </w:rPr>
+      </w:pPr>
+      <w:r>
+        <w:rPr>
+          <w:rFonts w:ascii="Times New Roman" w:hAnsi="Times New Roman" w:cs="Times New Roman"/>
+          <w:b/>
+          <w:bCs/>
+        </w:rPr>
+        <w:t>Identificar</w:t>
+      </w:r>
+      <w:r>
+        <w:rPr>
+          <w:rFonts w:ascii="Times New Roman" w:hAnsi="Times New Roman" w:cs="Times New Roman"/>
+        </w:rPr>
+        <w:t xml:space="preserve"> arquétipos de consumo musical contrastantes (</w:t>
+      </w:r>
+      <w:proofErr w:type="spellStart"/>
+      <w:r>
+        <w:rPr>
+          <w:rFonts w:ascii="Times New Roman" w:hAnsi="Times New Roman" w:cs="Times New Roman"/>
+        </w:rPr>
+        <w:t>Mainstream</w:t>
+      </w:r>
+      <w:proofErr w:type="spellEnd"/>
+      <w:r>
+        <w:rPr>
+          <w:rFonts w:ascii="Times New Roman" w:hAnsi="Times New Roman" w:cs="Times New Roman"/>
+        </w:rPr>
+        <w:t xml:space="preserve">, </w:t>
+      </w:r>
+      <w:proofErr w:type="spellStart"/>
+      <w:r>
+        <w:rPr>
+          <w:rFonts w:ascii="Times New Roman" w:hAnsi="Times New Roman" w:cs="Times New Roman"/>
+        </w:rPr>
+        <w:t>Lo-fi</w:t>
+      </w:r>
+      <w:proofErr w:type="spellEnd"/>
+      <w:r>
+        <w:rPr>
+          <w:rFonts w:ascii="Times New Roman" w:hAnsi="Times New Roman" w:cs="Times New Roman"/>
+        </w:rPr>
+        <w:t xml:space="preserve">, </w:t>
+      </w:r>
+      <w:proofErr w:type="gramStart"/>
+      <w:r>
+        <w:rPr>
+          <w:rFonts w:ascii="Times New Roman" w:hAnsi="Times New Roman" w:cs="Times New Roman"/>
+        </w:rPr>
+        <w:t>Nostálgico</w:t>
+      </w:r>
+      <w:proofErr w:type="gramEnd"/>
+      <w:r>
+        <w:rPr>
+          <w:rFonts w:ascii="Times New Roman" w:hAnsi="Times New Roman" w:cs="Times New Roman"/>
+        </w:rPr>
+        <w:t xml:space="preserve"> e Nicho Experimental) para a fundamentação das quatro personas sintéticas do estudo.</w:t>
       </w:r>
     </w:p>
     <w:p>
@@ -1088,9 +1289,39 @@
         </w:numPr>
         <w:spacing w:line="360" w:lineRule="auto"/>
         <w:jc w:val="both"/>
-      </w:pPr>
-      <w:r>
-        <w:t>Examinar como artistas estão utilizando a inteligência artificial no processo criativo, considerando as mudanças nas práticas de composição, produção e distribuição musical, bem como as oportunidades e desafios oferecidos pela tecnologia.</w:t>
+        <w:rPr>
+          <w:rFonts w:ascii="Times New Roman" w:hAnsi="Times New Roman" w:cs="Times New Roman"/>
+        </w:rPr>
+      </w:pPr>
+      <w:proofErr w:type="gramStart"/>
+      <w:r>
+        <w:rPr>
+          <w:rFonts w:ascii="Times New Roman" w:hAnsi="Times New Roman" w:cs="Times New Roman"/>
+        </w:rPr>
+        <w:t>Levantar</w:t>
+      </w:r>
+      <w:proofErr w:type="gramEnd"/>
+      <w:r>
+        <w:rPr>
+          <w:rFonts w:ascii="Times New Roman" w:hAnsi="Times New Roman" w:cs="Times New Roman"/>
+        </w:rPr>
+        <w:t xml:space="preserve">, via API do Spotify, os metadados técnicos de artistas e faixas (índices de popularidade, gêneros e datas de lançamento) necessários para a construção dos </w:t>
+      </w:r>
+      <w:proofErr w:type="spellStart"/>
+      <w:r>
+        <w:rPr>
+          <w:rFonts w:ascii="Times New Roman" w:hAnsi="Times New Roman" w:cs="Times New Roman"/>
+          <w:i/>
+          <w:iCs/>
+        </w:rPr>
+        <w:t>datasets</w:t>
+      </w:r>
+      <w:proofErr w:type="spellEnd"/>
+      <w:r>
+        <w:rPr>
+          <w:rFonts w:ascii="Times New Roman" w:hAnsi="Times New Roman" w:cs="Times New Roman"/>
+        </w:rPr>
+        <w:t xml:space="preserve"> de entrada de cada perfil.</w:t>
       </w:r>
     </w:p>
     <w:p>
@@ -1102,10 +1333,35 @@
         </w:numPr>
         <w:spacing w:line="360" w:lineRule="auto"/>
         <w:jc w:val="both"/>
-      </w:pPr>
-      <w:r>
-        <w:lastRenderedPageBreak/>
-        <w:t>Analisar a reação e comportamento dos ouvintes em relação à música gerada por IA, com foco em como a personalização das recomendações, a experiencia de consumo e a homogeneização influenciam suas percepções e preferencias.</w:t>
+        <w:rPr>
+          <w:rFonts w:ascii="Times New Roman" w:hAnsi="Times New Roman" w:cs="Times New Roman"/>
+        </w:rPr>
+      </w:pPr>
+      <w:r>
+        <w:rPr>
+          <w:rFonts w:ascii="Times New Roman" w:hAnsi="Times New Roman" w:cs="Times New Roman"/>
+        </w:rPr>
+        <w:t>Caracterizar</w:t>
+      </w:r>
+      <w:r>
+        <w:rPr>
+          <w:rFonts w:ascii="Times New Roman" w:hAnsi="Times New Roman" w:cs="Times New Roman"/>
+        </w:rPr>
+        <w:t xml:space="preserve"> a composição das </w:t>
+      </w:r>
+      <w:proofErr w:type="gramStart"/>
+      <w:r>
+        <w:rPr>
+          <w:rFonts w:ascii="Times New Roman" w:hAnsi="Times New Roman" w:cs="Times New Roman"/>
+        </w:rPr>
+        <w:t>playlists</w:t>
+      </w:r>
+      <w:proofErr w:type="gramEnd"/>
+      <w:r>
+        <w:rPr>
+          <w:rFonts w:ascii="Times New Roman" w:hAnsi="Times New Roman" w:cs="Times New Roman"/>
+        </w:rPr>
+        <w:t xml:space="preserve"> e recomendações geradas pelo algoritmo para cada persona, mapeando as variáveis de saída após o período de interação controlada.</w:t>
       </w:r>
     </w:p>
     <w:p>
@@ -1117,12 +1373,49 @@
         </w:numPr>
         <w:spacing w:line="360" w:lineRule="auto"/>
         <w:jc w:val="both"/>
-      </w:pPr>
-      <w:r>
-        <w:t>Observar</w:t>
-      </w:r>
-      <w:r>
-        <w:t xml:space="preserve"> como a utilização de inteligência artificial na criação, distribuição e consumo de música impacta a cultura musical contemporânea, modificando as práticas artísticas, as relações entre criadores e consumidores, e as dinâmicas de consumo e produção musical.</w:t>
+        <w:rPr>
+          <w:rFonts w:ascii="Times New Roman" w:hAnsi="Times New Roman" w:cs="Times New Roman"/>
+        </w:rPr>
+      </w:pPr>
+      <w:r>
+        <w:rPr>
+          <w:rFonts w:ascii="Times New Roman" w:hAnsi="Times New Roman" w:cs="Times New Roman"/>
+        </w:rPr>
+        <w:t>Descrever</w:t>
+      </w:r>
+      <w:r>
+        <w:rPr>
+          <w:rFonts w:ascii="Times New Roman" w:hAnsi="Times New Roman" w:cs="Times New Roman"/>
+        </w:rPr>
+        <w:t xml:space="preserve"> os padrões de distanciamento ou aproximação entre o perfil de gosto programado (</w:t>
+      </w:r>
+      <w:r>
+        <w:rPr>
+          <w:rFonts w:ascii="Times New Roman" w:hAnsi="Times New Roman" w:cs="Times New Roman"/>
+          <w:i/>
+          <w:iCs/>
+        </w:rPr>
+        <w:t>input</w:t>
+      </w:r>
+      <w:r>
+        <w:rPr>
+          <w:rFonts w:ascii="Times New Roman" w:hAnsi="Times New Roman" w:cs="Times New Roman"/>
+        </w:rPr>
+        <w:t>) e a sugestão algorítmica recebida (</w:t>
+      </w:r>
+      <w:r>
+        <w:rPr>
+          <w:rFonts w:ascii="Times New Roman" w:hAnsi="Times New Roman" w:cs="Times New Roman"/>
+          <w:i/>
+          <w:iCs/>
+        </w:rPr>
+        <w:t>output</w:t>
+      </w:r>
+      <w:r>
+        <w:rPr>
+          <w:rFonts w:ascii="Times New Roman" w:hAnsi="Times New Roman" w:cs="Times New Roman"/>
+        </w:rPr>
+        <w:t>), traçando o perfil de precisão do sistema para diferentes nichos.</w:t>
       </w:r>
     </w:p>
     <w:p>
@@ -1134,10 +1427,93 @@
         </w:numPr>
         <w:spacing w:line="360" w:lineRule="auto"/>
         <w:jc w:val="both"/>
-      </w:pPr>
-      <w:r>
-        <w:t>E por fim, conectar a dinâmica entre os criadores, os artistas e os consumidores, destacando suas interdependências e possibilidades de colaboração ou conflito</w:t>
-      </w:r>
+        <w:rPr>
+          <w:rFonts w:ascii="Times New Roman" w:hAnsi="Times New Roman" w:cs="Times New Roman"/>
+        </w:rPr>
+      </w:pPr>
+      <w:r>
+        <w:rPr>
+          <w:rFonts w:ascii="Times New Roman" w:hAnsi="Times New Roman" w:cs="Times New Roman"/>
+        </w:rPr>
+        <w:t>Analisar</w:t>
+      </w:r>
+      <w:r>
+        <w:rPr>
+          <w:rFonts w:ascii="Times New Roman" w:hAnsi="Times New Roman" w:cs="Times New Roman"/>
+        </w:rPr>
+        <w:t xml:space="preserve"> a ocorrência de vieses de popularidade (</w:t>
+      </w:r>
+      <w:proofErr w:type="spellStart"/>
+      <w:r>
+        <w:rPr>
+          <w:rFonts w:ascii="Times New Roman" w:hAnsi="Times New Roman" w:cs="Times New Roman"/>
+          <w:i/>
+          <w:iCs/>
+        </w:rPr>
+        <w:t>popularity</w:t>
+      </w:r>
+      <w:proofErr w:type="spellEnd"/>
+      <w:r>
+        <w:rPr>
+          <w:rFonts w:ascii="Times New Roman" w:hAnsi="Times New Roman" w:cs="Times New Roman"/>
+          <w:i/>
+          <w:iCs/>
+        </w:rPr>
+        <w:t xml:space="preserve"> bias</w:t>
+      </w:r>
+      <w:r>
+        <w:rPr>
+          <w:rFonts w:ascii="Times New Roman" w:hAnsi="Times New Roman" w:cs="Times New Roman"/>
+        </w:rPr>
+        <w:t>) e de recência no direcionamento do consumo das diferentes personas, verificando se o sistema privilegia conteúdos massivos em detrimento de nichos.</w:t>
+      </w:r>
+    </w:p>
+    <w:p>
+      <w:pPr>
+        <w:pStyle w:val="PargrafodaLista"/>
+        <w:numPr>
+          <w:ilvl w:val="0"/>
+          <w:numId w:val="9"/>
+        </w:numPr>
+        <w:spacing w:line="360" w:lineRule="auto"/>
+        <w:jc w:val="both"/>
+        <w:rPr>
+          <w:rFonts w:ascii="Times New Roman" w:hAnsi="Times New Roman" w:cs="Times New Roman"/>
+        </w:rPr>
+      </w:pPr>
+      <w:r>
+        <w:rPr>
+          <w:rFonts w:ascii="Times New Roman" w:hAnsi="Times New Roman" w:cs="Times New Roman"/>
+        </w:rPr>
+        <w:t>Avaliar a eficácia das funcionalidades de descoberta da plataforma (serendipidade) frente ao risco de homogeneização do gosto musical, confrontando a promessa de diversidade da plataforma com os resultados empíricos observados.</w:t>
+      </w:r>
+    </w:p>
+    <w:p>
+      <w:pPr>
+        <w:pStyle w:val="PargrafodaLista"/>
+        <w:numPr>
+          <w:ilvl w:val="0"/>
+          <w:numId w:val="9"/>
+        </w:numPr>
+        <w:spacing w:line="360" w:lineRule="auto"/>
+        <w:jc w:val="both"/>
+        <w:rPr>
+          <w:rFonts w:ascii="Times New Roman" w:hAnsi="Times New Roman" w:cs="Times New Roman"/>
+        </w:rPr>
+      </w:pPr>
+      <w:r>
+        <w:rPr>
+          <w:rFonts w:ascii="Times New Roman" w:hAnsi="Times New Roman" w:cs="Times New Roman"/>
+        </w:rPr>
+        <w:t>Verificar em que medida o sistema de recomendação atua como um reforçador de bolhas informacionais ou como um facilitador de novas descobertas para perfis de baixa popularidade estatística.</w:t>
+      </w:r>
+    </w:p>
+    <w:p>
+      <w:pPr>
+        <w:pStyle w:val="PargrafodaLista"/>
+        <w:spacing w:line="360" w:lineRule="auto"/>
+        <w:jc w:val="both"/>
+      </w:pPr>
     </w:p>
     <w:p>
       <w:pPr>
@@ -1163,52 +1539,8 @@
           <w:sz w:val="28"/>
           <w:szCs w:val="28"/>
         </w:rPr>
-        <w:t>3</w:t>
-      </w:r>
-      <w:r>
-        <w:rPr>
-          <w:rFonts w:ascii="Arial" w:eastAsia="Arial" w:hAnsi="Arial" w:cs="Arial"/>
-          <w:b/>
-          <w:sz w:val="28"/>
-          <w:szCs w:val="28"/>
-        </w:rPr>
-        <w:t xml:space="preserve"> </w:t>
-      </w:r>
-      <w:r>
-        <w:rPr>
-          <w:rFonts w:ascii="Arial" w:eastAsia="Arial" w:hAnsi="Arial" w:cs="Arial"/>
-          <w:b/>
-          <w:sz w:val="28"/>
-          <w:szCs w:val="28"/>
-        </w:rPr>
-        <w:t>-</w:t>
-      </w:r>
-      <w:r>
-        <w:rPr>
-          <w:rFonts w:ascii="Arial" w:eastAsia="Arial" w:hAnsi="Arial" w:cs="Arial"/>
-          <w:b/>
-          <w:sz w:val="28"/>
-          <w:szCs w:val="28"/>
-        </w:rPr>
-        <w:t xml:space="preserve"> </w:t>
-      </w:r>
-      <w:r>
-        <w:rPr>
-          <w:rFonts w:ascii="Arial" w:eastAsia="Arial" w:hAnsi="Arial" w:cs="Arial"/>
-          <w:b/>
-          <w:sz w:val="28"/>
-          <w:szCs w:val="28"/>
-        </w:rPr>
-        <w:t>REVISÃO TEÓRICA</w:t>
-      </w:r>
-      <w:r>
-        <w:rPr>
-          <w:rFonts w:ascii="Arial" w:eastAsia="Arial" w:hAnsi="Arial" w:cs="Arial"/>
-          <w:b/>
-          <w:sz w:val="28"/>
-          <w:szCs w:val="28"/>
-        </w:rPr>
-        <w:t xml:space="preserve">                  </w:t>
+        <w:lastRenderedPageBreak/>
+        <w:t xml:space="preserve">3 - REVISÃO TEÓRICA                  </w:t>
       </w:r>
     </w:p>
     <w:p>
@@ -1267,7 +1599,6 @@
               <w:bottom w:val="single" w:sz="4" w:space="0" w:color="000000"/>
               <w:right w:val="single" w:sz="4" w:space="0" w:color="000000"/>
             </w:tcBorders>
-            <w:shd w:val="clear" w:color="auto" w:fill="auto"/>
             <w:hideMark/>
           </w:tcPr>
           <w:p>
@@ -1303,7 +1634,6 @@
               <w:bottom w:val="single" w:sz="4" w:space="0" w:color="000000"/>
               <w:right w:val="single" w:sz="4" w:space="0" w:color="000000"/>
             </w:tcBorders>
-            <w:shd w:val="clear" w:color="auto" w:fill="auto"/>
             <w:hideMark/>
           </w:tcPr>
           <w:p>
@@ -1339,7 +1669,6 @@
               <w:bottom w:val="single" w:sz="4" w:space="0" w:color="000000"/>
               <w:right w:val="single" w:sz="8" w:space="0" w:color="000000"/>
             </w:tcBorders>
-            <w:shd w:val="clear" w:color="auto" w:fill="auto"/>
             <w:hideMark/>
           </w:tcPr>
           <w:p>
@@ -1380,7 +1709,6 @@
               <w:bottom w:val="single" w:sz="4" w:space="0" w:color="000000"/>
               <w:right w:val="single" w:sz="4" w:space="0" w:color="000000"/>
             </w:tcBorders>
-            <w:shd w:val="clear" w:color="auto" w:fill="auto"/>
             <w:hideMark/>
           </w:tcPr>
           <w:p>
@@ -1412,7 +1740,6 @@
               <w:bottom w:val="single" w:sz="4" w:space="0" w:color="000000"/>
               <w:right w:val="single" w:sz="4" w:space="0" w:color="000000"/>
             </w:tcBorders>
-            <w:shd w:val="clear" w:color="auto" w:fill="auto"/>
             <w:hideMark/>
           </w:tcPr>
           <w:p>
@@ -1444,7 +1771,6 @@
               <w:bottom w:val="single" w:sz="4" w:space="0" w:color="000000"/>
               <w:right w:val="single" w:sz="8" w:space="0" w:color="000000"/>
             </w:tcBorders>
-            <w:shd w:val="clear" w:color="auto" w:fill="auto"/>
             <w:hideMark/>
           </w:tcPr>
           <w:p>
@@ -1481,7 +1807,6 @@
               <w:bottom w:val="single" w:sz="4" w:space="0" w:color="000000"/>
               <w:right w:val="single" w:sz="4" w:space="0" w:color="000000"/>
             </w:tcBorders>
-            <w:shd w:val="clear" w:color="auto" w:fill="auto"/>
             <w:hideMark/>
           </w:tcPr>
           <w:p>
@@ -1513,7 +1838,6 @@
               <w:bottom w:val="single" w:sz="4" w:space="0" w:color="000000"/>
               <w:right w:val="single" w:sz="4" w:space="0" w:color="000000"/>
             </w:tcBorders>
-            <w:shd w:val="clear" w:color="auto" w:fill="auto"/>
             <w:hideMark/>
           </w:tcPr>
           <w:p>
@@ -1545,7 +1869,6 @@
               <w:bottom w:val="single" w:sz="4" w:space="0" w:color="000000"/>
               <w:right w:val="single" w:sz="8" w:space="0" w:color="000000"/>
             </w:tcBorders>
-            <w:shd w:val="clear" w:color="auto" w:fill="auto"/>
             <w:hideMark/>
           </w:tcPr>
           <w:p>
@@ -1582,7 +1905,6 @@
               <w:bottom w:val="single" w:sz="4" w:space="0" w:color="000000"/>
               <w:right w:val="single" w:sz="4" w:space="0" w:color="000000"/>
             </w:tcBorders>
-            <w:shd w:val="clear" w:color="auto" w:fill="auto"/>
             <w:hideMark/>
           </w:tcPr>
           <w:p>
@@ -1601,7 +1923,6 @@
                 <w:sz w:val="22"/>
                 <w:szCs w:val="22"/>
               </w:rPr>
-              <w:lastRenderedPageBreak/>
               <w:t>(BURKHOLDER; GROUT; PALISCA, 2009)</w:t>
             </w:r>
           </w:p>
@@ -1615,7 +1936,6 @@
               <w:bottom w:val="single" w:sz="4" w:space="0" w:color="000000"/>
               <w:right w:val="single" w:sz="4" w:space="0" w:color="000000"/>
             </w:tcBorders>
-            <w:shd w:val="clear" w:color="auto" w:fill="auto"/>
             <w:hideMark/>
           </w:tcPr>
           <w:p>
@@ -1647,7 +1967,6 @@
               <w:bottom w:val="single" w:sz="4" w:space="0" w:color="000000"/>
               <w:right w:val="single" w:sz="8" w:space="0" w:color="000000"/>
             </w:tcBorders>
-            <w:shd w:val="clear" w:color="auto" w:fill="auto"/>
             <w:hideMark/>
           </w:tcPr>
           <w:p>
@@ -1684,7 +2003,6 @@
               <w:bottom w:val="single" w:sz="4" w:space="0" w:color="000000"/>
               <w:right w:val="single" w:sz="4" w:space="0" w:color="000000"/>
             </w:tcBorders>
-            <w:shd w:val="clear" w:color="auto" w:fill="auto"/>
             <w:hideMark/>
           </w:tcPr>
           <w:p>
@@ -1716,7 +2034,6 @@
               <w:bottom w:val="single" w:sz="4" w:space="0" w:color="000000"/>
               <w:right w:val="single" w:sz="4" w:space="0" w:color="000000"/>
             </w:tcBorders>
-            <w:shd w:val="clear" w:color="auto" w:fill="auto"/>
             <w:hideMark/>
           </w:tcPr>
           <w:p>
@@ -1748,7 +2065,6 @@
               <w:bottom w:val="single" w:sz="4" w:space="0" w:color="000000"/>
               <w:right w:val="single" w:sz="8" w:space="0" w:color="000000"/>
             </w:tcBorders>
-            <w:shd w:val="clear" w:color="auto" w:fill="auto"/>
             <w:hideMark/>
           </w:tcPr>
           <w:p>
@@ -1785,7 +2101,6 @@
               <w:bottom w:val="single" w:sz="4" w:space="0" w:color="000000"/>
               <w:right w:val="single" w:sz="4" w:space="0" w:color="000000"/>
             </w:tcBorders>
-            <w:shd w:val="clear" w:color="auto" w:fill="auto"/>
             <w:hideMark/>
           </w:tcPr>
           <w:p>
@@ -1817,7 +2132,6 @@
               <w:bottom w:val="single" w:sz="4" w:space="0" w:color="000000"/>
               <w:right w:val="single" w:sz="4" w:space="0" w:color="000000"/>
             </w:tcBorders>
-            <w:shd w:val="clear" w:color="auto" w:fill="auto"/>
             <w:hideMark/>
           </w:tcPr>
           <w:p>
@@ -1849,7 +2163,6 @@
               <w:bottom w:val="single" w:sz="4" w:space="0" w:color="000000"/>
               <w:right w:val="single" w:sz="8" w:space="0" w:color="000000"/>
             </w:tcBorders>
-            <w:shd w:val="clear" w:color="auto" w:fill="auto"/>
             <w:hideMark/>
           </w:tcPr>
           <w:p>
@@ -1906,7 +2219,6 @@
               <w:bottom w:val="single" w:sz="4" w:space="0" w:color="000000"/>
               <w:right w:val="single" w:sz="4" w:space="0" w:color="000000"/>
             </w:tcBorders>
-            <w:shd w:val="clear" w:color="auto" w:fill="auto"/>
             <w:hideMark/>
           </w:tcPr>
           <w:p>
@@ -1925,6 +2237,7 @@
                 <w:sz w:val="22"/>
                 <w:szCs w:val="22"/>
               </w:rPr>
+              <w:lastRenderedPageBreak/>
               <w:t>(BRAVO FUENTES, 2023)</w:t>
             </w:r>
           </w:p>
@@ -1938,7 +2251,6 @@
               <w:bottom w:val="single" w:sz="4" w:space="0" w:color="000000"/>
               <w:right w:val="single" w:sz="4" w:space="0" w:color="000000"/>
             </w:tcBorders>
-            <w:shd w:val="clear" w:color="auto" w:fill="auto"/>
             <w:hideMark/>
           </w:tcPr>
           <w:p>
@@ -1990,7 +2302,6 @@
               <w:bottom w:val="single" w:sz="4" w:space="0" w:color="000000"/>
               <w:right w:val="single" w:sz="8" w:space="0" w:color="000000"/>
             </w:tcBorders>
-            <w:shd w:val="clear" w:color="auto" w:fill="auto"/>
             <w:hideMark/>
           </w:tcPr>
           <w:p>
@@ -2027,7 +2338,6 @@
               <w:bottom w:val="single" w:sz="4" w:space="0" w:color="000000"/>
               <w:right w:val="single" w:sz="4" w:space="0" w:color="000000"/>
             </w:tcBorders>
-            <w:shd w:val="clear" w:color="auto" w:fill="auto"/>
             <w:hideMark/>
           </w:tcPr>
           <w:p>
@@ -2059,7 +2369,6 @@
               <w:bottom w:val="single" w:sz="4" w:space="0" w:color="000000"/>
               <w:right w:val="single" w:sz="4" w:space="0" w:color="000000"/>
             </w:tcBorders>
-            <w:shd w:val="clear" w:color="auto" w:fill="auto"/>
             <w:hideMark/>
           </w:tcPr>
           <w:p>
@@ -2091,7 +2400,6 @@
               <w:bottom w:val="single" w:sz="4" w:space="0" w:color="000000"/>
               <w:right w:val="single" w:sz="8" w:space="0" w:color="000000"/>
             </w:tcBorders>
-            <w:shd w:val="clear" w:color="auto" w:fill="auto"/>
             <w:hideMark/>
           </w:tcPr>
           <w:p>
@@ -2228,7 +2536,6 @@
               <w:bottom w:val="single" w:sz="4" w:space="0" w:color="000000"/>
               <w:right w:val="single" w:sz="4" w:space="0" w:color="000000"/>
             </w:tcBorders>
-            <w:shd w:val="clear" w:color="auto" w:fill="auto"/>
             <w:hideMark/>
           </w:tcPr>
           <w:p>
@@ -2260,7 +2567,6 @@
               <w:bottom w:val="single" w:sz="4" w:space="0" w:color="000000"/>
               <w:right w:val="single" w:sz="4" w:space="0" w:color="000000"/>
             </w:tcBorders>
-            <w:shd w:val="clear" w:color="auto" w:fill="auto"/>
             <w:hideMark/>
           </w:tcPr>
           <w:p>
@@ -2292,7 +2598,6 @@
               <w:bottom w:val="single" w:sz="4" w:space="0" w:color="000000"/>
               <w:right w:val="single" w:sz="8" w:space="0" w:color="000000"/>
             </w:tcBorders>
-            <w:shd w:val="clear" w:color="auto" w:fill="auto"/>
             <w:hideMark/>
           </w:tcPr>
           <w:p>
@@ -2329,7 +2634,6 @@
               <w:bottom w:val="single" w:sz="4" w:space="0" w:color="000000"/>
               <w:right w:val="single" w:sz="4" w:space="0" w:color="000000"/>
             </w:tcBorders>
-            <w:shd w:val="clear" w:color="auto" w:fill="auto"/>
             <w:hideMark/>
           </w:tcPr>
           <w:p>
@@ -2348,7 +2652,6 @@
                 <w:sz w:val="22"/>
                 <w:szCs w:val="22"/>
               </w:rPr>
-              <w:lastRenderedPageBreak/>
               <w:t>(SANTOS, 2019)</w:t>
             </w:r>
           </w:p>
@@ -2362,7 +2665,6 @@
               <w:bottom w:val="single" w:sz="4" w:space="0" w:color="000000"/>
               <w:right w:val="single" w:sz="4" w:space="0" w:color="000000"/>
             </w:tcBorders>
-            <w:shd w:val="clear" w:color="auto" w:fill="auto"/>
             <w:hideMark/>
           </w:tcPr>
           <w:p>
@@ -2394,7 +2696,6 @@
               <w:bottom w:val="single" w:sz="4" w:space="0" w:color="000000"/>
               <w:right w:val="single" w:sz="8" w:space="0" w:color="000000"/>
             </w:tcBorders>
-            <w:shd w:val="clear" w:color="auto" w:fill="auto"/>
             <w:hideMark/>
           </w:tcPr>
           <w:p>
@@ -2431,7 +2732,6 @@
               <w:bottom w:val="single" w:sz="8" w:space="0" w:color="auto"/>
               <w:right w:val="single" w:sz="4" w:space="0" w:color="000000"/>
             </w:tcBorders>
-            <w:shd w:val="clear" w:color="auto" w:fill="auto"/>
             <w:hideMark/>
           </w:tcPr>
           <w:p>
@@ -2463,7 +2763,6 @@
               <w:bottom w:val="single" w:sz="8" w:space="0" w:color="auto"/>
               <w:right w:val="single" w:sz="4" w:space="0" w:color="000000"/>
             </w:tcBorders>
-            <w:shd w:val="clear" w:color="auto" w:fill="auto"/>
             <w:hideMark/>
           </w:tcPr>
           <w:p>
@@ -2495,7 +2794,6 @@
               <w:bottom w:val="single" w:sz="8" w:space="0" w:color="auto"/>
               <w:right w:val="single" w:sz="8" w:space="0" w:color="000000"/>
             </w:tcBorders>
-            <w:shd w:val="clear" w:color="auto" w:fill="auto"/>
             <w:hideMark/>
           </w:tcPr>
           <w:p>
@@ -2577,6 +2875,7 @@
         <w:jc w:val="both"/>
       </w:pPr>
       <w:r>
+        <w:lastRenderedPageBreak/>
         <w:t>A metodologia adotada para esta pesquisa é de caráter exploratório, com uma abordagem mista que combina métodos qualitativos e quantitativos</w:t>
       </w:r>
       <w:r>
@@ -2660,17 +2959,7 @@
           <w:sz w:val="28"/>
           <w:szCs w:val="28"/>
         </w:rPr>
-        <w:lastRenderedPageBreak/>
-        <w:t xml:space="preserve">5 </w:t>
-      </w:r>
-      <w:r>
-        <w:rPr>
-          <w:rFonts w:ascii="Arial" w:eastAsia="Arial" w:hAnsi="Arial" w:cs="Arial"/>
-          <w:b/>
-          <w:sz w:val="28"/>
-          <w:szCs w:val="28"/>
-        </w:rPr>
-        <w:t xml:space="preserve">- REFERÊNCIAS  </w:t>
+        <w:t xml:space="preserve">5 - REFERÊNCIAS  </w:t>
       </w:r>
     </w:p>
     <w:p>
@@ -3800,6 +4089,155 @@
     </w:lvl>
   </w:abstractNum>
   <w:abstractNum w:abstractNumId="3" w15:restartNumberingAfterBreak="0">
+    <w:nsid w:val="306A7DD6"/>
+    <w:multiLevelType w:val="multilevel"/>
+    <w:tmpl w:val="851E360C"/>
+    <w:lvl w:ilvl="0">
+      <w:start w:val="1"/>
+      <w:numFmt w:val="bullet"/>
+      <w:lvlText w:val=""/>
+      <w:lvlJc w:val="left"/>
+      <w:pPr>
+        <w:tabs>
+          <w:tab w:val="num" w:pos="720"/>
+        </w:tabs>
+        <w:ind w:left="720" w:hanging="360"/>
+      </w:pPr>
+      <w:rPr>
+        <w:rFonts w:ascii="Symbol" w:hAnsi="Symbol" w:hint="default"/>
+        <w:sz w:val="20"/>
+      </w:rPr>
+    </w:lvl>
+    <w:lvl w:ilvl="1" w:tentative="1">
+      <w:start w:val="1"/>
+      <w:numFmt w:val="bullet"/>
+      <w:lvlText w:val="o"/>
+      <w:lvlJc w:val="left"/>
+      <w:pPr>
+        <w:tabs>
+          <w:tab w:val="num" w:pos="1440"/>
+        </w:tabs>
+        <w:ind w:left="1440" w:hanging="360"/>
+      </w:pPr>
+      <w:rPr>
+        <w:rFonts w:ascii="Courier New" w:hAnsi="Courier New" w:hint="default"/>
+        <w:sz w:val="20"/>
+      </w:rPr>
+    </w:lvl>
+    <w:lvl w:ilvl="2" w:tentative="1">
+      <w:start w:val="1"/>
+      <w:numFmt w:val="bullet"/>
+      <w:lvlText w:val=""/>
+      <w:lvlJc w:val="left"/>
+      <w:pPr>
+        <w:tabs>
+          <w:tab w:val="num" w:pos="2160"/>
+        </w:tabs>
+        <w:ind w:left="2160" w:hanging="360"/>
+      </w:pPr>
+      <w:rPr>
+        <w:rFonts w:ascii="Wingdings" w:hAnsi="Wingdings" w:hint="default"/>
+        <w:sz w:val="20"/>
+      </w:rPr>
+    </w:lvl>
+    <w:lvl w:ilvl="3" w:tentative="1">
+      <w:start w:val="1"/>
+      <w:numFmt w:val="bullet"/>
+      <w:lvlText w:val=""/>
+      <w:lvlJc w:val="left"/>
+      <w:pPr>
+        <w:tabs>
+          <w:tab w:val="num" w:pos="2880"/>
+        </w:tabs>
+        <w:ind w:left="2880" w:hanging="360"/>
+      </w:pPr>
+      <w:rPr>
+        <w:rFonts w:ascii="Wingdings" w:hAnsi="Wingdings" w:hint="default"/>
+        <w:sz w:val="20"/>
+      </w:rPr>
+    </w:lvl>
+    <w:lvl w:ilvl="4" w:tentative="1">
+      <w:start w:val="1"/>
+      <w:numFmt w:val="bullet"/>
+      <w:lvlText w:val=""/>
+      <w:lvlJc w:val="left"/>
+      <w:pPr>
+        <w:tabs>
+          <w:tab w:val="num" w:pos="3600"/>
+        </w:tabs>
+        <w:ind w:left="3600" w:hanging="360"/>
+      </w:pPr>
+      <w:rPr>
+        <w:rFonts w:ascii="Wingdings" w:hAnsi="Wingdings" w:hint="default"/>
+        <w:sz w:val="20"/>
+      </w:rPr>
+    </w:lvl>
+    <w:lvl w:ilvl="5" w:tentative="1">
+      <w:start w:val="1"/>
+      <w:numFmt w:val="bullet"/>
+      <w:lvlText w:val=""/>
+      <w:lvlJc w:val="left"/>
+      <w:pPr>
+        <w:tabs>
+          <w:tab w:val="num" w:pos="4320"/>
+        </w:tabs>
+        <w:ind w:left="4320" w:hanging="360"/>
+      </w:pPr>
+      <w:rPr>
+        <w:rFonts w:ascii="Wingdings" w:hAnsi="Wingdings" w:hint="default"/>
+        <w:sz w:val="20"/>
+      </w:rPr>
+    </w:lvl>
+    <w:lvl w:ilvl="6" w:tentative="1">
+      <w:start w:val="1"/>
+      <w:numFmt w:val="bullet"/>
+      <w:lvlText w:val=""/>
+      <w:lvlJc w:val="left"/>
+      <w:pPr>
+        <w:tabs>
+          <w:tab w:val="num" w:pos="5040"/>
+        </w:tabs>
+        <w:ind w:left="5040" w:hanging="360"/>
+      </w:pPr>
+      <w:rPr>
+        <w:rFonts w:ascii="Wingdings" w:hAnsi="Wingdings" w:hint="default"/>
+        <w:sz w:val="20"/>
+      </w:rPr>
+    </w:lvl>
+    <w:lvl w:ilvl="7" w:tentative="1">
+      <w:start w:val="1"/>
+      <w:numFmt w:val="bullet"/>
+      <w:lvlText w:val=""/>
+      <w:lvlJc w:val="left"/>
+      <w:pPr>
+        <w:tabs>
+          <w:tab w:val="num" w:pos="5760"/>
+        </w:tabs>
+        <w:ind w:left="5760" w:hanging="360"/>
+      </w:pPr>
+      <w:rPr>
+        <w:rFonts w:ascii="Wingdings" w:hAnsi="Wingdings" w:hint="default"/>
+        <w:sz w:val="20"/>
+      </w:rPr>
+    </w:lvl>
+    <w:lvl w:ilvl="8" w:tentative="1">
+      <w:start w:val="1"/>
+      <w:numFmt w:val="bullet"/>
+      <w:lvlText w:val=""/>
+      <w:lvlJc w:val="left"/>
+      <w:pPr>
+        <w:tabs>
+          <w:tab w:val="num" w:pos="6480"/>
+        </w:tabs>
+        <w:ind w:left="6480" w:hanging="360"/>
+      </w:pPr>
+      <w:rPr>
+        <w:rFonts w:ascii="Wingdings" w:hAnsi="Wingdings" w:hint="default"/>
+        <w:sz w:val="20"/>
+      </w:rPr>
+    </w:lvl>
+  </w:abstractNum>
+  <w:abstractNum w:abstractNumId="4" w15:restartNumberingAfterBreak="0">
     <w:nsid w:val="3DCD1D5E"/>
     <w:multiLevelType w:val="multilevel"/>
     <w:tmpl w:val="C9F8D9BC"/>
@@ -3921,7 +4359,7 @@
       </w:rPr>
     </w:lvl>
   </w:abstractNum>
-  <w:abstractNum w:abstractNumId="4" w15:restartNumberingAfterBreak="0">
+  <w:abstractNum w:abstractNumId="5" w15:restartNumberingAfterBreak="0">
     <w:nsid w:val="48163CC9"/>
     <w:multiLevelType w:val="multilevel"/>
     <w:tmpl w:val="4A4A5054"/>
@@ -4034,7 +4472,7 @@
       </w:rPr>
     </w:lvl>
   </w:abstractNum>
-  <w:abstractNum w:abstractNumId="5" w15:restartNumberingAfterBreak="0">
+  <w:abstractNum w:abstractNumId="6" w15:restartNumberingAfterBreak="0">
     <w:nsid w:val="55F154FF"/>
     <w:multiLevelType w:val="multilevel"/>
     <w:tmpl w:val="F0A2FD32"/>
@@ -4156,7 +4594,7 @@
       </w:rPr>
     </w:lvl>
   </w:abstractNum>
-  <w:abstractNum w:abstractNumId="6" w15:restartNumberingAfterBreak="0">
+  <w:abstractNum w:abstractNumId="7" w15:restartNumberingAfterBreak="0">
     <w:nsid w:val="56717210"/>
     <w:multiLevelType w:val="multilevel"/>
     <w:tmpl w:val="1EC4C46A"/>
@@ -4246,7 +4684,7 @@
       </w:pPr>
     </w:lvl>
   </w:abstractNum>
-  <w:abstractNum w:abstractNumId="7" w15:restartNumberingAfterBreak="0">
+  <w:abstractNum w:abstractNumId="8" w15:restartNumberingAfterBreak="0">
     <w:nsid w:val="6658784E"/>
     <w:multiLevelType w:val="multilevel"/>
     <w:tmpl w:val="542A6052"/>
@@ -4368,7 +4806,7 @@
       </w:rPr>
     </w:lvl>
   </w:abstractNum>
-  <w:abstractNum w:abstractNumId="8" w15:restartNumberingAfterBreak="0">
+  <w:abstractNum w:abstractNumId="9" w15:restartNumberingAfterBreak="0">
     <w:nsid w:val="78C328B4"/>
     <w:multiLevelType w:val="hybridMultilevel"/>
     <w:tmpl w:val="629C8768"/>
@@ -4482,13 +4920,13 @@
     </w:lvl>
   </w:abstractNum>
   <w:num w:numId="1" w16cid:durableId="1974288719">
-    <w:abstractNumId w:val="4"/>
+    <w:abstractNumId w:val="5"/>
   </w:num>
   <w:num w:numId="2" w16cid:durableId="509101378">
-    <w:abstractNumId w:val="6"/>
+    <w:abstractNumId w:val="7"/>
   </w:num>
   <w:num w:numId="3" w16cid:durableId="1053500717">
-    <w:abstractNumId w:val="5"/>
+    <w:abstractNumId w:val="6"/>
   </w:num>
   <w:num w:numId="4" w16cid:durableId="520511790">
     <w:abstractNumId w:val="0"/>
@@ -4497,16 +4935,19 @@
     <w:abstractNumId w:val="2"/>
   </w:num>
   <w:num w:numId="6" w16cid:durableId="1016687512">
-    <w:abstractNumId w:val="3"/>
+    <w:abstractNumId w:val="4"/>
   </w:num>
   <w:num w:numId="7" w16cid:durableId="1803814535">
-    <w:abstractNumId w:val="7"/>
+    <w:abstractNumId w:val="8"/>
   </w:num>
   <w:num w:numId="8" w16cid:durableId="1136990806">
-    <w:abstractNumId w:val="8"/>
+    <w:abstractNumId w:val="9"/>
   </w:num>
   <w:num w:numId="9" w16cid:durableId="329648185">
     <w:abstractNumId w:val="1"/>
+  </w:num>
+  <w:num w:numId="10" w16cid:durableId="1668240906">
+    <w:abstractNumId w:val="3"/>
   </w:num>
 </w:numbering>
 </file>
@@ -5113,6 +5554,17 @@
       <w14:ligatures w14:val="standardContextual"/>
     </w:rPr>
   </w:style>
+  <w:style w:type="paragraph" w:styleId="NormalWeb">
+    <w:name w:val="Normal (Web)"/>
+    <w:basedOn w:val="Normal"/>
+    <w:uiPriority w:val="99"/>
+    <w:semiHidden/>
+    <w:unhideWhenUsed/>
+    <w:rsid w:val="00DA0FE9"/>
+    <w:pPr>
+      <w:spacing w:before="100" w:beforeAutospacing="1" w:after="100" w:afterAutospacing="1"/>
+    </w:pPr>
+  </w:style>
 </w:styles>
 </file>
 

--- a/docs/doc_tcc1.docx
+++ b/docs/doc_tcc1.docx
@@ -205,6 +205,38 @@
     </w:p>
     <w:p>
       <w:pPr>
+        <w:jc w:val="center"/>
+        <w:rPr>
+          <w:rFonts w:ascii="Arial" w:eastAsia="Arial" w:hAnsi="Arial" w:cs="Arial"/>
+        </w:rPr>
+      </w:pPr>
+      <w:r>
+        <w:rPr>
+          <w:rFonts w:ascii="Arial" w:eastAsia="Arial" w:hAnsi="Arial" w:cs="Arial"/>
+          <w:b/>
+          <w:color w:val="000000"/>
+          <w:sz w:val="28"/>
+          <w:szCs w:val="28"/>
+        </w:rPr>
+        <w:t>Auditoria de Sistemas de Inteligência Artificial em Plataformas de Streaming: Um Estudo Experimental sobre Vieses e Recomendação Musical no Spotify</w:t>
+      </w:r>
+    </w:p>
+    <w:p>
+      <w:pPr>
+        <w:rPr>
+          <w:rFonts w:ascii="Arial" w:eastAsia="Arial" w:hAnsi="Arial" w:cs="Arial"/>
+        </w:rPr>
+      </w:pPr>
+    </w:p>
+    <w:p>
+      <w:pPr>
+        <w:rPr>
+          <w:rFonts w:ascii="Arial" w:eastAsia="Arial" w:hAnsi="Arial" w:cs="Arial"/>
+        </w:rPr>
+      </w:pPr>
+    </w:p>
+    <w:p>
+      <w:pPr>
         <w:pBdr>
           <w:top w:val="nil"/>
           <w:left w:val="nil"/>
@@ -216,27 +248,9 @@
           <w:tab w:val="center" w:pos="4419"/>
           <w:tab w:val="right" w:pos="8838"/>
         </w:tabs>
-        <w:jc w:val="center"/>
         <w:rPr>
           <w:rFonts w:ascii="Arial" w:eastAsia="Arial" w:hAnsi="Arial" w:cs="Arial"/>
           <w:color w:val="000000"/>
-        </w:rPr>
-      </w:pPr>
-      <w:r>
-        <w:rPr>
-          <w:rFonts w:ascii="Arial" w:eastAsia="Arial" w:hAnsi="Arial" w:cs="Arial"/>
-          <w:b/>
-          <w:color w:val="000000"/>
-          <w:sz w:val="28"/>
-          <w:szCs w:val="28"/>
-        </w:rPr>
-        <w:t>Auditoria Algorítmica de Sistemas de Recomendação Musical: Um Estudo Baseado em Personas Sintéticas no Spotify.</w:t>
-      </w:r>
-    </w:p>
-    <w:p>
-      <w:pPr>
-        <w:rPr>
-          <w:rFonts w:ascii="Arial" w:eastAsia="Arial" w:hAnsi="Arial" w:cs="Arial"/>
         </w:rPr>
       </w:pPr>
     </w:p>
@@ -275,6 +289,213 @@
     </w:p>
     <w:p>
       <w:pPr>
+        <w:keepNext/>
+        <w:pBdr>
+          <w:top w:val="nil"/>
+          <w:left w:val="nil"/>
+          <w:bottom w:val="nil"/>
+          <w:right w:val="nil"/>
+          <w:between w:val="nil"/>
+        </w:pBdr>
+        <w:jc w:val="center"/>
+        <w:rPr>
+          <w:rFonts w:ascii="Arial" w:eastAsia="Arial" w:hAnsi="Arial" w:cs="Arial"/>
+          <w:color w:val="000000"/>
+        </w:rPr>
+      </w:pPr>
+    </w:p>
+    <w:p>
+      <w:pPr>
+        <w:keepNext/>
+        <w:pBdr>
+          <w:top w:val="nil"/>
+          <w:left w:val="nil"/>
+          <w:bottom w:val="nil"/>
+          <w:right w:val="nil"/>
+          <w:between w:val="nil"/>
+        </w:pBdr>
+        <w:jc w:val="center"/>
+        <w:rPr>
+          <w:rFonts w:ascii="Arial" w:eastAsia="Arial" w:hAnsi="Arial" w:cs="Arial"/>
+          <w:color w:val="000000"/>
+        </w:rPr>
+      </w:pPr>
+    </w:p>
+    <w:p>
+      <w:pPr>
+        <w:rPr>
+          <w:rFonts w:ascii="Arial" w:eastAsia="Arial" w:hAnsi="Arial" w:cs="Arial"/>
+        </w:rPr>
+      </w:pPr>
+    </w:p>
+    <w:p>
+      <w:pPr>
+        <w:rPr>
+          <w:rFonts w:ascii="Arial" w:eastAsia="Arial" w:hAnsi="Arial" w:cs="Arial"/>
+        </w:rPr>
+      </w:pPr>
+    </w:p>
+    <w:p>
+      <w:pPr>
+        <w:rPr>
+          <w:rFonts w:ascii="Arial" w:eastAsia="Arial" w:hAnsi="Arial" w:cs="Arial"/>
+        </w:rPr>
+      </w:pPr>
+      <w:r>
+        <w:rPr>
+          <w:rFonts w:ascii="Arial" w:eastAsia="Arial" w:hAnsi="Arial" w:cs="Arial"/>
+        </w:rPr>
+        <w:tab/>
+      </w:r>
+      <w:r>
+        <w:rPr>
+          <w:rFonts w:ascii="Arial" w:eastAsia="Arial" w:hAnsi="Arial" w:cs="Arial"/>
+        </w:rPr>
+        <w:tab/>
+      </w:r>
+      <w:r>
+        <w:rPr>
+          <w:rFonts w:ascii="Arial" w:eastAsia="Arial" w:hAnsi="Arial" w:cs="Arial"/>
+        </w:rPr>
+        <w:tab/>
+      </w:r>
+      <w:r>
+        <w:rPr>
+          <w:rFonts w:ascii="Arial" w:eastAsia="Arial" w:hAnsi="Arial" w:cs="Arial"/>
+        </w:rPr>
+        <w:tab/>
+      </w:r>
+      <w:r>
+        <w:rPr>
+          <w:rFonts w:ascii="Arial" w:eastAsia="Arial" w:hAnsi="Arial" w:cs="Arial"/>
+        </w:rPr>
+        <w:tab/>
+      </w:r>
+      <w:r>
+        <w:rPr>
+          <w:rFonts w:ascii="Arial" w:eastAsia="Arial" w:hAnsi="Arial" w:cs="Arial"/>
+        </w:rPr>
+        <w:t>MARCOS RODRIGUES DE OLIVEIRA JÚNIOR</w:t>
+      </w:r>
+      <w:r>
+        <w:rPr>
+          <w:rFonts w:ascii="Arial" w:eastAsia="Arial" w:hAnsi="Arial" w:cs="Arial"/>
+        </w:rPr>
+        <w:t xml:space="preserve"> </w:t>
+      </w:r>
+    </w:p>
+    <w:p>
+      <w:pPr>
+        <w:rPr>
+          <w:rFonts w:ascii="Arial" w:eastAsia="Arial" w:hAnsi="Arial" w:cs="Arial"/>
+        </w:rPr>
+      </w:pPr>
+    </w:p>
+    <w:p>
+      <w:pPr>
+        <w:keepNext/>
+        <w:pBdr>
+          <w:top w:val="nil"/>
+          <w:left w:val="nil"/>
+          <w:bottom w:val="nil"/>
+          <w:right w:val="nil"/>
+          <w:between w:val="nil"/>
+        </w:pBdr>
+        <w:jc w:val="center"/>
+        <w:rPr>
+          <w:rFonts w:ascii="Arial" w:eastAsia="Arial" w:hAnsi="Arial" w:cs="Arial"/>
+          <w:color w:val="000000"/>
+        </w:rPr>
+      </w:pPr>
+    </w:p>
+    <w:p>
+      <w:pPr>
+        <w:keepNext/>
+        <w:pBdr>
+          <w:top w:val="nil"/>
+          <w:left w:val="nil"/>
+          <w:bottom w:val="nil"/>
+          <w:right w:val="nil"/>
+          <w:between w:val="nil"/>
+        </w:pBdr>
+        <w:jc w:val="center"/>
+        <w:rPr>
+          <w:rFonts w:ascii="Arial" w:eastAsia="Arial" w:hAnsi="Arial" w:cs="Arial"/>
+          <w:color w:val="000000"/>
+        </w:rPr>
+      </w:pPr>
+      <w:r>
+        <w:rPr>
+          <w:rFonts w:ascii="Arial" w:eastAsia="Arial" w:hAnsi="Arial" w:cs="Arial"/>
+          <w:color w:val="000000"/>
+        </w:rPr>
+        <w:t>UBERLÃNDIA</w:t>
+      </w:r>
+    </w:p>
+    <w:p>
+      <w:pPr>
+        <w:keepNext/>
+        <w:pBdr>
+          <w:top w:val="nil"/>
+          <w:left w:val="nil"/>
+          <w:bottom w:val="nil"/>
+          <w:right w:val="nil"/>
+          <w:between w:val="nil"/>
+        </w:pBdr>
+        <w:jc w:val="center"/>
+        <w:rPr>
+          <w:rFonts w:ascii="Arial" w:eastAsia="Arial" w:hAnsi="Arial" w:cs="Arial"/>
+          <w:color w:val="000000"/>
+        </w:rPr>
+      </w:pPr>
+      <w:r>
+        <w:rPr>
+          <w:rFonts w:ascii="Arial" w:eastAsia="Arial" w:hAnsi="Arial" w:cs="Arial"/>
+          <w:color w:val="000000"/>
+        </w:rPr>
+        <w:t xml:space="preserve">MAIO /2025 </w:t>
+      </w:r>
+    </w:p>
+    <w:p>
+      <w:pPr>
+        <w:keepNext/>
+        <w:pBdr>
+          <w:top w:val="nil"/>
+          <w:left w:val="nil"/>
+          <w:bottom w:val="nil"/>
+          <w:right w:val="nil"/>
+          <w:between w:val="nil"/>
+        </w:pBdr>
+        <w:jc w:val="center"/>
+        <w:rPr>
+          <w:rFonts w:ascii="Arial" w:eastAsia="Arial" w:hAnsi="Arial" w:cs="Arial"/>
+          <w:color w:val="000000"/>
+        </w:rPr>
+      </w:pPr>
+    </w:p>
+    <w:p>
+      <w:pPr>
+        <w:rPr>
+          <w:rFonts w:ascii="Arial" w:eastAsia="Arial" w:hAnsi="Arial" w:cs="Arial"/>
+        </w:rPr>
+      </w:pPr>
+    </w:p>
+    <w:p>
+      <w:pPr>
+        <w:rPr>
+          <w:rFonts w:ascii="Arial" w:eastAsia="Arial" w:hAnsi="Arial" w:cs="Arial"/>
+        </w:rPr>
+      </w:pPr>
+    </w:p>
+    <w:p>
+      <w:pPr>
+        <w:rPr>
+          <w:rFonts w:ascii="Arial" w:eastAsia="Arial" w:hAnsi="Arial" w:cs="Arial"/>
+        </w:rPr>
+      </w:pPr>
+    </w:p>
+    <w:p>
+      <w:pPr>
         <w:rPr>
           <w:rFonts w:ascii="Arial" w:eastAsia="Arial" w:hAnsi="Arial" w:cs="Arial"/>
         </w:rPr>
@@ -308,187 +529,15 @@
     </w:p>
     <w:p>
       <w:pPr>
-        <w:keepNext/>
-        <w:pBdr>
-          <w:top w:val="nil"/>
-          <w:left w:val="nil"/>
-          <w:bottom w:val="nil"/>
-          <w:right w:val="nil"/>
-          <w:between w:val="nil"/>
-        </w:pBdr>
-        <w:jc w:val="center"/>
-        <w:rPr>
-          <w:rFonts w:ascii="Arial" w:eastAsia="Arial" w:hAnsi="Arial" w:cs="Arial"/>
-          <w:color w:val="000000"/>
-        </w:rPr>
-      </w:pPr>
-    </w:p>
-    <w:p>
-      <w:pPr>
-        <w:keepNext/>
-        <w:pBdr>
-          <w:top w:val="nil"/>
-          <w:left w:val="nil"/>
-          <w:bottom w:val="nil"/>
-          <w:right w:val="nil"/>
-          <w:between w:val="nil"/>
-        </w:pBdr>
-        <w:jc w:val="center"/>
-        <w:rPr>
-          <w:rFonts w:ascii="Arial" w:eastAsia="Arial" w:hAnsi="Arial" w:cs="Arial"/>
-          <w:color w:val="000000"/>
-        </w:rPr>
-      </w:pPr>
-    </w:p>
-    <w:p>
-      <w:pPr>
-        <w:rPr>
-          <w:rFonts w:ascii="Arial" w:eastAsia="Arial" w:hAnsi="Arial" w:cs="Arial"/>
-        </w:rPr>
-      </w:pPr>
-    </w:p>
-    <w:p>
-      <w:pPr>
-        <w:rPr>
-          <w:rFonts w:ascii="Arial" w:eastAsia="Arial" w:hAnsi="Arial" w:cs="Arial"/>
-        </w:rPr>
-      </w:pPr>
-    </w:p>
-    <w:p>
-      <w:pPr>
-        <w:rPr>
-          <w:rFonts w:ascii="Arial" w:eastAsia="Arial" w:hAnsi="Arial" w:cs="Arial"/>
-        </w:rPr>
-      </w:pPr>
-      <w:r>
-        <w:rPr>
-          <w:rFonts w:ascii="Arial" w:eastAsia="Arial" w:hAnsi="Arial" w:cs="Arial"/>
-        </w:rPr>
-        <w:tab/>
-      </w:r>
-      <w:r>
-        <w:rPr>
-          <w:rFonts w:ascii="Arial" w:eastAsia="Arial" w:hAnsi="Arial" w:cs="Arial"/>
-        </w:rPr>
-        <w:tab/>
-      </w:r>
-      <w:r>
-        <w:rPr>
-          <w:rFonts w:ascii="Arial" w:eastAsia="Arial" w:hAnsi="Arial" w:cs="Arial"/>
-        </w:rPr>
-        <w:tab/>
-      </w:r>
-      <w:r>
-        <w:rPr>
-          <w:rFonts w:ascii="Arial" w:eastAsia="Arial" w:hAnsi="Arial" w:cs="Arial"/>
-        </w:rPr>
-        <w:tab/>
-      </w:r>
-      <w:r>
-        <w:rPr>
-          <w:rFonts w:ascii="Arial" w:eastAsia="Arial" w:hAnsi="Arial" w:cs="Arial"/>
-        </w:rPr>
-        <w:tab/>
-      </w:r>
-      <w:r>
-        <w:rPr>
-          <w:rFonts w:ascii="Arial" w:eastAsia="Arial" w:hAnsi="Arial" w:cs="Arial"/>
-        </w:rPr>
-        <w:t>MARCOS RODRIGUES DE OLIVEIRA JÚNIOR</w:t>
-      </w:r>
-      <w:r>
-        <w:rPr>
-          <w:rFonts w:ascii="Arial" w:eastAsia="Arial" w:hAnsi="Arial" w:cs="Arial"/>
-        </w:rPr>
-        <w:t xml:space="preserve"> </w:t>
-      </w:r>
-    </w:p>
-    <w:p>
-      <w:pPr>
-        <w:rPr>
-          <w:rFonts w:ascii="Arial" w:eastAsia="Arial" w:hAnsi="Arial" w:cs="Arial"/>
-        </w:rPr>
-      </w:pPr>
-    </w:p>
-    <w:p>
-      <w:pPr>
-        <w:keepNext/>
-        <w:pBdr>
-          <w:top w:val="nil"/>
-          <w:left w:val="nil"/>
-          <w:bottom w:val="nil"/>
-          <w:right w:val="nil"/>
-          <w:between w:val="nil"/>
-        </w:pBdr>
-        <w:jc w:val="center"/>
-        <w:rPr>
-          <w:rFonts w:ascii="Arial" w:eastAsia="Arial" w:hAnsi="Arial" w:cs="Arial"/>
-          <w:color w:val="000000"/>
-        </w:rPr>
-      </w:pPr>
-    </w:p>
-    <w:p>
-      <w:pPr>
-        <w:keepNext/>
-        <w:pBdr>
-          <w:top w:val="nil"/>
-          <w:left w:val="nil"/>
-          <w:bottom w:val="nil"/>
-          <w:right w:val="nil"/>
-          <w:between w:val="nil"/>
-        </w:pBdr>
-        <w:jc w:val="center"/>
-        <w:rPr>
-          <w:rFonts w:ascii="Arial" w:eastAsia="Arial" w:hAnsi="Arial" w:cs="Arial"/>
-          <w:color w:val="000000"/>
-        </w:rPr>
-      </w:pPr>
-      <w:r>
-        <w:rPr>
-          <w:rFonts w:ascii="Arial" w:eastAsia="Arial" w:hAnsi="Arial" w:cs="Arial"/>
-          <w:color w:val="000000"/>
-        </w:rPr>
-        <w:t>UBERLÃNDIA</w:t>
-      </w:r>
-    </w:p>
-    <w:p>
-      <w:pPr>
-        <w:keepNext/>
-        <w:pBdr>
-          <w:top w:val="nil"/>
-          <w:left w:val="nil"/>
-          <w:bottom w:val="nil"/>
-          <w:right w:val="nil"/>
-          <w:between w:val="nil"/>
-        </w:pBdr>
-        <w:jc w:val="center"/>
-        <w:rPr>
-          <w:rFonts w:ascii="Arial" w:eastAsia="Arial" w:hAnsi="Arial" w:cs="Arial"/>
-          <w:color w:val="000000"/>
-        </w:rPr>
-      </w:pPr>
-      <w:r>
-        <w:rPr>
-          <w:rFonts w:ascii="Arial" w:eastAsia="Arial" w:hAnsi="Arial" w:cs="Arial"/>
-          <w:color w:val="000000"/>
-        </w:rPr>
-        <w:t xml:space="preserve">MAIO /2025 </w:t>
-      </w:r>
-    </w:p>
-    <w:p>
-      <w:pPr>
-        <w:keepNext/>
-        <w:pBdr>
-          <w:top w:val="nil"/>
-          <w:left w:val="nil"/>
-          <w:bottom w:val="nil"/>
-          <w:right w:val="nil"/>
-          <w:between w:val="nil"/>
-        </w:pBdr>
-        <w:jc w:val="center"/>
-        <w:rPr>
-          <w:rFonts w:ascii="Arial" w:eastAsia="Arial" w:hAnsi="Arial" w:cs="Arial"/>
-          <w:color w:val="000000"/>
+        <w:rPr>
+          <w:rFonts w:ascii="Arial" w:eastAsia="Arial" w:hAnsi="Arial" w:cs="Arial"/>
+        </w:rPr>
+      </w:pPr>
+    </w:p>
+    <w:p>
+      <w:pPr>
+        <w:rPr>
+          <w:rFonts w:ascii="Arial" w:eastAsia="Arial" w:hAnsi="Arial" w:cs="Arial"/>
         </w:rPr>
       </w:pPr>
     </w:p>
@@ -548,74 +597,6 @@
     </w:p>
     <w:p>
       <w:pPr>
-        <w:rPr>
-          <w:rFonts w:ascii="Arial" w:eastAsia="Arial" w:hAnsi="Arial" w:cs="Arial"/>
-        </w:rPr>
-      </w:pPr>
-    </w:p>
-    <w:p>
-      <w:pPr>
-        <w:rPr>
-          <w:rFonts w:ascii="Arial" w:eastAsia="Arial" w:hAnsi="Arial" w:cs="Arial"/>
-        </w:rPr>
-      </w:pPr>
-    </w:p>
-    <w:p>
-      <w:pPr>
-        <w:rPr>
-          <w:rFonts w:ascii="Arial" w:eastAsia="Arial" w:hAnsi="Arial" w:cs="Arial"/>
-        </w:rPr>
-      </w:pPr>
-    </w:p>
-    <w:p>
-      <w:pPr>
-        <w:rPr>
-          <w:rFonts w:ascii="Arial" w:eastAsia="Arial" w:hAnsi="Arial" w:cs="Arial"/>
-        </w:rPr>
-      </w:pPr>
-    </w:p>
-    <w:p>
-      <w:pPr>
-        <w:rPr>
-          <w:rFonts w:ascii="Arial" w:eastAsia="Arial" w:hAnsi="Arial" w:cs="Arial"/>
-        </w:rPr>
-      </w:pPr>
-    </w:p>
-    <w:p>
-      <w:pPr>
-        <w:rPr>
-          <w:rFonts w:ascii="Arial" w:eastAsia="Arial" w:hAnsi="Arial" w:cs="Arial"/>
-        </w:rPr>
-      </w:pPr>
-    </w:p>
-    <w:p>
-      <w:pPr>
-        <w:rPr>
-          <w:rFonts w:ascii="Arial" w:eastAsia="Arial" w:hAnsi="Arial" w:cs="Arial"/>
-        </w:rPr>
-      </w:pPr>
-    </w:p>
-    <w:p>
-      <w:pPr>
-        <w:pBdr>
-          <w:top w:val="nil"/>
-          <w:left w:val="nil"/>
-          <w:bottom w:val="nil"/>
-          <w:right w:val="nil"/>
-          <w:between w:val="nil"/>
-        </w:pBdr>
-        <w:tabs>
-          <w:tab w:val="center" w:pos="4419"/>
-          <w:tab w:val="right" w:pos="8838"/>
-        </w:tabs>
-        <w:rPr>
-          <w:rFonts w:ascii="Arial" w:eastAsia="Arial" w:hAnsi="Arial" w:cs="Arial"/>
-          <w:color w:val="000000"/>
-        </w:rPr>
-      </w:pPr>
-    </w:p>
-    <w:p>
-      <w:pPr>
         <w:jc w:val="center"/>
         <w:rPr>
           <w:rFonts w:ascii="Arial" w:eastAsia="Arial" w:hAnsi="Arial" w:cs="Arial"/>
@@ -874,6 +855,217 @@
           <w:szCs w:val="28"/>
         </w:rPr>
         <w:t xml:space="preserve">INTRODUÇÃO               </w:t>
+      </w:r>
+    </w:p>
+    <w:p>
+      <w:pPr>
+        <w:spacing w:line="360" w:lineRule="auto"/>
+        <w:ind w:firstLine="720"/>
+        <w:jc w:val="both"/>
+      </w:pPr>
+      <w:r>
+        <w:t>Conforme observa Ross (2007, p. 15), a música adapta-se continuamente às tecnologias de cada época, acompanhando o desenvolvimento da humanidade e refletindo transformações culturais, sociais e tecnológicas. Desde os primeiros instrumentos rudimentares até as complexas produções contemporâneas, cada período histórico introduziu novas formas de criação, registro e expressão artística. Na contemporaneidade, a convergência entre a era digital e os avanços da inteligência computacional reformulou de maneira significativa não apenas os processos de produção musical, mas, sobretudo, os modos de mediação, distribuição e consumo da música.</w:t>
+      </w:r>
+    </w:p>
+    <w:p>
+      <w:pPr>
+        <w:spacing w:line="360" w:lineRule="auto"/>
+        <w:ind w:firstLine="720"/>
+        <w:jc w:val="both"/>
+      </w:pPr>
+      <w:r>
+        <w:t>O ambiente digital possibilitou a consolidação de mecanismos de curadoria automatizada que hoje atuam como os principais filtros entre a obra musical e o ouvinte. Nesse cenário, observa-se a substituição progressiva da curadoria humana por sistemas complexos de Inteligência Artificial, fundamentados em técnicas como Filtragem Colaborativa, Processamento de Linguagem Natural (NLP) e Redes Neurais. Essas arquiteturas permitem processar grandes volumes de dados, viabilizando a personalização de experiências sonoras em larga escala.</w:t>
+      </w:r>
+    </w:p>
+    <w:p>
+      <w:pPr>
+        <w:spacing w:line="360" w:lineRule="auto"/>
+        <w:ind w:firstLine="720"/>
+        <w:jc w:val="both"/>
+      </w:pPr>
+      <w:r>
+        <w:t>Sob a ótica da Gestão da Informação, essa transição caracteriza a ascensão da governança algorítmica. Plataformas como o Spotify deixaram de ser meros repositórios de arquivos para atuar como gestoras ativas de fluxos informacionais, moldando a chamada “arquitetura da escolha” de milhões de usuários. Esses sistemas operam como caixas-pretas (black boxes), cujos critérios de seleção permanecem proprietários e opacos, gerando assimetria informacional e limitando a compreensão do usuário sobre os processos que influenciam sua percepção cultural. O uso de Aprendizado Profundo (</w:t>
+      </w:r>
+      <w:proofErr w:type="spellStart"/>
+      <w:r>
+        <w:t>Deep</w:t>
+      </w:r>
+      <w:proofErr w:type="spellEnd"/>
+      <w:r>
+        <w:t xml:space="preserve"> Learning) permite que tais sistemas aprendam continuamente com o comportamento do usuário, tornando a auditoria algorítmica essencial para compreender se essas decisões favorecem a diversidade ou a formação de bolhas de filtro.</w:t>
+      </w:r>
+    </w:p>
+    <w:p>
+      <w:pPr>
+        <w:spacing w:line="360" w:lineRule="auto"/>
+        <w:ind w:firstLine="720"/>
+        <w:jc w:val="both"/>
+      </w:pPr>
+      <w:r>
+        <w:t>A evolução dessas plataformas também impactou a economia do setor musical, consolidando modelos de negócios associados à chamada Economia da Atenção. Nesse modelo, o sucesso da plataforma depende da maximização da retenção do usuário, o que frequentemente leva os algoritmos a priorizarem conteúdos de baixo risco e alta aceitação estatística. Esse processo gera um ciclo de retroalimentação no qual o conteúdo popular tende a ganhar maior visibilidade, enquanto produções novas, experimentais ou de nicho permanecem marginalizadas.</w:t>
+      </w:r>
+    </w:p>
+    <w:p>
+      <w:pPr>
+        <w:spacing w:line="360" w:lineRule="auto"/>
+        <w:ind w:firstLine="720"/>
+        <w:jc w:val="both"/>
+      </w:pPr>
+      <w:r>
+        <w:lastRenderedPageBreak/>
+        <w:t>Diante desse cenário, emerge a motivação central desta pesquisa: investigar como os sistemas de recomendação influenciam a diversidade cultural. Ao priorizar padrões estatisticamente mais consumíveis, tais algoritmos podem induzir à homogeneização do gosto musical e ao fortalecimento de bolhas de filtro (</w:t>
+      </w:r>
+      <w:proofErr w:type="spellStart"/>
+      <w:r>
+        <w:t>filter</w:t>
+      </w:r>
+      <w:proofErr w:type="spellEnd"/>
+      <w:r>
+        <w:t xml:space="preserve"> </w:t>
+      </w:r>
+      <w:proofErr w:type="spellStart"/>
+      <w:r>
+        <w:t>bubbles</w:t>
+      </w:r>
+      <w:proofErr w:type="spellEnd"/>
+      <w:r>
+        <w:t>), restringindo a descoberta de nichos e o acesso a artistas independentes. O risco de alienação do gosto musical mediado por vieses algorítmicos configura-se, assim, como um objeto crítico de análise da cultura digital contemporânea.</w:t>
+      </w:r>
+    </w:p>
+    <w:p>
+      <w:pPr>
+        <w:spacing w:line="360" w:lineRule="auto"/>
+        <w:ind w:firstLine="720"/>
+        <w:jc w:val="both"/>
+      </w:pPr>
+      <w:r>
+        <w:t xml:space="preserve">Nesse contexto, torna-se fundamental a realização de Auditorias Algorítmicas, que investigam </w:t>
+      </w:r>
+      <w:proofErr w:type="spellStart"/>
+      <w:r>
+        <w:t>exogenamente</w:t>
+      </w:r>
+      <w:proofErr w:type="spellEnd"/>
+      <w:r>
+        <w:t xml:space="preserve"> o comportamento dos sistemas por meio da análise dos outputs gerados a partir de estímulos controlados. A auditoria de caixa-preta permite avaliar empiricamente o viés algorítmico sem acesso ao código-fonte, contornando desafios impostos pela volatilidade dos dados e pela complexidade das interações humanas.</w:t>
+      </w:r>
+    </w:p>
+    <w:p>
+      <w:pPr>
+        <w:spacing w:line="360" w:lineRule="auto"/>
+        <w:ind w:firstLine="720"/>
+        <w:jc w:val="both"/>
+      </w:pPr>
+      <w:r>
+        <w:t>Embora estudos baseados em usuários reais sejam relevantes, eles frequentemente sofrem com subjetividade e inconsistência comportamental, dificultando o isolamento de variáveis estritamente algorítmicas. Para superar essa limitação, esta pesquisa propõe uma abordagem experimental automatizada baseada na mineração de dados.</w:t>
+      </w:r>
+    </w:p>
+    <w:p>
+      <w:pPr>
+        <w:spacing w:line="360" w:lineRule="auto"/>
+        <w:ind w:firstLine="720"/>
+        <w:jc w:val="both"/>
+      </w:pPr>
+      <w:r>
+        <w:t>Dessa forma, o estudo utiliza Personas Sintéticas como objeto central de análise. Essas personas consistem em perfis de usuários cujos hábitos de consumo são simulados por algoritmos de curadoria controlada, construídos a partir da extração de metadados via API. As identidades sintéticas — Beatriz (</w:t>
+      </w:r>
+      <w:proofErr w:type="spellStart"/>
+      <w:r>
+        <w:t>Mainstream</w:t>
+      </w:r>
+      <w:proofErr w:type="spellEnd"/>
+      <w:r>
+        <w:t>), Daniel (</w:t>
+      </w:r>
+      <w:proofErr w:type="spellStart"/>
+      <w:r>
+        <w:t>Lo-fi</w:t>
+      </w:r>
+      <w:proofErr w:type="spellEnd"/>
+      <w:r>
+        <w:t>), Ricardo (Nostálgico) e Sofia (Nicho) — funcionam como instrumentos de medição que isolam a variável algorítmica.</w:t>
+      </w:r>
+    </w:p>
+    <w:p>
+      <w:pPr>
+        <w:spacing w:line="360" w:lineRule="auto"/>
+        <w:ind w:firstLine="720"/>
+        <w:jc w:val="both"/>
+      </w:pPr>
+      <w:r>
+        <w:t>Ao analisar como o Spotify responde a essas quatro identidades musicais distintas, o estudo busca avaliar se o sistema respeita preferências musicais específicas ou se tende à padronização induzida pelo viés de popularidade. Assim, pretende-se compreender em que medida a plataforma atua como facilitadora de descobertas musicais autênticas ou como indutora de escolhas pré-determinadas pela lógica estatística do mercado global.</w:t>
+      </w:r>
+    </w:p>
+    <w:p>
+      <w:pPr>
+        <w:spacing w:line="360" w:lineRule="auto"/>
+        <w:ind w:firstLine="720"/>
+        <w:jc w:val="both"/>
+      </w:pPr>
+    </w:p>
+    <w:p>
+      <w:pPr>
+        <w:spacing w:line="360" w:lineRule="auto"/>
+        <w:ind w:firstLine="720"/>
+        <w:jc w:val="both"/>
+      </w:pPr>
+    </w:p>
+    <w:p>
+      <w:pPr>
+        <w:spacing w:line="360" w:lineRule="auto"/>
+        <w:ind w:firstLine="720"/>
+        <w:jc w:val="both"/>
+      </w:pPr>
+    </w:p>
+    <w:p>
+      <w:pPr>
+        <w:spacing w:line="360" w:lineRule="auto"/>
+        <w:ind w:firstLine="720"/>
+        <w:jc w:val="both"/>
+      </w:pPr>
+    </w:p>
+    <w:p>
+      <w:pPr>
+        <w:spacing w:line="360" w:lineRule="auto"/>
+        <w:ind w:firstLine="720"/>
+        <w:jc w:val="both"/>
+      </w:pPr>
+    </w:p>
+    <w:p>
+      <w:pPr>
+        <w:spacing w:line="480" w:lineRule="auto"/>
+        <w:rPr>
+          <w:rFonts w:ascii="Arial" w:eastAsia="Arial" w:hAnsi="Arial" w:cs="Arial"/>
+          <w:b/>
+        </w:rPr>
+      </w:pPr>
+      <w:r>
+        <w:rPr>
+          <w:rFonts w:ascii="Arial" w:eastAsia="Arial" w:hAnsi="Arial" w:cs="Arial"/>
+          <w:b/>
+          <w:sz w:val="28"/>
+          <w:szCs w:val="28"/>
+        </w:rPr>
+        <w:lastRenderedPageBreak/>
+        <w:t>2</w:t>
+      </w:r>
+      <w:r>
+        <w:rPr>
+          <w:rFonts w:ascii="Arial" w:eastAsia="Arial" w:hAnsi="Arial" w:cs="Arial"/>
+          <w:b/>
+          <w:sz w:val="28"/>
+          <w:szCs w:val="28"/>
+        </w:rPr>
+        <w:t xml:space="preserve"> -</w:t>
+      </w:r>
+      <w:r>
+        <w:rPr>
+          <w:rFonts w:ascii="Arial" w:eastAsia="Arial" w:hAnsi="Arial" w:cs="Arial"/>
+          <w:b/>
+          <w:sz w:val="28"/>
+          <w:szCs w:val="28"/>
+        </w:rPr>
+        <w:t xml:space="preserve"> OBJETIVOS                  </w:t>
       </w:r>
     </w:p>
     <w:p>
@@ -883,261 +1075,7 @@
         <w:jc w:val="both"/>
       </w:pPr>
       <w:r>
-        <w:t>Ao longo da história, a música tem acompanhado o desenvolvimento da humanidade, refletindo transformações culturais, sociais e tecnológicas. Desde os primeiros instrumentos rudimentares até as complexas produções contemporâneas, cada período histórico introduziu novas formas de criação e expressão artística. Na atualidade, a convergência entre a era digital e os avanços em inteligência computacional reformulou significativamente tanto os processos de produção quanto, primordialmente, os padrões de mediação, distribuição e consumo musical.</w:t>
-      </w:r>
-    </w:p>
-    <w:p>
-      <w:pPr>
-        <w:spacing w:line="360" w:lineRule="auto"/>
-        <w:ind w:firstLine="709"/>
-        <w:jc w:val="both"/>
-      </w:pPr>
-      <w:r>
-        <w:t xml:space="preserve">Como observa Ross (2007, p. 15), a música adapta-se constantemente às tecnologias de sua época. O ambiente digital proporcionou mecanismos de curadoria automatizada que hoje atuam como os principais filtros entre a obra e o ouvinte. Nesse cenário, a ideia central que rege o consumo moderno é a substituição da curadoria humana por sistemas de recomendação baseados em </w:t>
-      </w:r>
-      <w:r>
-        <w:rPr>
-          <w:i/>
-          <w:iCs/>
-        </w:rPr>
-        <w:t>Machine Learning</w:t>
-      </w:r>
-      <w:r>
-        <w:t>, capazes de processar volumes massivos de dados para personalizar experiências sonoras em larga escala.</w:t>
-      </w:r>
-    </w:p>
-    <w:p>
-      <w:pPr>
-        <w:spacing w:line="360" w:lineRule="auto"/>
-        <w:ind w:firstLine="709"/>
-        <w:jc w:val="both"/>
-      </w:pPr>
-      <w:r>
-        <w:t>Sob a ótica da Gestão da Informação, essa transição marca a ascensão da governança algorítmica. Plataformas como o Spotify deixaram de ser apenas repositórios de arquivos para se tornarem gestoras ativas de fluxos informacionais, ditando a "arquitetura da escolha" de milhões de usuários. Tais sistemas operam como "caixas-pretas" (</w:t>
-      </w:r>
-      <w:r>
-        <w:rPr>
-          <w:i/>
-          <w:iCs/>
-        </w:rPr>
-        <w:t>black-boxes</w:t>
-      </w:r>
-      <w:r>
-        <w:t xml:space="preserve">), cujos critérios de peso e seleção permanecem proprietários e ocultos, gerando uma assimetria informacional onde o usuário ignora os processos que moldam sua percepção cultural e limitam seu arbítrio de descoberta. </w:t>
-      </w:r>
-    </w:p>
-    <w:p>
-      <w:pPr>
-        <w:spacing w:line="360" w:lineRule="auto"/>
-        <w:ind w:firstLine="709"/>
-        <w:jc w:val="both"/>
-      </w:pPr>
-      <w:r>
-        <w:t>A evolução dessas plataformas provocou uma transformação na economia do setor, criando modelos de negócios fundamentados no que a literatura denomina "Economia da Atenção". Nesse modelo, o sucesso da plataforma depende da retenção máxima do usuário, o que muitas vezes leva o algoritmo a priorizar conteúdos de baixo risco e alta aceitação estatística. Esse fenômeno cria um ciclo de retroalimentação onde o popular torna-se cada vez mais visível, enquanto o novo ou o experimental é marginalizado nos metadados do sistema</w:t>
-      </w:r>
-      <w:r>
-        <w:t>.</w:t>
-      </w:r>
-    </w:p>
-    <w:p>
-      <w:pPr>
-        <w:spacing w:line="360" w:lineRule="auto"/>
-        <w:ind w:firstLine="709"/>
-        <w:jc w:val="both"/>
-      </w:pPr>
-      <w:r>
-        <w:t>Surge, então, a motivação central desta pesquisa: a preocupação sobre como esses sistemas influenciam a diversidade cultural. Ao priorizar o que é estatisticamente mais consumível, os algoritmos podem induzir a uma homogeneização do gosto musical e ao fortalecimento de "bolhas de filtro" (</w:t>
-      </w:r>
-      <w:proofErr w:type="spellStart"/>
-      <w:r>
-        <w:rPr>
-          <w:i/>
-          <w:iCs/>
-        </w:rPr>
-        <w:t>filter</w:t>
-      </w:r>
-      <w:proofErr w:type="spellEnd"/>
-      <w:r>
-        <w:rPr>
-          <w:i/>
-          <w:iCs/>
-        </w:rPr>
-        <w:t xml:space="preserve"> </w:t>
-      </w:r>
-      <w:proofErr w:type="spellStart"/>
-      <w:r>
-        <w:rPr>
-          <w:i/>
-          <w:iCs/>
-        </w:rPr>
-        <w:t>bubbles</w:t>
-      </w:r>
-      <w:proofErr w:type="spellEnd"/>
-      <w:r>
-        <w:t xml:space="preserve">), confinando o ouvinte a padrões previsíveis e dificultando a descoberta de nichos e o acesso a artistas independentes. O risco de alienação do gosto musical por vieses </w:t>
-      </w:r>
-      <w:r>
-        <w:lastRenderedPageBreak/>
-        <w:t>algorítmicos torna-se, portanto, um objeto de estudo crítico para a compreensão da cultura digital contemporânea.</w:t>
-      </w:r>
-    </w:p>
-    <w:p>
-      <w:pPr>
-        <w:spacing w:line="360" w:lineRule="auto"/>
-        <w:ind w:firstLine="709"/>
-        <w:jc w:val="both"/>
-      </w:pPr>
-      <w:r>
-        <w:t xml:space="preserve">Nesse contexto, torna-se imperativa a realização de Auditorias Algorítmicas. Tais processos buscam investigar </w:t>
-      </w:r>
-      <w:proofErr w:type="spellStart"/>
-      <w:r>
-        <w:t>exogenamente</w:t>
-      </w:r>
-      <w:proofErr w:type="spellEnd"/>
-      <w:r>
-        <w:t xml:space="preserve"> o comportamento dos sistemas, mapeando como diferentes estímulos de entrada resultam em diferentes </w:t>
-      </w:r>
-      <w:r>
-        <w:rPr>
-          <w:i/>
-          <w:iCs/>
-        </w:rPr>
-        <w:t>outputs</w:t>
-      </w:r>
-      <w:r>
-        <w:t xml:space="preserve"> de sugestão. Todavia, auditar sistemas em tempo real apresenta desafios metodológicos, dada a volatilidade dos dados e a complexidade das interações humanas. A auditoria de "caixa-preta" permite avaliar o viés do sistema sem a necessidade de acesso ao código-fonte, focando na análise empírica dos resultados gerados em resposta a comportamentos de consumo controlados.</w:t>
-      </w:r>
-    </w:p>
-    <w:p>
-      <w:pPr>
-        <w:spacing w:line="360" w:lineRule="auto"/>
-        <w:ind w:firstLine="709"/>
-        <w:jc w:val="both"/>
-      </w:pPr>
-      <w:r>
-        <w:t xml:space="preserve">Embora existam estudos focados na experiência do usuário real, estes frequentemente sofrem com a subjetividade e a inconsistência comportamental humana, o que dificulta o isolamento de variáveis puramente algorítmicas. Para superar essa barreira, faz-se necessária uma abordagem experimental baseada na automação e na mineração de dados, permitindo que o sistema seja testado sob condições de estresse estatístico que um usuário comum não conseguiria emular manualmente. </w:t>
-      </w:r>
-    </w:p>
-    <w:p>
-      <w:pPr>
-        <w:spacing w:line="360" w:lineRule="auto"/>
-        <w:ind w:firstLine="709"/>
-        <w:jc w:val="both"/>
-      </w:pPr>
-      <w:r>
-        <w:t xml:space="preserve">Dessa forma, esta pesquisa propõe a utilização de Personas Sintéticas como objeto central de análise. </w:t>
-      </w:r>
-      <w:proofErr w:type="gramStart"/>
-      <w:r>
-        <w:t>Tratam-se</w:t>
-      </w:r>
-      <w:proofErr w:type="gramEnd"/>
-      <w:r>
-        <w:t xml:space="preserve"> de perfis de usuários cujos hábitos de consumo são mimetizados por algoritmos de curadoria controlada, construídos através de técnicas de extração de metadados via API. O uso de identidades sintéticas garante o rigor científico do experimento, pois permite isolar a variável algorítmica de ruídos psicológicos, assegurando que cada conta de teste — representadas por Beatriz (</w:t>
-      </w:r>
-      <w:proofErr w:type="spellStart"/>
-      <w:r>
-        <w:t>Mainstream</w:t>
-      </w:r>
-      <w:proofErr w:type="spellEnd"/>
-      <w:r>
-        <w:t>), Daniel (</w:t>
-      </w:r>
-      <w:proofErr w:type="spellStart"/>
-      <w:r>
-        <w:t>Lo-fi</w:t>
-      </w:r>
-      <w:proofErr w:type="spellEnd"/>
-      <w:r>
-        <w:t>), Ricardo (Nostálgico) e Sofia (Nicho) — funcione como um instrumento de medição puro.</w:t>
-      </w:r>
-    </w:p>
-    <w:p>
-      <w:pPr>
-        <w:spacing w:line="360" w:lineRule="auto"/>
-        <w:ind w:firstLine="709"/>
-        <w:jc w:val="both"/>
-      </w:pPr>
-      <w:r>
-        <w:t>Ao observar como o Spotify reage a essas quatro personas distintas, o estudo visa auditar a capacidade do sistema em respeitar identidades musicais específicas versus a tendência de padronização induzida pelo viés de popularidade. Através deste desenho experimental, busca-se compreender em que medida a plataforma atua como um facilitador de descobertas autênticas ou como um indutor de escolhas pré-determinadas pela eficiência estatística do mercado global.</w:t>
-      </w:r>
-    </w:p>
-    <w:p>
-      <w:pPr>
-        <w:spacing w:line="360" w:lineRule="auto"/>
-        <w:jc w:val="both"/>
-      </w:pPr>
-    </w:p>
-    <w:p>
-      <w:pPr>
-        <w:spacing w:line="360" w:lineRule="auto"/>
-        <w:jc w:val="both"/>
-      </w:pPr>
-    </w:p>
-    <w:p>
-      <w:pPr>
-        <w:spacing w:line="360" w:lineRule="auto"/>
-        <w:jc w:val="both"/>
-      </w:pPr>
-    </w:p>
-    <w:p>
-      <w:pPr>
-        <w:spacing w:line="360" w:lineRule="auto"/>
-        <w:jc w:val="both"/>
-      </w:pPr>
-    </w:p>
-    <w:p>
-      <w:pPr>
-        <w:spacing w:line="480" w:lineRule="auto"/>
-        <w:rPr>
-          <w:rFonts w:ascii="Arial" w:eastAsia="Arial" w:hAnsi="Arial" w:cs="Arial"/>
-          <w:b/>
-        </w:rPr>
-      </w:pPr>
-      <w:r>
-        <w:rPr>
-          <w:rFonts w:ascii="Arial" w:eastAsia="Arial" w:hAnsi="Arial" w:cs="Arial"/>
-          <w:b/>
-          <w:sz w:val="28"/>
-          <w:szCs w:val="28"/>
-        </w:rPr>
-        <w:lastRenderedPageBreak/>
-        <w:t>2</w:t>
-      </w:r>
-      <w:r>
-        <w:rPr>
-          <w:rFonts w:ascii="Arial" w:eastAsia="Arial" w:hAnsi="Arial" w:cs="Arial"/>
-          <w:b/>
-          <w:sz w:val="28"/>
-          <w:szCs w:val="28"/>
-        </w:rPr>
-        <w:t xml:space="preserve"> -</w:t>
-      </w:r>
-      <w:r>
-        <w:rPr>
-          <w:rFonts w:ascii="Arial" w:eastAsia="Arial" w:hAnsi="Arial" w:cs="Arial"/>
-          <w:b/>
-          <w:sz w:val="28"/>
-          <w:szCs w:val="28"/>
-        </w:rPr>
-        <w:t xml:space="preserve"> OBJETIVOS                  </w:t>
-      </w:r>
-    </w:p>
-    <w:p>
-      <w:pPr>
-        <w:spacing w:line="360" w:lineRule="auto"/>
-        <w:ind w:firstLine="709"/>
-        <w:jc w:val="both"/>
-      </w:pPr>
-      <w:r>
-        <w:t>Essa dissertação tem como</w:t>
-      </w:r>
-      <w:r>
-        <w:t xml:space="preserve"> objetivo a</w:t>
-      </w:r>
-      <w:r>
-        <w:t xml:space="preserve">uditar o comportamento do sistema de recomendação algorítmica da plataforma Spotify, por meio da utilização de personas sintéticas, a fim de avaliar o impacto das lógicas de curadoria automatizada na diversidade das sugestões e </w:t>
+        <w:t xml:space="preserve">Essa dissertação tem como objetivo auditar o desempenho dos modelos de Inteligência Artificial e Aprendizado de Máquina da plataforma Spotify, por meio da utilização de personas sintéticas, a fim de avaliar o impacto das lógicas de curadoria automatizada na diversidade das sugestões e </w:t>
       </w:r>
       <w:proofErr w:type="gramStart"/>
       <w:r>
@@ -1226,8 +1164,6 @@
       <w:r>
         <w:rPr>
           <w:rFonts w:ascii="Times New Roman" w:hAnsi="Times New Roman" w:cs="Times New Roman"/>
-          <w:b/>
-          <w:bCs/>
         </w:rPr>
         <w:t>Identificar</w:t>
       </w:r>
@@ -1341,13 +1277,31 @@
         <w:rPr>
           <w:rFonts w:ascii="Times New Roman" w:hAnsi="Times New Roman" w:cs="Times New Roman"/>
         </w:rPr>
-        <w:t>Caracterizar</w:t>
-      </w:r>
+        <w:t>Caracterizar o comportamento dos modelos de Aprendizado Profundo (</w:t>
+      </w:r>
+      <w:proofErr w:type="spellStart"/>
       <w:r>
         <w:rPr>
           <w:rFonts w:ascii="Times New Roman" w:hAnsi="Times New Roman" w:cs="Times New Roman"/>
-        </w:rPr>
-        <w:t xml:space="preserve"> a composição das </w:t>
+          <w:i/>
+          <w:iCs/>
+        </w:rPr>
+        <w:t>Deep</w:t>
+      </w:r>
+      <w:proofErr w:type="spellEnd"/>
+      <w:r>
+        <w:rPr>
+          <w:rFonts w:ascii="Times New Roman" w:hAnsi="Times New Roman" w:cs="Times New Roman"/>
+          <w:i/>
+          <w:iCs/>
+        </w:rPr>
+        <w:t xml:space="preserve"> Learning</w:t>
+      </w:r>
+      <w:r>
+        <w:rPr>
+          <w:rFonts w:ascii="Times New Roman" w:hAnsi="Times New Roman" w:cs="Times New Roman"/>
+        </w:rPr>
+        <w:t xml:space="preserve">) da plataforma ao processar o histórico de escuta, mapeando a composição das </w:t>
       </w:r>
       <w:proofErr w:type="gramStart"/>
       <w:r>
@@ -1361,7 +1315,7 @@
         <w:rPr>
           <w:rFonts w:ascii="Times New Roman" w:hAnsi="Times New Roman" w:cs="Times New Roman"/>
         </w:rPr>
-        <w:t xml:space="preserve"> e recomendações geradas pelo algoritmo para cada persona, mapeando as variáveis de saída após o período de interação controlada.</w:t>
+        <w:t xml:space="preserve"> e recomendações geradas (como "Descobertas da Semana") para cada persona.</w:t>
       </w:r>
     </w:p>
     <w:p>
@@ -2845,113 +2799,44 @@
         <w:jc w:val="both"/>
         <w:rPr>
           <w:rFonts w:ascii="Arial" w:eastAsia="Arial" w:hAnsi="Arial" w:cs="Arial"/>
+          <w:b/>
           <w:sz w:val="28"/>
           <w:szCs w:val="28"/>
         </w:rPr>
       </w:pPr>
-      <w:r>
+    </w:p>
+    <w:p>
+      <w:pPr>
+        <w:spacing w:line="480" w:lineRule="auto"/>
+        <w:jc w:val="both"/>
         <w:rPr>
           <w:rFonts w:ascii="Arial" w:eastAsia="Arial" w:hAnsi="Arial" w:cs="Arial"/>
           <w:b/>
           <w:sz w:val="28"/>
           <w:szCs w:val="28"/>
         </w:rPr>
-        <w:t>4</w:t>
-      </w:r>
-      <w:r>
-        <w:rPr>
-          <w:rFonts w:ascii="Arial" w:eastAsia="Arial" w:hAnsi="Arial" w:cs="Arial"/>
-          <w:b/>
+      </w:pPr>
+    </w:p>
+    <w:p>
+      <w:pPr>
+        <w:spacing w:line="480" w:lineRule="auto"/>
+        <w:jc w:val="both"/>
+        <w:rPr>
+          <w:rFonts w:ascii="Arial" w:eastAsia="Arial" w:hAnsi="Arial" w:cs="Arial"/>
           <w:sz w:val="28"/>
           <w:szCs w:val="28"/>
         </w:rPr>
-        <w:t xml:space="preserve"> - METODOLOGIA                  </w:t>
-      </w:r>
-    </w:p>
-    <w:p>
-      <w:pPr>
-        <w:spacing w:line="360" w:lineRule="auto"/>
-        <w:ind w:firstLine="709"/>
-        <w:jc w:val="both"/>
-      </w:pPr>
-      <w:r>
-        <w:lastRenderedPageBreak/>
-        <w:t>A metodologia adotada para esta pesquisa é de caráter exploratório, com uma abordagem mista que combina métodos qualitativos e quantitativos</w:t>
-      </w:r>
-      <w:r>
-        <w:t xml:space="preserve"> </w:t>
-      </w:r>
-      <w:r>
-        <w:t xml:space="preserve">conforme sugerido por </w:t>
-      </w:r>
-      <w:proofErr w:type="spellStart"/>
-      <w:r>
-        <w:t>Creswell</w:t>
-      </w:r>
-      <w:proofErr w:type="spellEnd"/>
-      <w:r>
-        <w:t xml:space="preserve"> (2014)</w:t>
-      </w:r>
-      <w:r>
-        <w:t xml:space="preserve">. </w:t>
-      </w:r>
-      <w:r>
-        <w:t>Para a parte qualitativa, serão realizadas entrevistas semiestruturadas com os principais atores envolvidos no processo de criação e consumo musical</w:t>
-      </w:r>
-      <w:r>
-        <w:t xml:space="preserve">. </w:t>
-      </w:r>
-      <w:r>
-        <w:t xml:space="preserve">Essas entrevistas permitirão compreender as motivações, percepções e experiências desses indivíduos em relação ao impacto da inteligência artificial na música. Já a abordagem quantitativa será implementada por meio da análise de dados de grandes plataformas de streaming, como Spotify e Apple Music, focando em padrões de consumo, personalização de recomendações e a influência de algoritmos na popularidade das músicas. </w:t>
-      </w:r>
-    </w:p>
-    <w:p>
-      <w:pPr>
-        <w:spacing w:line="360" w:lineRule="auto"/>
-        <w:ind w:firstLine="709"/>
-        <w:jc w:val="both"/>
-      </w:pPr>
-      <w:r>
-        <w:t>Além disso, a pesquisa será enriquecida por uma revisão bibliográfica</w:t>
-      </w:r>
-      <w:r>
-        <w:t xml:space="preserve"> (Gil, </w:t>
-      </w:r>
-      <w:r>
-        <w:t>1991</w:t>
-      </w:r>
-      <w:r>
-        <w:t>)</w:t>
-      </w:r>
-      <w:r>
-        <w:t>, que fornecerá embasamento teórico sobre a evolução da música, o papel da tecnologia e a interação entre os diversos atores da indústria musical. A combinação desses métodos visa proporcionar uma compreensão abrangente e detalhada do impacto da IA na música contemporânea, tanto sob a ótica dos envolvidos diretamente no processo quanto sob a perspectiva dos dados observacionais.</w:t>
-      </w:r>
-    </w:p>
-    <w:p>
-      <w:pPr>
-        <w:spacing w:line="480" w:lineRule="auto"/>
-      </w:pPr>
-    </w:p>
-    <w:p>
-      <w:pPr>
-        <w:spacing w:line="480" w:lineRule="auto"/>
-      </w:pPr>
-    </w:p>
-    <w:p>
-      <w:pPr>
-        <w:spacing w:line="480" w:lineRule="auto"/>
-      </w:pPr>
-    </w:p>
-    <w:p>
-      <w:pPr>
-        <w:spacing w:line="480" w:lineRule="auto"/>
+      </w:pPr>
+      <w:r>
         <w:rPr>
           <w:rFonts w:ascii="Arial" w:eastAsia="Arial" w:hAnsi="Arial" w:cs="Arial"/>
           <w:b/>
           <w:sz w:val="28"/>
           <w:szCs w:val="28"/>
         </w:rPr>
-      </w:pPr>
+        <w:lastRenderedPageBreak/>
+        <w:t>4</w:t>
+      </w:r>
       <w:r>
         <w:rPr>
           <w:rFonts w:ascii="Arial" w:eastAsia="Arial" w:hAnsi="Arial" w:cs="Arial"/>
@@ -2959,6 +2844,908 @@
           <w:sz w:val="28"/>
           <w:szCs w:val="28"/>
         </w:rPr>
+        <w:t xml:space="preserve"> - METODOLOGIA                  </w:t>
+      </w:r>
+    </w:p>
+    <w:p>
+      <w:pPr>
+        <w:spacing w:line="360" w:lineRule="auto"/>
+        <w:ind w:firstLine="720"/>
+        <w:jc w:val="both"/>
+      </w:pPr>
+      <w:r>
+        <w:t xml:space="preserve">A presente investigação adota uma abordagem de natureza experimental e descritiva, fundamentada na estratégia de Auditoria Algorítmica de Caixa-Preta (Black-Box </w:t>
+      </w:r>
+      <w:proofErr w:type="spellStart"/>
+      <w:r>
+        <w:t>Auditing</w:t>
+      </w:r>
+      <w:proofErr w:type="spellEnd"/>
+      <w:r>
+        <w:t xml:space="preserve">). Conforme proposto por </w:t>
+      </w:r>
+      <w:proofErr w:type="spellStart"/>
+      <w:r>
+        <w:t>Sandvig</w:t>
+      </w:r>
+      <w:proofErr w:type="spellEnd"/>
+      <w:r>
+        <w:t xml:space="preserve"> et al. (2014), essa técnica possibilita a análise do comportamento de sistemas de Inteligência Artificial sem acesso ao código-fonte ou aos dados internos das plataformas, baseando-se na observação sistemática dos resultados produzidos a partir de estímulos controlados.</w:t>
+      </w:r>
+    </w:p>
+    <w:p>
+      <w:pPr>
+        <w:spacing w:line="360" w:lineRule="auto"/>
+        <w:ind w:firstLine="720"/>
+        <w:jc w:val="both"/>
+      </w:pPr>
+      <w:r>
+        <w:t>Paralelamente, a pesquisa recorre ao método bibliográfico, com o objetivo de sustentar teoricamente a análise dos fenômenos observados. Essa revisão, conforme orientações de Gil (1991), abrange estudos sobre a evolução da música</w:t>
+      </w:r>
+      <w:r>
+        <w:t xml:space="preserve"> e </w:t>
+      </w:r>
+      <w:r>
+        <w:t>o papel das tecnologias digitais</w:t>
+      </w:r>
+      <w:r>
+        <w:t>.</w:t>
+      </w:r>
+    </w:p>
+    <w:p>
+      <w:pPr>
+        <w:spacing w:line="360" w:lineRule="auto"/>
+        <w:ind w:firstLine="720"/>
+        <w:jc w:val="both"/>
+      </w:pPr>
+      <w:r>
+        <w:t>A articulação entre a auditoria algorítmica e a revisão bibliográfica permite uma compreensão abrangente e aprofundada do impacto da Inteligência Artificial na música contemporânea, contemplando tanto a perspectiva empíric</w:t>
+      </w:r>
+      <w:r>
+        <w:t xml:space="preserve">a, </w:t>
+      </w:r>
+      <w:r>
+        <w:t>baseada nos dados observacionais</w:t>
+      </w:r>
+      <w:r>
+        <w:t xml:space="preserve">, </w:t>
+      </w:r>
+      <w:r>
+        <w:t>quanto a análise teórica dos processos sociotécnicos envolvidos.</w:t>
+      </w:r>
+    </w:p>
+    <w:p>
+      <w:pPr>
+        <w:spacing w:line="360" w:lineRule="auto"/>
+        <w:ind w:firstLine="720"/>
+        <w:jc w:val="both"/>
+      </w:pPr>
+    </w:p>
+    <w:p>
+      <w:pPr>
+        <w:spacing w:line="480" w:lineRule="auto"/>
+        <w:rPr>
+          <w:b/>
+          <w:bCs/>
+        </w:rPr>
+      </w:pPr>
+      <w:r>
+        <w:rPr>
+          <w:b/>
+          <w:bCs/>
+        </w:rPr>
+        <w:t>4</w:t>
+      </w:r>
+      <w:r>
+        <w:rPr>
+          <w:b/>
+          <w:bCs/>
+        </w:rPr>
+        <w:t>.1 Procedimento de Coleta e Preparação Técnica</w:t>
+      </w:r>
+    </w:p>
+    <w:p>
+      <w:pPr>
+        <w:spacing w:line="360" w:lineRule="auto"/>
+        <w:ind w:firstLine="720"/>
+        <w:jc w:val="both"/>
+      </w:pPr>
+      <w:r>
+        <w:t>O procedimento experimental foi dividido em fases sequenciais de configuração e</w:t>
+      </w:r>
+      <w:r>
+        <w:t xml:space="preserve"> </w:t>
+      </w:r>
+      <w:r>
+        <w:t>desenvolvimento técnico. Inicialmente, foram criadas quatro contas de utilizador distintas na plataforma Spotify, garantindo que cada perfil partisse de um estado "neutro" (cold start), sem histórico prévio de escuta que pudesse enviesar os resultados iniciais.</w:t>
+      </w:r>
+    </w:p>
+    <w:p>
+      <w:pPr>
+        <w:spacing w:line="360" w:lineRule="auto"/>
+        <w:ind w:firstLine="720"/>
+        <w:jc w:val="both"/>
+      </w:pPr>
+      <w:r>
+        <w:t xml:space="preserve">Para a automação da interação com estas contas, utilizou-se o portal Spotify for </w:t>
+      </w:r>
+      <w:proofErr w:type="spellStart"/>
+      <w:r>
+        <w:t>Developers</w:t>
+      </w:r>
+      <w:proofErr w:type="spellEnd"/>
+      <w:r>
+        <w:t xml:space="preserve">, onde foi registada uma aplicação para a obtenção das credenciais de </w:t>
+      </w:r>
+      <w:r>
+        <w:t>autenticação, permitindo</w:t>
+      </w:r>
+      <w:r>
+        <w:t xml:space="preserve"> a comunicação entre o ambiente de desenvolvimento e os servidores do Spotify</w:t>
+      </w:r>
+      <w:r>
+        <w:t xml:space="preserve">. </w:t>
+      </w:r>
+      <w:r>
+        <w:t xml:space="preserve">O motor da pesquisa foi construído em linguagem Python, utilizando a biblioteca </w:t>
+      </w:r>
+      <w:proofErr w:type="spellStart"/>
+      <w:r>
+        <w:t>Spotipy</w:t>
+      </w:r>
+      <w:proofErr w:type="spellEnd"/>
+      <w:r>
+        <w:t>, que serviu de interface para realizar chamadas à API (</w:t>
+      </w:r>
+      <w:proofErr w:type="spellStart"/>
+      <w:r>
+        <w:t>Application</w:t>
+      </w:r>
+      <w:proofErr w:type="spellEnd"/>
+      <w:r>
+        <w:t xml:space="preserve"> </w:t>
+      </w:r>
+      <w:proofErr w:type="spellStart"/>
+      <w:r>
+        <w:t>Programming</w:t>
+      </w:r>
+      <w:proofErr w:type="spellEnd"/>
+      <w:r>
+        <w:t xml:space="preserve"> Interface) do serviço. Os códigos desenvolvidos foram responsáveis por automatizar a extração de metadados das faixas, a criação de bibliotecas personalizadas e a simulação de consumo diário, garantindo que cada persona interagisse com o sistema de forma isolada e sistemática.</w:t>
+      </w:r>
+    </w:p>
+    <w:p>
+      <w:pPr>
+        <w:spacing w:line="480" w:lineRule="auto"/>
+      </w:pPr>
+    </w:p>
+    <w:p>
+      <w:pPr>
+        <w:spacing w:line="480" w:lineRule="auto"/>
+        <w:rPr>
+          <w:b/>
+          <w:bCs/>
+        </w:rPr>
+      </w:pPr>
+      <w:r>
+        <w:rPr>
+          <w:b/>
+          <w:bCs/>
+        </w:rPr>
+        <w:t>4</w:t>
+      </w:r>
+      <w:r>
+        <w:rPr>
+          <w:b/>
+          <w:bCs/>
+        </w:rPr>
+        <w:t>.2 Personas Sintéticas: Caracterização e Lógica Algorítmica</w:t>
+      </w:r>
+    </w:p>
+    <w:p>
+      <w:pPr>
+        <w:spacing w:line="360" w:lineRule="auto"/>
+        <w:ind w:firstLine="720"/>
+        <w:jc w:val="both"/>
+      </w:pPr>
+      <w:r>
+        <w:lastRenderedPageBreak/>
+        <w:t>O objeto central da auditoria é o uso de Personas Sintéticas, perfis simulados que representam arquétipos de consumo específicos. Abaixo, detalham-se as quatro personas que compõem o estudo</w:t>
+      </w:r>
+      <w:r>
+        <w:t>:</w:t>
+      </w:r>
+    </w:p>
+    <w:p>
+      <w:pPr>
+        <w:spacing w:line="360" w:lineRule="auto"/>
+        <w:ind w:firstLine="720"/>
+        <w:jc w:val="both"/>
+      </w:pPr>
+    </w:p>
+    <w:p>
+      <w:pPr>
+        <w:spacing w:line="480" w:lineRule="auto"/>
+        <w:rPr>
+          <w:b/>
+          <w:bCs/>
+        </w:rPr>
+      </w:pPr>
+      <w:r>
+        <w:rPr>
+          <w:b/>
+          <w:bCs/>
+        </w:rPr>
+        <w:t xml:space="preserve">4.2.1 </w:t>
+      </w:r>
+      <w:r>
+        <w:rPr>
+          <w:b/>
+          <w:bCs/>
+        </w:rPr>
+        <w:t xml:space="preserve">Beatriz (A Consumidora </w:t>
+      </w:r>
+      <w:proofErr w:type="spellStart"/>
+      <w:r>
+        <w:rPr>
+          <w:b/>
+          <w:bCs/>
+        </w:rPr>
+        <w:t>Mainstream</w:t>
+      </w:r>
+      <w:proofErr w:type="spellEnd"/>
+      <w:r>
+        <w:rPr>
+          <w:b/>
+          <w:bCs/>
+        </w:rPr>
+        <w:t>)</w:t>
+      </w:r>
+    </w:p>
+    <w:p>
+      <w:pPr>
+        <w:spacing w:line="360" w:lineRule="auto"/>
+        <w:ind w:firstLine="720"/>
+        <w:jc w:val="both"/>
+      </w:pPr>
+      <w:r>
+        <w:t>“</w:t>
+      </w:r>
+      <w:r>
+        <w:t xml:space="preserve">Bia é uma verdadeira nativa digital; ela não se lembra de um mundo sem internet ou smartphones. Nascida em Uberlândia, sua infância foi marcada pelo YouTube, e sua adolescência, pelo auge do Instagram e a explosão do TikTok. A música, para ela, nunca veio do rádio, mas sim dos </w:t>
+      </w:r>
+      <w:proofErr w:type="spellStart"/>
+      <w:r>
+        <w:t>challenges</w:t>
+      </w:r>
+      <w:proofErr w:type="spellEnd"/>
+      <w:r>
+        <w:t xml:space="preserve"> de dança e das trilhas sonoras virais. Atualmente, com 19 anos, ela é estudante de Relações Internacionais na UFU e personifica o espírito "conectado". Para Bia, a música é um evento social, um catalisador de interações. É ela quem geralmente conecta o celular na caixa de som nas reuniões com amigos, e estar por dentro dos últimos hits brasileiros é essencial para se sentir parte do grupo. Sua relação com a música é imediata e efêmera, focada no presente e no que é compartilhado coletivamente.</w:t>
+      </w:r>
+      <w:r>
+        <w:t>”</w:t>
+      </w:r>
+    </w:p>
+    <w:p>
+      <w:pPr>
+        <w:spacing w:line="360" w:lineRule="auto"/>
+        <w:ind w:firstLine="720"/>
+        <w:jc w:val="both"/>
+      </w:pPr>
+      <w:r>
+        <w:rPr>
+          <w:b/>
+          <w:bCs/>
+        </w:rPr>
+        <w:t>Motivação:</w:t>
+      </w:r>
+      <w:r>
+        <w:t xml:space="preserve"> Testar o viés de popularidade do algoritmo e se ele reforça o consumo de hits.</w:t>
+      </w:r>
+    </w:p>
+    <w:p>
+      <w:pPr>
+        <w:spacing w:line="360" w:lineRule="auto"/>
+        <w:ind w:firstLine="720"/>
+        <w:jc w:val="both"/>
+      </w:pPr>
+      <w:r>
+        <w:rPr>
+          <w:b/>
+          <w:bCs/>
+        </w:rPr>
+        <w:t>Lógica do Código:</w:t>
+      </w:r>
+      <w:r>
+        <w:t xml:space="preserve"> O script seleciona faixas com Índice de Popularidade &gt; 80 (via API). A lista de reprodução é montada com base nos </w:t>
+      </w:r>
+      <w:proofErr w:type="spellStart"/>
+      <w:r>
+        <w:t>charts</w:t>
+      </w:r>
+      <w:proofErr w:type="spellEnd"/>
+      <w:r>
+        <w:t xml:space="preserve"> "Top 50" globais e nacionais.</w:t>
+      </w:r>
+    </w:p>
+    <w:p>
+      <w:pPr>
+        <w:tabs>
+          <w:tab w:val="num" w:pos="1440"/>
+        </w:tabs>
+        <w:spacing w:line="360" w:lineRule="auto"/>
+        <w:jc w:val="both"/>
+      </w:pPr>
+    </w:p>
+    <w:p>
+      <w:pPr>
+        <w:spacing w:line="480" w:lineRule="auto"/>
+        <w:rPr>
+          <w:b/>
+          <w:bCs/>
+        </w:rPr>
+      </w:pPr>
+      <w:r>
+        <w:rPr>
+          <w:b/>
+          <w:bCs/>
+        </w:rPr>
+        <w:t>4.2.</w:t>
+      </w:r>
+      <w:r>
+        <w:rPr>
+          <w:b/>
+          <w:bCs/>
+        </w:rPr>
+        <w:t xml:space="preserve">2 </w:t>
+      </w:r>
+      <w:r>
+        <w:rPr>
+          <w:b/>
+          <w:bCs/>
+        </w:rPr>
+        <w:t>Daniel (O Foco Instrumental/</w:t>
+      </w:r>
+      <w:proofErr w:type="spellStart"/>
+      <w:r>
+        <w:rPr>
+          <w:b/>
+          <w:bCs/>
+        </w:rPr>
+        <w:t>Lo-fi</w:t>
+      </w:r>
+      <w:proofErr w:type="spellEnd"/>
+      <w:r>
+        <w:rPr>
+          <w:b/>
+          <w:bCs/>
+        </w:rPr>
+        <w:t>):</w:t>
+      </w:r>
+    </w:p>
+    <w:p>
+      <w:pPr>
+        <w:spacing w:line="360" w:lineRule="auto"/>
+        <w:ind w:firstLine="720"/>
+        <w:jc w:val="both"/>
+      </w:pPr>
+      <w:r>
+        <w:t>“</w:t>
+      </w:r>
+      <w:r>
+        <w:t>Sempre pragmático e focado, Daniel nunca viu a música como uma parte central de sua identidade. Foi na faculdade de Ciência da Computação que ele descobriu o poder do som como uma ferramenta de produtividade. Ele percebeu que paisagens sonoras instrumentais o ajudavam a programar por horas a fio sem distração. Hoje, aos 2</w:t>
+      </w:r>
+      <w:r>
+        <w:t>8</w:t>
+      </w:r>
+      <w:r>
+        <w:t xml:space="preserve"> anos e trabalhando como desenvolvedor, seu consumo de música é totalmente utilitário. Sua busca não é por artistas, mas por funções: sonoridades para concentração, batidas energéticas para o treino na academia ou frequências relaxantes para o fim do dia. Para Daniel, a música não é uma forma de arte a ser apreciada, mas sim um recurso a ser empregado para otimizar suas tarefas e seu bem-estar.</w:t>
+      </w:r>
+      <w:r>
+        <w:t>”</w:t>
+      </w:r>
+    </w:p>
+    <w:p>
+      <w:pPr>
+        <w:spacing w:line="360" w:lineRule="auto"/>
+        <w:ind w:firstLine="720"/>
+        <w:jc w:val="both"/>
+      </w:pPr>
+      <w:r>
+        <w:rPr>
+          <w:b/>
+          <w:bCs/>
+        </w:rPr>
+        <w:t>Motivação:</w:t>
+      </w:r>
+      <w:r>
+        <w:t xml:space="preserve"> Observar se o algoritmo identifica padrões rítmicos e instrumentais ou se tenta empurrar vocalistas populares para um perfil de nicho funcional.</w:t>
+      </w:r>
+    </w:p>
+    <w:p>
+      <w:pPr>
+        <w:spacing w:line="360" w:lineRule="auto"/>
+        <w:ind w:firstLine="720"/>
+        <w:jc w:val="both"/>
+      </w:pPr>
+      <w:r>
+        <w:rPr>
+          <w:b/>
+          <w:bCs/>
+        </w:rPr>
+        <w:lastRenderedPageBreak/>
+        <w:t>Lógica do Código:</w:t>
+      </w:r>
+      <w:r>
+        <w:t xml:space="preserve"> Algoritmo de busca focado em metadados de "</w:t>
+      </w:r>
+      <w:proofErr w:type="spellStart"/>
+      <w:r>
+        <w:t>Instrumentalness</w:t>
+      </w:r>
+      <w:proofErr w:type="spellEnd"/>
+      <w:r>
+        <w:t xml:space="preserve">" elevado e géneros específicos como </w:t>
+      </w:r>
+      <w:proofErr w:type="spellStart"/>
+      <w:r>
+        <w:t>Lo-fi</w:t>
+      </w:r>
+      <w:proofErr w:type="spellEnd"/>
+      <w:r>
+        <w:t xml:space="preserve"> e Ambient.</w:t>
+      </w:r>
+    </w:p>
+    <w:p>
+      <w:pPr>
+        <w:tabs>
+          <w:tab w:val="num" w:pos="1440"/>
+        </w:tabs>
+        <w:spacing w:line="360" w:lineRule="auto"/>
+        <w:jc w:val="both"/>
+      </w:pPr>
+    </w:p>
+    <w:p>
+      <w:pPr>
+        <w:spacing w:line="480" w:lineRule="auto"/>
+        <w:rPr>
+          <w:b/>
+          <w:bCs/>
+        </w:rPr>
+      </w:pPr>
+      <w:r>
+        <w:rPr>
+          <w:b/>
+          <w:bCs/>
+        </w:rPr>
+        <w:t>4.2.</w:t>
+      </w:r>
+      <w:r>
+        <w:rPr>
+          <w:b/>
+          <w:bCs/>
+        </w:rPr>
+        <w:t xml:space="preserve">3 </w:t>
+      </w:r>
+      <w:r>
+        <w:rPr>
+          <w:b/>
+          <w:bCs/>
+        </w:rPr>
+        <w:t>Ricardo (O Nostálgico):</w:t>
+      </w:r>
+    </w:p>
+    <w:p>
+      <w:pPr>
+        <w:spacing w:line="360" w:lineRule="auto"/>
+        <w:ind w:firstLine="720"/>
+        <w:jc w:val="both"/>
+      </w:pPr>
+      <w:r>
+        <w:t>“</w:t>
+      </w:r>
+      <w:r>
+        <w:t>Ricardo</w:t>
+      </w:r>
+      <w:r>
+        <w:t xml:space="preserve"> viveu o auge da cultura do rock e da MPB nos anos 90. Sua adolescência foi moldada por fitas K7 gravadas do rádio, pela espera ansiosa de um clipe na MTV Brasil e pela economia de meses para comprar o LP do Legião Urbana ou o CD importado do Queen. Para ele, um álbum é uma obra completa, com narrativa e arte. Engenheiro civil, casado e com dois filhos, ele acabou cedendo à praticidade dos serviços de música digital, mas sua biblioteca musical continua sendo um reflexo fiel de sua juventude. Ele desconfia de sugestões feitas por sistemas automáticos, acreditando que o gosto musical genuíno é forjado pela experiência e não por algoritmos. Nos churrascos de fim de semana, ele faz questão de ser o DJ, mostrando aos mais jovens o que é "música de verdade".</w:t>
+      </w:r>
+      <w:r>
+        <w:t>”</w:t>
+      </w:r>
+    </w:p>
+    <w:p>
+      <w:pPr>
+        <w:spacing w:line="360" w:lineRule="auto"/>
+        <w:ind w:firstLine="720"/>
+        <w:jc w:val="both"/>
+      </w:pPr>
+      <w:r>
+        <w:rPr>
+          <w:b/>
+          <w:bCs/>
+        </w:rPr>
+        <w:t>Motivação:</w:t>
+      </w:r>
+      <w:r>
+        <w:t xml:space="preserve"> Auditar o viés de recência da IA e verificar se o Spotify tenta "atualizar" o gosto do utilizador com lançamentos modernos de géneros similares.</w:t>
+      </w:r>
+    </w:p>
+    <w:p>
+      <w:pPr>
+        <w:spacing w:line="360" w:lineRule="auto"/>
+        <w:ind w:firstLine="720"/>
+        <w:jc w:val="both"/>
+      </w:pPr>
+      <w:r>
+        <w:rPr>
+          <w:b/>
+          <w:bCs/>
+        </w:rPr>
+        <w:t>Lógica do Código:</w:t>
+      </w:r>
+      <w:r>
+        <w:t xml:space="preserve"> Filtro rigoroso por "Release Date" entre 1970 e 1989, selecionando artistas icónicos do Rock e Pop daquela era.</w:t>
+      </w:r>
+    </w:p>
+    <w:p>
+      <w:pPr>
+        <w:spacing w:line="360" w:lineRule="auto"/>
+        <w:ind w:firstLine="720"/>
+        <w:jc w:val="both"/>
+      </w:pPr>
+    </w:p>
+    <w:p>
+      <w:pPr>
+        <w:spacing w:line="480" w:lineRule="auto"/>
+        <w:rPr>
+          <w:b/>
+          <w:bCs/>
+        </w:rPr>
+      </w:pPr>
+      <w:r>
+        <w:rPr>
+          <w:b/>
+          <w:bCs/>
+        </w:rPr>
+        <w:t>4.2.</w:t>
+      </w:r>
+      <w:r>
+        <w:rPr>
+          <w:b/>
+          <w:bCs/>
+        </w:rPr>
+        <w:t xml:space="preserve">4 </w:t>
+      </w:r>
+      <w:r>
+        <w:rPr>
+          <w:b/>
+          <w:bCs/>
+        </w:rPr>
+        <w:t>Sofia (A Exploradora de Nicho/Experimental):</w:t>
+      </w:r>
+    </w:p>
+    <w:p>
+      <w:pPr>
+        <w:spacing w:line="360" w:lineRule="auto"/>
+        <w:ind w:firstLine="720"/>
+        <w:jc w:val="both"/>
+      </w:pPr>
+      <w:r>
+        <w:t>Sofia cresceu na fronteira entre o mundo físico e o digital. Seus irmãos mais velhos a apresentaram aos clássicos, mas foi na internet, em blogs e fóruns de meados dos anos 2010, que ela forjou sua identidade. Descobrir uma banda que ninguém conhecia se tornou sua paixão e uma forma de se diferenciar. Recém-formada em Design Gráfico, ela vê a música como uma extensão de sua estética pessoal. Sua biblioteca musical é meticulosamente organizada, refletindo seus humores e interesses. Ela valoriza a melancolia poética do indie e busca artistas que transmitam uma sensação de autenticidade e vulnerabilidade. Sofia tem uma relação de amor e receio com as ferramentas de descoberta musical: aprecia a capacidade de garimpar raridades, mas teme o dia em que elas se tornem previsíveis.</w:t>
+      </w:r>
+    </w:p>
+    <w:p>
+      <w:pPr>
+        <w:spacing w:line="360" w:lineRule="auto"/>
+        <w:ind w:firstLine="720"/>
+        <w:jc w:val="both"/>
+      </w:pPr>
+      <w:r>
+        <w:rPr>
+          <w:b/>
+          <w:bCs/>
+        </w:rPr>
+        <w:t>Motivação:</w:t>
+      </w:r>
+      <w:r>
+        <w:t xml:space="preserve"> Testar a capacidade da IA (especialmente os modelos de Redes Neurais de Áudio) em sugerir música baseada puramente na sonoridade, ignorando a baixa popularidade.</w:t>
+      </w:r>
+    </w:p>
+    <w:p>
+      <w:pPr>
+        <w:spacing w:line="360" w:lineRule="auto"/>
+        <w:ind w:firstLine="720"/>
+        <w:jc w:val="both"/>
+      </w:pPr>
+      <w:r>
+        <w:rPr>
+          <w:b/>
+          <w:bCs/>
+        </w:rPr>
+        <w:lastRenderedPageBreak/>
+        <w:t>Lógica do Código:</w:t>
+      </w:r>
+      <w:r>
+        <w:t xml:space="preserve"> Seleção de faixas com Índice de Popularidade &lt; 30, focando em géneros de nicho como IDM, Avant-</w:t>
+      </w:r>
+      <w:proofErr w:type="spellStart"/>
+      <w:r>
+        <w:t>garde</w:t>
+      </w:r>
+      <w:proofErr w:type="spellEnd"/>
+      <w:r>
+        <w:t xml:space="preserve"> e Post-rock.</w:t>
+      </w:r>
+    </w:p>
+    <w:p>
+      <w:pPr>
+        <w:tabs>
+          <w:tab w:val="num" w:pos="1440"/>
+        </w:tabs>
+        <w:spacing w:line="360" w:lineRule="auto"/>
+        <w:jc w:val="both"/>
+      </w:pPr>
+    </w:p>
+    <w:p>
+      <w:pPr>
+        <w:spacing w:line="480" w:lineRule="auto"/>
+        <w:rPr>
+          <w:b/>
+          <w:bCs/>
+        </w:rPr>
+      </w:pPr>
+      <w:r>
+        <w:rPr>
+          <w:b/>
+          <w:bCs/>
+        </w:rPr>
+        <w:t>3.3 Procedimentos de Testagem e Observação</w:t>
+      </w:r>
+    </w:p>
+    <w:p>
+      <w:pPr>
+        <w:spacing w:line="360" w:lineRule="auto"/>
+        <w:ind w:firstLine="720"/>
+        <w:jc w:val="both"/>
+      </w:pPr>
+      <w:r>
+        <w:t>Para a pesquisa experimental, o procedimento de testagem consiste num ciclo de Input-Processamento-Output:</w:t>
+      </w:r>
+    </w:p>
+    <w:p>
+      <w:pPr>
+        <w:pStyle w:val="PargrafodaLista"/>
+        <w:numPr>
+          <w:ilvl w:val="0"/>
+          <w:numId w:val="21"/>
+        </w:numPr>
+        <w:spacing w:line="360" w:lineRule="auto"/>
+        <w:jc w:val="both"/>
+      </w:pPr>
+      <w:r>
+        <w:t>Input: Injeção de 50 faixas específicas (</w:t>
+      </w:r>
+      <w:proofErr w:type="spellStart"/>
+      <w:r>
+        <w:t>seeds</w:t>
+      </w:r>
+      <w:proofErr w:type="spellEnd"/>
+      <w:r>
+        <w:t>) na biblioteca de cada persona.</w:t>
+      </w:r>
+    </w:p>
+    <w:p>
+      <w:pPr>
+        <w:pStyle w:val="PargrafodaLista"/>
+        <w:numPr>
+          <w:ilvl w:val="0"/>
+          <w:numId w:val="21"/>
+        </w:numPr>
+        <w:spacing w:line="360" w:lineRule="auto"/>
+        <w:jc w:val="both"/>
+      </w:pPr>
+      <w:r>
+        <w:t>Processamento: Simulação de reprodução em ciclo (via script) durante um período controlado para permitir que a IA processe o feedback implícito.</w:t>
+      </w:r>
+    </w:p>
+    <w:p>
+      <w:pPr>
+        <w:pStyle w:val="PargrafodaLista"/>
+        <w:numPr>
+          <w:ilvl w:val="0"/>
+          <w:numId w:val="21"/>
+        </w:numPr>
+        <w:spacing w:line="360" w:lineRule="auto"/>
+        <w:jc w:val="both"/>
+      </w:pPr>
+      <w:r>
+        <w:t xml:space="preserve">Output: Captura e armazenamento dos metadados das </w:t>
+      </w:r>
+      <w:proofErr w:type="gramStart"/>
+      <w:r>
+        <w:t>playlists</w:t>
+      </w:r>
+      <w:proofErr w:type="gramEnd"/>
+      <w:r>
+        <w:t xml:space="preserve"> geradas automaticamente pelo Spotify (como o "Descobertas da Semana").</w:t>
+      </w:r>
+    </w:p>
+    <w:p>
+      <w:pPr>
+        <w:spacing w:line="360" w:lineRule="auto"/>
+        <w:ind w:firstLine="720"/>
+        <w:jc w:val="both"/>
+      </w:pPr>
+      <w:r>
+        <w:t xml:space="preserve">A análise é analítica e comparativa, confrontando os metadados das músicas recomendadas com o perfil original da persona para </w:t>
+      </w:r>
+      <w:proofErr w:type="spellStart"/>
+      <w:r>
+        <w:t>detetar</w:t>
+      </w:r>
+      <w:proofErr w:type="spellEnd"/>
+      <w:r>
+        <w:t xml:space="preserve"> desvios, repetições ou descobertas autênticas.</w:t>
+      </w:r>
+    </w:p>
+    <w:p>
+      <w:pPr>
+        <w:spacing w:line="360" w:lineRule="auto"/>
+        <w:ind w:firstLine="720"/>
+        <w:jc w:val="both"/>
+      </w:pPr>
+    </w:p>
+    <w:p>
+      <w:pPr>
+        <w:spacing w:line="480" w:lineRule="auto"/>
+        <w:rPr>
+          <w:b/>
+          <w:bCs/>
+        </w:rPr>
+      </w:pPr>
+      <w:r>
+        <w:rPr>
+          <w:b/>
+          <w:bCs/>
+        </w:rPr>
+        <w:t>3.4 Recursos e Fontes de Pesquisa</w:t>
+      </w:r>
+    </w:p>
+    <w:p>
+      <w:pPr>
+        <w:spacing w:line="360" w:lineRule="auto"/>
+        <w:ind w:firstLine="720"/>
+        <w:jc w:val="both"/>
+      </w:pPr>
+      <w:r>
+        <w:t>A pesquisa bibliográfica é conduzida de forma crítica e analítica, focando na interseção entre Ciência de Dados e Cultura Digital.</w:t>
+      </w:r>
+    </w:p>
+    <w:p>
+      <w:pPr>
+        <w:pStyle w:val="PargrafodaLista"/>
+        <w:numPr>
+          <w:ilvl w:val="0"/>
+          <w:numId w:val="22"/>
+        </w:numPr>
+        <w:tabs>
+          <w:tab w:val="num" w:pos="720"/>
+        </w:tabs>
+        <w:spacing w:line="360" w:lineRule="auto"/>
+        <w:jc w:val="both"/>
+      </w:pPr>
+      <w:r>
+        <w:t xml:space="preserve">Bases de Dados e Bibliotecas Digitais: Foram consultadas a ACM Digital Library, IEEE </w:t>
+      </w:r>
+      <w:proofErr w:type="spellStart"/>
+      <w:r>
+        <w:t>Xplore</w:t>
+      </w:r>
+      <w:proofErr w:type="spellEnd"/>
+      <w:r>
+        <w:t xml:space="preserve">, Google Académico, a base de dados Portal de Periódicos CAPES e o repositório </w:t>
+      </w:r>
+      <w:proofErr w:type="spellStart"/>
+      <w:r>
+        <w:t>Intercom</w:t>
+      </w:r>
+      <w:proofErr w:type="spellEnd"/>
+      <w:r>
+        <w:t>.</w:t>
+      </w:r>
+    </w:p>
+    <w:p>
+      <w:pPr>
+        <w:pStyle w:val="PargrafodaLista"/>
+        <w:numPr>
+          <w:ilvl w:val="0"/>
+          <w:numId w:val="22"/>
+        </w:numPr>
+        <w:tabs>
+          <w:tab w:val="num" w:pos="720"/>
+        </w:tabs>
+        <w:spacing w:line="360" w:lineRule="auto"/>
+        <w:jc w:val="both"/>
+      </w:pPr>
+      <w:r>
+        <w:t xml:space="preserve">Recursos de Internet: Utilização de documentação técnica oficial (Spotify </w:t>
+      </w:r>
+      <w:proofErr w:type="spellStart"/>
+      <w:r>
+        <w:t>Engineering</w:t>
+      </w:r>
+      <w:proofErr w:type="spellEnd"/>
+      <w:r>
+        <w:t xml:space="preserve"> Blog, </w:t>
+      </w:r>
+      <w:proofErr w:type="spellStart"/>
+      <w:r>
+        <w:t>HackerNoon</w:t>
+      </w:r>
+      <w:proofErr w:type="spellEnd"/>
+      <w:r>
+        <w:t xml:space="preserve">, </w:t>
+      </w:r>
+      <w:proofErr w:type="spellStart"/>
+      <w:r>
+        <w:t>Quartz</w:t>
+      </w:r>
+      <w:proofErr w:type="spellEnd"/>
+      <w:r>
+        <w:t xml:space="preserve"> Tech) para compreender as arquiteturas de Machine Learning e NLP da plataforma.</w:t>
+      </w:r>
+    </w:p>
+    <w:p>
+      <w:pPr>
+        <w:pStyle w:val="PargrafodaLista"/>
+        <w:numPr>
+          <w:ilvl w:val="0"/>
+          <w:numId w:val="22"/>
+        </w:numPr>
+        <w:tabs>
+          <w:tab w:val="num" w:pos="720"/>
+        </w:tabs>
+        <w:spacing w:line="360" w:lineRule="auto"/>
+        <w:jc w:val="both"/>
+      </w:pPr>
+      <w:r>
+        <w:t>Periódicos: Análise de artigos em revistas de alto impacto como Sociologias, Galáxia e periódicos internacionais focados em Ética Algorítmica e Gestão da Informação.</w:t>
+      </w:r>
+    </w:p>
+    <w:p>
+      <w:pPr>
+        <w:spacing w:line="480" w:lineRule="auto"/>
+      </w:pPr>
+    </w:p>
+    <w:p>
+      <w:pPr>
+        <w:spacing w:line="480" w:lineRule="auto"/>
+      </w:pPr>
+    </w:p>
+    <w:p>
+      <w:pPr>
+        <w:spacing w:line="480" w:lineRule="auto"/>
+      </w:pPr>
+    </w:p>
+    <w:p>
+      <w:pPr>
+        <w:spacing w:line="480" w:lineRule="auto"/>
+        <w:rPr>
+          <w:rFonts w:ascii="Arial" w:eastAsia="Arial" w:hAnsi="Arial" w:cs="Arial"/>
+          <w:b/>
+          <w:sz w:val="28"/>
+          <w:szCs w:val="28"/>
+        </w:rPr>
+      </w:pPr>
+      <w:r>
+        <w:rPr>
+          <w:rFonts w:ascii="Arial" w:eastAsia="Arial" w:hAnsi="Arial" w:cs="Arial"/>
+          <w:b/>
+          <w:sz w:val="28"/>
+          <w:szCs w:val="28"/>
+        </w:rPr>
+        <w:lastRenderedPageBreak/>
         <w:t xml:space="preserve">5 - REFERÊNCIAS  </w:t>
       </w:r>
     </w:p>
@@ -3454,10 +4241,10 @@
       </w:r>
     </w:p>
     <w:sectPr>
-      <w:headerReference w:type="even" r:id="rId7"/>
-      <w:headerReference w:type="default" r:id="rId8"/>
-      <w:footerReference w:type="even" r:id="rId9"/>
-      <w:footerReference w:type="default" r:id="rId10"/>
+      <w:headerReference w:type="even" r:id="rId8"/>
+      <w:headerReference w:type="default" r:id="rId9"/>
+      <w:footerReference w:type="even" r:id="rId10"/>
+      <w:footerReference w:type="default" r:id="rId11"/>
       <w:pgSz w:w="12240" w:h="15840"/>
       <w:pgMar w:top="1701" w:right="1134" w:bottom="1134" w:left="1701" w:header="709" w:footer="709" w:gutter="0"/>
       <w:pgNumType w:start="1"/>
@@ -3732,6 +4519,268 @@
 <file path=word/numbering.xml><?xml version="1.0" encoding="utf-8"?>
 <w:numbering xmlns:wpc="http://schemas.microsoft.com/office/word/2010/wordprocessingCanvas" xmlns:cx="http://schemas.microsoft.com/office/drawing/2014/chartex" xmlns:cx1="http://schemas.microsoft.com/office/drawing/2015/9/8/chartex" xmlns:cx2="http://schemas.microsoft.com/office/drawing/2015/10/21/chartex" xmlns:cx3="http://schemas.microsoft.com/office/drawing/2016/5/9/chartex" xmlns:cx4="http://schemas.microsoft.com/office/drawing/2016/5/10/chartex" xmlns:cx5="http://schemas.microsoft.com/office/drawing/2016/5/11/chartex" xmlns:cx6="http://schemas.microsoft.com/office/drawing/2016/5/12/chartex" xmlns:cx7="http://schemas.microsoft.com/office/drawing/2016/5/13/chartex" xmlns:cx8="http://schemas.microsoft.com/office/drawing/2016/5/14/chartex" xmlns:mc="http://schemas.openxmlformats.org/markup-compatibility/2006" xmlns:aink="http://schemas.microsoft.com/office/drawing/2016/ink" xmlns:am3d="http://schemas.microsoft.com/office/drawing/2017/model3d" xmlns:o="urn:schemas-microsoft-com:office:office" xmlns:oel="http://schemas.microsoft.com/office/2019/extlst" xmlns:r="http://schemas.openxmlformats.org/officeDocument/2006/relationships" xmlns:m="http://schemas.openxmlformats.org/officeDocument/2006/math" xmlns:v="urn:schemas-microsoft-com:vml" xmlns:wp14="http://schemas.microsoft.com/office/word/2010/wordprocessingDrawing" xmlns:wp="http://schemas.openxmlformats.org/drawingml/2006/wordprocessingDrawing" xmlns:w10="urn:schemas-microsoft-com:office:word" xmlns:w="http://schemas.openxmlformats.org/wordprocessingml/2006/main" xmlns:w14="http://schemas.microsoft.com/office/word/2010/wordml" xmlns:w15="http://schemas.microsoft.com/office/word/2012/wordml" xmlns:w16cex="http://schemas.microsoft.com/office/word/2018/wordml/cex" xmlns:w16cid="http://schemas.microsoft.com/office/word/2016/wordml/cid" xmlns:w16="http://schemas.microsoft.com/office/word/2018/wordml" xmlns:w16du="http://schemas.microsoft.com/office/word/2023/wordml/word16du" xmlns:w16sdtdh="http://schemas.microsoft.com/office/word/2020/wordml/sdtdatahash" xmlns:w16sdtfl="http://schemas.microsoft.com/office/word/2024/wordml/sdtformatlock" xmlns:w16se="http://schemas.microsoft.com/office/word/2015/wordml/symex" xmlns:wpg="http://schemas.microsoft.com/office/word/2010/wordprocessingGroup" xmlns:wpi="http://schemas.microsoft.com/office/word/2010/wordprocessingInk" xmlns:wne="http://schemas.microsoft.com/office/word/2006/wordml" xmlns:wps="http://schemas.microsoft.com/office/word/2010/wordprocessingShape" mc:Ignorable="w14 w15 w16se w16cid w16 w16cex w16sdtdh w16sdtfl w16du wp14">
   <w:abstractNum w:abstractNumId="0" w15:restartNumberingAfterBreak="0">
+    <w:nsid w:val="0E40617B"/>
+    <w:multiLevelType w:val="multilevel"/>
+    <w:tmpl w:val="FF1691BA"/>
+    <w:lvl w:ilvl="0">
+      <w:start w:val="1"/>
+      <w:numFmt w:val="bullet"/>
+      <w:lvlText w:val=""/>
+      <w:lvlJc w:val="left"/>
+      <w:pPr>
+        <w:tabs>
+          <w:tab w:val="num" w:pos="720"/>
+        </w:tabs>
+        <w:ind w:left="720" w:hanging="360"/>
+      </w:pPr>
+      <w:rPr>
+        <w:rFonts w:ascii="Symbol" w:hAnsi="Symbol" w:hint="default"/>
+        <w:sz w:val="20"/>
+      </w:rPr>
+    </w:lvl>
+    <w:lvl w:ilvl="1" w:tentative="1">
+      <w:start w:val="1"/>
+      <w:numFmt w:val="bullet"/>
+      <w:lvlText w:val="o"/>
+      <w:lvlJc w:val="left"/>
+      <w:pPr>
+        <w:tabs>
+          <w:tab w:val="num" w:pos="1440"/>
+        </w:tabs>
+        <w:ind w:left="1440" w:hanging="360"/>
+      </w:pPr>
+      <w:rPr>
+        <w:rFonts w:ascii="Courier New" w:hAnsi="Courier New" w:hint="default"/>
+        <w:sz w:val="20"/>
+      </w:rPr>
+    </w:lvl>
+    <w:lvl w:ilvl="2" w:tentative="1">
+      <w:start w:val="1"/>
+      <w:numFmt w:val="bullet"/>
+      <w:lvlText w:val=""/>
+      <w:lvlJc w:val="left"/>
+      <w:pPr>
+        <w:tabs>
+          <w:tab w:val="num" w:pos="2160"/>
+        </w:tabs>
+        <w:ind w:left="2160" w:hanging="360"/>
+      </w:pPr>
+      <w:rPr>
+        <w:rFonts w:ascii="Wingdings" w:hAnsi="Wingdings" w:hint="default"/>
+        <w:sz w:val="20"/>
+      </w:rPr>
+    </w:lvl>
+    <w:lvl w:ilvl="3" w:tentative="1">
+      <w:start w:val="1"/>
+      <w:numFmt w:val="bullet"/>
+      <w:lvlText w:val=""/>
+      <w:lvlJc w:val="left"/>
+      <w:pPr>
+        <w:tabs>
+          <w:tab w:val="num" w:pos="2880"/>
+        </w:tabs>
+        <w:ind w:left="2880" w:hanging="360"/>
+      </w:pPr>
+      <w:rPr>
+        <w:rFonts w:ascii="Wingdings" w:hAnsi="Wingdings" w:hint="default"/>
+        <w:sz w:val="20"/>
+      </w:rPr>
+    </w:lvl>
+    <w:lvl w:ilvl="4" w:tentative="1">
+      <w:start w:val="1"/>
+      <w:numFmt w:val="bullet"/>
+      <w:lvlText w:val=""/>
+      <w:lvlJc w:val="left"/>
+      <w:pPr>
+        <w:tabs>
+          <w:tab w:val="num" w:pos="3600"/>
+        </w:tabs>
+        <w:ind w:left="3600" w:hanging="360"/>
+      </w:pPr>
+      <w:rPr>
+        <w:rFonts w:ascii="Wingdings" w:hAnsi="Wingdings" w:hint="default"/>
+        <w:sz w:val="20"/>
+      </w:rPr>
+    </w:lvl>
+    <w:lvl w:ilvl="5" w:tentative="1">
+      <w:start w:val="1"/>
+      <w:numFmt w:val="bullet"/>
+      <w:lvlText w:val=""/>
+      <w:lvlJc w:val="left"/>
+      <w:pPr>
+        <w:tabs>
+          <w:tab w:val="num" w:pos="4320"/>
+        </w:tabs>
+        <w:ind w:left="4320" w:hanging="360"/>
+      </w:pPr>
+      <w:rPr>
+        <w:rFonts w:ascii="Wingdings" w:hAnsi="Wingdings" w:hint="default"/>
+        <w:sz w:val="20"/>
+      </w:rPr>
+    </w:lvl>
+    <w:lvl w:ilvl="6" w:tentative="1">
+      <w:start w:val="1"/>
+      <w:numFmt w:val="bullet"/>
+      <w:lvlText w:val=""/>
+      <w:lvlJc w:val="left"/>
+      <w:pPr>
+        <w:tabs>
+          <w:tab w:val="num" w:pos="5040"/>
+        </w:tabs>
+        <w:ind w:left="5040" w:hanging="360"/>
+      </w:pPr>
+      <w:rPr>
+        <w:rFonts w:ascii="Wingdings" w:hAnsi="Wingdings" w:hint="default"/>
+        <w:sz w:val="20"/>
+      </w:rPr>
+    </w:lvl>
+    <w:lvl w:ilvl="7" w:tentative="1">
+      <w:start w:val="1"/>
+      <w:numFmt w:val="bullet"/>
+      <w:lvlText w:val=""/>
+      <w:lvlJc w:val="left"/>
+      <w:pPr>
+        <w:tabs>
+          <w:tab w:val="num" w:pos="5760"/>
+        </w:tabs>
+        <w:ind w:left="5760" w:hanging="360"/>
+      </w:pPr>
+      <w:rPr>
+        <w:rFonts w:ascii="Wingdings" w:hAnsi="Wingdings" w:hint="default"/>
+        <w:sz w:val="20"/>
+      </w:rPr>
+    </w:lvl>
+    <w:lvl w:ilvl="8" w:tentative="1">
+      <w:start w:val="1"/>
+      <w:numFmt w:val="bullet"/>
+      <w:lvlText w:val=""/>
+      <w:lvlJc w:val="left"/>
+      <w:pPr>
+        <w:tabs>
+          <w:tab w:val="num" w:pos="6480"/>
+        </w:tabs>
+        <w:ind w:left="6480" w:hanging="360"/>
+      </w:pPr>
+      <w:rPr>
+        <w:rFonts w:ascii="Wingdings" w:hAnsi="Wingdings" w:hint="default"/>
+        <w:sz w:val="20"/>
+      </w:rPr>
+    </w:lvl>
+  </w:abstractNum>
+  <w:abstractNum w:abstractNumId="1" w15:restartNumberingAfterBreak="0">
+    <w:nsid w:val="190515CA"/>
+    <w:multiLevelType w:val="hybridMultilevel"/>
+    <w:tmpl w:val="39EA387C"/>
+    <w:lvl w:ilvl="0" w:tplc="04160001">
+      <w:start w:val="1"/>
+      <w:numFmt w:val="bullet"/>
+      <w:lvlText w:val=""/>
+      <w:lvlJc w:val="left"/>
+      <w:pPr>
+        <w:ind w:left="720" w:hanging="360"/>
+      </w:pPr>
+      <w:rPr>
+        <w:rFonts w:ascii="Symbol" w:hAnsi="Symbol" w:hint="default"/>
+      </w:rPr>
+    </w:lvl>
+    <w:lvl w:ilvl="1" w:tplc="04160003" w:tentative="1">
+      <w:start w:val="1"/>
+      <w:numFmt w:val="bullet"/>
+      <w:lvlText w:val="o"/>
+      <w:lvlJc w:val="left"/>
+      <w:pPr>
+        <w:ind w:left="1440" w:hanging="360"/>
+      </w:pPr>
+      <w:rPr>
+        <w:rFonts w:ascii="Courier New" w:hAnsi="Courier New" w:cs="Courier New" w:hint="default"/>
+      </w:rPr>
+    </w:lvl>
+    <w:lvl w:ilvl="2" w:tplc="04160005" w:tentative="1">
+      <w:start w:val="1"/>
+      <w:numFmt w:val="bullet"/>
+      <w:lvlText w:val=""/>
+      <w:lvlJc w:val="left"/>
+      <w:pPr>
+        <w:ind w:left="2160" w:hanging="360"/>
+      </w:pPr>
+      <w:rPr>
+        <w:rFonts w:ascii="Wingdings" w:hAnsi="Wingdings" w:hint="default"/>
+      </w:rPr>
+    </w:lvl>
+    <w:lvl w:ilvl="3" w:tplc="04160001" w:tentative="1">
+      <w:start w:val="1"/>
+      <w:numFmt w:val="bullet"/>
+      <w:lvlText w:val=""/>
+      <w:lvlJc w:val="left"/>
+      <w:pPr>
+        <w:ind w:left="2880" w:hanging="360"/>
+      </w:pPr>
+      <w:rPr>
+        <w:rFonts w:ascii="Symbol" w:hAnsi="Symbol" w:hint="default"/>
+      </w:rPr>
+    </w:lvl>
+    <w:lvl w:ilvl="4" w:tplc="04160003" w:tentative="1">
+      <w:start w:val="1"/>
+      <w:numFmt w:val="bullet"/>
+      <w:lvlText w:val="o"/>
+      <w:lvlJc w:val="left"/>
+      <w:pPr>
+        <w:ind w:left="3600" w:hanging="360"/>
+      </w:pPr>
+      <w:rPr>
+        <w:rFonts w:ascii="Courier New" w:hAnsi="Courier New" w:cs="Courier New" w:hint="default"/>
+      </w:rPr>
+    </w:lvl>
+    <w:lvl w:ilvl="5" w:tplc="04160005" w:tentative="1">
+      <w:start w:val="1"/>
+      <w:numFmt w:val="bullet"/>
+      <w:lvlText w:val=""/>
+      <w:lvlJc w:val="left"/>
+      <w:pPr>
+        <w:ind w:left="4320" w:hanging="360"/>
+      </w:pPr>
+      <w:rPr>
+        <w:rFonts w:ascii="Wingdings" w:hAnsi="Wingdings" w:hint="default"/>
+      </w:rPr>
+    </w:lvl>
+    <w:lvl w:ilvl="6" w:tplc="04160001" w:tentative="1">
+      <w:start w:val="1"/>
+      <w:numFmt w:val="bullet"/>
+      <w:lvlText w:val=""/>
+      <w:lvlJc w:val="left"/>
+      <w:pPr>
+        <w:ind w:left="5040" w:hanging="360"/>
+      </w:pPr>
+      <w:rPr>
+        <w:rFonts w:ascii="Symbol" w:hAnsi="Symbol" w:hint="default"/>
+      </w:rPr>
+    </w:lvl>
+    <w:lvl w:ilvl="7" w:tplc="04160003" w:tentative="1">
+      <w:start w:val="1"/>
+      <w:numFmt w:val="bullet"/>
+      <w:lvlText w:val="o"/>
+      <w:lvlJc w:val="left"/>
+      <w:pPr>
+        <w:ind w:left="5760" w:hanging="360"/>
+      </w:pPr>
+      <w:rPr>
+        <w:rFonts w:ascii="Courier New" w:hAnsi="Courier New" w:cs="Courier New" w:hint="default"/>
+      </w:rPr>
+    </w:lvl>
+    <w:lvl w:ilvl="8" w:tplc="04160005" w:tentative="1">
+      <w:start w:val="1"/>
+      <w:numFmt w:val="bullet"/>
+      <w:lvlText w:val=""/>
+      <w:lvlJc w:val="left"/>
+      <w:pPr>
+        <w:ind w:left="6480" w:hanging="360"/>
+      </w:pPr>
+      <w:rPr>
+        <w:rFonts w:ascii="Wingdings" w:hAnsi="Wingdings" w:hint="default"/>
+      </w:rPr>
+    </w:lvl>
+  </w:abstractNum>
+  <w:abstractNum w:abstractNumId="2" w15:restartNumberingAfterBreak="0">
     <w:nsid w:val="19D361E9"/>
     <w:multiLevelType w:val="multilevel"/>
     <w:tmpl w:val="C5781558"/>
@@ -3853,7 +4902,7 @@
       </w:rPr>
     </w:lvl>
   </w:abstractNum>
-  <w:abstractNum w:abstractNumId="1" w15:restartNumberingAfterBreak="0">
+  <w:abstractNum w:abstractNumId="3" w15:restartNumberingAfterBreak="0">
     <w:nsid w:val="1A63760A"/>
     <w:multiLevelType w:val="hybridMultilevel"/>
     <w:tmpl w:val="639A6340"/>
@@ -3966,7 +5015,7 @@
       </w:rPr>
     </w:lvl>
   </w:abstractNum>
-  <w:abstractNum w:abstractNumId="2" w15:restartNumberingAfterBreak="0">
+  <w:abstractNum w:abstractNumId="4" w15:restartNumberingAfterBreak="0">
     <w:nsid w:val="1B914E54"/>
     <w:multiLevelType w:val="multilevel"/>
     <w:tmpl w:val="690666EA"/>
@@ -4088,7 +5137,120 @@
       </w:rPr>
     </w:lvl>
   </w:abstractNum>
-  <w:abstractNum w:abstractNumId="3" w15:restartNumberingAfterBreak="0">
+  <w:abstractNum w:abstractNumId="5" w15:restartNumberingAfterBreak="0">
+    <w:nsid w:val="284D4BC0"/>
+    <w:multiLevelType w:val="hybridMultilevel"/>
+    <w:tmpl w:val="801E9D20"/>
+    <w:lvl w:ilvl="0" w:tplc="04160001">
+      <w:start w:val="1"/>
+      <w:numFmt w:val="bullet"/>
+      <w:lvlText w:val=""/>
+      <w:lvlJc w:val="left"/>
+      <w:pPr>
+        <w:ind w:left="1440" w:hanging="360"/>
+      </w:pPr>
+      <w:rPr>
+        <w:rFonts w:ascii="Symbol" w:hAnsi="Symbol" w:hint="default"/>
+      </w:rPr>
+    </w:lvl>
+    <w:lvl w:ilvl="1" w:tplc="04160003" w:tentative="1">
+      <w:start w:val="1"/>
+      <w:numFmt w:val="bullet"/>
+      <w:lvlText w:val="o"/>
+      <w:lvlJc w:val="left"/>
+      <w:pPr>
+        <w:ind w:left="2160" w:hanging="360"/>
+      </w:pPr>
+      <w:rPr>
+        <w:rFonts w:ascii="Courier New" w:hAnsi="Courier New" w:cs="Courier New" w:hint="default"/>
+      </w:rPr>
+    </w:lvl>
+    <w:lvl w:ilvl="2" w:tplc="04160005" w:tentative="1">
+      <w:start w:val="1"/>
+      <w:numFmt w:val="bullet"/>
+      <w:lvlText w:val=""/>
+      <w:lvlJc w:val="left"/>
+      <w:pPr>
+        <w:ind w:left="2880" w:hanging="360"/>
+      </w:pPr>
+      <w:rPr>
+        <w:rFonts w:ascii="Wingdings" w:hAnsi="Wingdings" w:hint="default"/>
+      </w:rPr>
+    </w:lvl>
+    <w:lvl w:ilvl="3" w:tplc="04160001" w:tentative="1">
+      <w:start w:val="1"/>
+      <w:numFmt w:val="bullet"/>
+      <w:lvlText w:val=""/>
+      <w:lvlJc w:val="left"/>
+      <w:pPr>
+        <w:ind w:left="3600" w:hanging="360"/>
+      </w:pPr>
+      <w:rPr>
+        <w:rFonts w:ascii="Symbol" w:hAnsi="Symbol" w:hint="default"/>
+      </w:rPr>
+    </w:lvl>
+    <w:lvl w:ilvl="4" w:tplc="04160003" w:tentative="1">
+      <w:start w:val="1"/>
+      <w:numFmt w:val="bullet"/>
+      <w:lvlText w:val="o"/>
+      <w:lvlJc w:val="left"/>
+      <w:pPr>
+        <w:ind w:left="4320" w:hanging="360"/>
+      </w:pPr>
+      <w:rPr>
+        <w:rFonts w:ascii="Courier New" w:hAnsi="Courier New" w:cs="Courier New" w:hint="default"/>
+      </w:rPr>
+    </w:lvl>
+    <w:lvl w:ilvl="5" w:tplc="04160005" w:tentative="1">
+      <w:start w:val="1"/>
+      <w:numFmt w:val="bullet"/>
+      <w:lvlText w:val=""/>
+      <w:lvlJc w:val="left"/>
+      <w:pPr>
+        <w:ind w:left="5040" w:hanging="360"/>
+      </w:pPr>
+      <w:rPr>
+        <w:rFonts w:ascii="Wingdings" w:hAnsi="Wingdings" w:hint="default"/>
+      </w:rPr>
+    </w:lvl>
+    <w:lvl w:ilvl="6" w:tplc="04160001" w:tentative="1">
+      <w:start w:val="1"/>
+      <w:numFmt w:val="bullet"/>
+      <w:lvlText w:val=""/>
+      <w:lvlJc w:val="left"/>
+      <w:pPr>
+        <w:ind w:left="5760" w:hanging="360"/>
+      </w:pPr>
+      <w:rPr>
+        <w:rFonts w:ascii="Symbol" w:hAnsi="Symbol" w:hint="default"/>
+      </w:rPr>
+    </w:lvl>
+    <w:lvl w:ilvl="7" w:tplc="04160003" w:tentative="1">
+      <w:start w:val="1"/>
+      <w:numFmt w:val="bullet"/>
+      <w:lvlText w:val="o"/>
+      <w:lvlJc w:val="left"/>
+      <w:pPr>
+        <w:ind w:left="6480" w:hanging="360"/>
+      </w:pPr>
+      <w:rPr>
+        <w:rFonts w:ascii="Courier New" w:hAnsi="Courier New" w:cs="Courier New" w:hint="default"/>
+      </w:rPr>
+    </w:lvl>
+    <w:lvl w:ilvl="8" w:tplc="04160005" w:tentative="1">
+      <w:start w:val="1"/>
+      <w:numFmt w:val="bullet"/>
+      <w:lvlText w:val=""/>
+      <w:lvlJc w:val="left"/>
+      <w:pPr>
+        <w:ind w:left="7200" w:hanging="360"/>
+      </w:pPr>
+      <w:rPr>
+        <w:rFonts w:ascii="Wingdings" w:hAnsi="Wingdings" w:hint="default"/>
+      </w:rPr>
+    </w:lvl>
+  </w:abstractNum>
+  <w:abstractNum w:abstractNumId="6" w15:restartNumberingAfterBreak="0">
     <w:nsid w:val="306A7DD6"/>
     <w:multiLevelType w:val="multilevel"/>
     <w:tmpl w:val="851E360C"/>
@@ -4237,7 +5399,436 @@
       </w:rPr>
     </w:lvl>
   </w:abstractNum>
-  <w:abstractNum w:abstractNumId="4" w15:restartNumberingAfterBreak="0">
+  <w:abstractNum w:abstractNumId="7" w15:restartNumberingAfterBreak="0">
+    <w:nsid w:val="36C8481A"/>
+    <w:multiLevelType w:val="multilevel"/>
+    <w:tmpl w:val="A6CA1A28"/>
+    <w:lvl w:ilvl="0">
+      <w:start w:val="1"/>
+      <w:numFmt w:val="decimal"/>
+      <w:lvlText w:val="%1."/>
+      <w:lvlJc w:val="left"/>
+      <w:pPr>
+        <w:tabs>
+          <w:tab w:val="num" w:pos="720"/>
+        </w:tabs>
+        <w:ind w:left="720" w:hanging="360"/>
+      </w:pPr>
+    </w:lvl>
+    <w:lvl w:ilvl="1" w:tentative="1">
+      <w:start w:val="1"/>
+      <w:numFmt w:val="decimal"/>
+      <w:lvlText w:val="%2."/>
+      <w:lvlJc w:val="left"/>
+      <w:pPr>
+        <w:tabs>
+          <w:tab w:val="num" w:pos="1440"/>
+        </w:tabs>
+        <w:ind w:left="1440" w:hanging="360"/>
+      </w:pPr>
+    </w:lvl>
+    <w:lvl w:ilvl="2" w:tentative="1">
+      <w:start w:val="1"/>
+      <w:numFmt w:val="decimal"/>
+      <w:lvlText w:val="%3."/>
+      <w:lvlJc w:val="left"/>
+      <w:pPr>
+        <w:tabs>
+          <w:tab w:val="num" w:pos="2160"/>
+        </w:tabs>
+        <w:ind w:left="2160" w:hanging="360"/>
+      </w:pPr>
+    </w:lvl>
+    <w:lvl w:ilvl="3" w:tentative="1">
+      <w:start w:val="1"/>
+      <w:numFmt w:val="decimal"/>
+      <w:lvlText w:val="%4."/>
+      <w:lvlJc w:val="left"/>
+      <w:pPr>
+        <w:tabs>
+          <w:tab w:val="num" w:pos="2880"/>
+        </w:tabs>
+        <w:ind w:left="2880" w:hanging="360"/>
+      </w:pPr>
+    </w:lvl>
+    <w:lvl w:ilvl="4" w:tentative="1">
+      <w:start w:val="1"/>
+      <w:numFmt w:val="decimal"/>
+      <w:lvlText w:val="%5."/>
+      <w:lvlJc w:val="left"/>
+      <w:pPr>
+        <w:tabs>
+          <w:tab w:val="num" w:pos="3600"/>
+        </w:tabs>
+        <w:ind w:left="3600" w:hanging="360"/>
+      </w:pPr>
+    </w:lvl>
+    <w:lvl w:ilvl="5" w:tentative="1">
+      <w:start w:val="1"/>
+      <w:numFmt w:val="decimal"/>
+      <w:lvlText w:val="%6."/>
+      <w:lvlJc w:val="left"/>
+      <w:pPr>
+        <w:tabs>
+          <w:tab w:val="num" w:pos="4320"/>
+        </w:tabs>
+        <w:ind w:left="4320" w:hanging="360"/>
+      </w:pPr>
+    </w:lvl>
+    <w:lvl w:ilvl="6" w:tentative="1">
+      <w:start w:val="1"/>
+      <w:numFmt w:val="decimal"/>
+      <w:lvlText w:val="%7."/>
+      <w:lvlJc w:val="left"/>
+      <w:pPr>
+        <w:tabs>
+          <w:tab w:val="num" w:pos="5040"/>
+        </w:tabs>
+        <w:ind w:left="5040" w:hanging="360"/>
+      </w:pPr>
+    </w:lvl>
+    <w:lvl w:ilvl="7" w:tentative="1">
+      <w:start w:val="1"/>
+      <w:numFmt w:val="decimal"/>
+      <w:lvlText w:val="%8."/>
+      <w:lvlJc w:val="left"/>
+      <w:pPr>
+        <w:tabs>
+          <w:tab w:val="num" w:pos="5760"/>
+        </w:tabs>
+        <w:ind w:left="5760" w:hanging="360"/>
+      </w:pPr>
+    </w:lvl>
+    <w:lvl w:ilvl="8" w:tentative="1">
+      <w:start w:val="1"/>
+      <w:numFmt w:val="decimal"/>
+      <w:lvlText w:val="%9."/>
+      <w:lvlJc w:val="left"/>
+      <w:pPr>
+        <w:tabs>
+          <w:tab w:val="num" w:pos="6480"/>
+        </w:tabs>
+        <w:ind w:left="6480" w:hanging="360"/>
+      </w:pPr>
+    </w:lvl>
+  </w:abstractNum>
+  <w:abstractNum w:abstractNumId="8" w15:restartNumberingAfterBreak="0">
+    <w:nsid w:val="37A315B9"/>
+    <w:multiLevelType w:val="hybridMultilevel"/>
+    <w:tmpl w:val="1750C032"/>
+    <w:lvl w:ilvl="0" w:tplc="04160001">
+      <w:start w:val="1"/>
+      <w:numFmt w:val="bullet"/>
+      <w:lvlText w:val=""/>
+      <w:lvlJc w:val="left"/>
+      <w:pPr>
+        <w:ind w:left="720" w:hanging="360"/>
+      </w:pPr>
+      <w:rPr>
+        <w:rFonts w:ascii="Symbol" w:hAnsi="Symbol" w:hint="default"/>
+      </w:rPr>
+    </w:lvl>
+    <w:lvl w:ilvl="1" w:tplc="04160003" w:tentative="1">
+      <w:start w:val="1"/>
+      <w:numFmt w:val="bullet"/>
+      <w:lvlText w:val="o"/>
+      <w:lvlJc w:val="left"/>
+      <w:pPr>
+        <w:ind w:left="1440" w:hanging="360"/>
+      </w:pPr>
+      <w:rPr>
+        <w:rFonts w:ascii="Courier New" w:hAnsi="Courier New" w:cs="Courier New" w:hint="default"/>
+      </w:rPr>
+    </w:lvl>
+    <w:lvl w:ilvl="2" w:tplc="04160005" w:tentative="1">
+      <w:start w:val="1"/>
+      <w:numFmt w:val="bullet"/>
+      <w:lvlText w:val=""/>
+      <w:lvlJc w:val="left"/>
+      <w:pPr>
+        <w:ind w:left="2160" w:hanging="360"/>
+      </w:pPr>
+      <w:rPr>
+        <w:rFonts w:ascii="Wingdings" w:hAnsi="Wingdings" w:hint="default"/>
+      </w:rPr>
+    </w:lvl>
+    <w:lvl w:ilvl="3" w:tplc="04160001" w:tentative="1">
+      <w:start w:val="1"/>
+      <w:numFmt w:val="bullet"/>
+      <w:lvlText w:val=""/>
+      <w:lvlJc w:val="left"/>
+      <w:pPr>
+        <w:ind w:left="2880" w:hanging="360"/>
+      </w:pPr>
+      <w:rPr>
+        <w:rFonts w:ascii="Symbol" w:hAnsi="Symbol" w:hint="default"/>
+      </w:rPr>
+    </w:lvl>
+    <w:lvl w:ilvl="4" w:tplc="04160003" w:tentative="1">
+      <w:start w:val="1"/>
+      <w:numFmt w:val="bullet"/>
+      <w:lvlText w:val="o"/>
+      <w:lvlJc w:val="left"/>
+      <w:pPr>
+        <w:ind w:left="3600" w:hanging="360"/>
+      </w:pPr>
+      <w:rPr>
+        <w:rFonts w:ascii="Courier New" w:hAnsi="Courier New" w:cs="Courier New" w:hint="default"/>
+      </w:rPr>
+    </w:lvl>
+    <w:lvl w:ilvl="5" w:tplc="04160005" w:tentative="1">
+      <w:start w:val="1"/>
+      <w:numFmt w:val="bullet"/>
+      <w:lvlText w:val=""/>
+      <w:lvlJc w:val="left"/>
+      <w:pPr>
+        <w:ind w:left="4320" w:hanging="360"/>
+      </w:pPr>
+      <w:rPr>
+        <w:rFonts w:ascii="Wingdings" w:hAnsi="Wingdings" w:hint="default"/>
+      </w:rPr>
+    </w:lvl>
+    <w:lvl w:ilvl="6" w:tplc="04160001" w:tentative="1">
+      <w:start w:val="1"/>
+      <w:numFmt w:val="bullet"/>
+      <w:lvlText w:val=""/>
+      <w:lvlJc w:val="left"/>
+      <w:pPr>
+        <w:ind w:left="5040" w:hanging="360"/>
+      </w:pPr>
+      <w:rPr>
+        <w:rFonts w:ascii="Symbol" w:hAnsi="Symbol" w:hint="default"/>
+      </w:rPr>
+    </w:lvl>
+    <w:lvl w:ilvl="7" w:tplc="04160003" w:tentative="1">
+      <w:start w:val="1"/>
+      <w:numFmt w:val="bullet"/>
+      <w:lvlText w:val="o"/>
+      <w:lvlJc w:val="left"/>
+      <w:pPr>
+        <w:ind w:left="5760" w:hanging="360"/>
+      </w:pPr>
+      <w:rPr>
+        <w:rFonts w:ascii="Courier New" w:hAnsi="Courier New" w:cs="Courier New" w:hint="default"/>
+      </w:rPr>
+    </w:lvl>
+    <w:lvl w:ilvl="8" w:tplc="04160005" w:tentative="1">
+      <w:start w:val="1"/>
+      <w:numFmt w:val="bullet"/>
+      <w:lvlText w:val=""/>
+      <w:lvlJc w:val="left"/>
+      <w:pPr>
+        <w:ind w:left="6480" w:hanging="360"/>
+      </w:pPr>
+      <w:rPr>
+        <w:rFonts w:ascii="Wingdings" w:hAnsi="Wingdings" w:hint="default"/>
+      </w:rPr>
+    </w:lvl>
+  </w:abstractNum>
+  <w:abstractNum w:abstractNumId="9" w15:restartNumberingAfterBreak="0">
+    <w:nsid w:val="37B55C1A"/>
+    <w:multiLevelType w:val="hybridMultilevel"/>
+    <w:tmpl w:val="3DAEB0D0"/>
+    <w:lvl w:ilvl="0" w:tplc="04160001">
+      <w:start w:val="1"/>
+      <w:numFmt w:val="bullet"/>
+      <w:lvlText w:val=""/>
+      <w:lvlJc w:val="left"/>
+      <w:pPr>
+        <w:ind w:left="720" w:hanging="360"/>
+      </w:pPr>
+      <w:rPr>
+        <w:rFonts w:ascii="Symbol" w:hAnsi="Symbol" w:hint="default"/>
+      </w:rPr>
+    </w:lvl>
+    <w:lvl w:ilvl="1" w:tplc="04160003" w:tentative="1">
+      <w:start w:val="1"/>
+      <w:numFmt w:val="bullet"/>
+      <w:lvlText w:val="o"/>
+      <w:lvlJc w:val="left"/>
+      <w:pPr>
+        <w:ind w:left="1440" w:hanging="360"/>
+      </w:pPr>
+      <w:rPr>
+        <w:rFonts w:ascii="Courier New" w:hAnsi="Courier New" w:cs="Courier New" w:hint="default"/>
+      </w:rPr>
+    </w:lvl>
+    <w:lvl w:ilvl="2" w:tplc="04160005" w:tentative="1">
+      <w:start w:val="1"/>
+      <w:numFmt w:val="bullet"/>
+      <w:lvlText w:val=""/>
+      <w:lvlJc w:val="left"/>
+      <w:pPr>
+        <w:ind w:left="2160" w:hanging="360"/>
+      </w:pPr>
+      <w:rPr>
+        <w:rFonts w:ascii="Wingdings" w:hAnsi="Wingdings" w:hint="default"/>
+      </w:rPr>
+    </w:lvl>
+    <w:lvl w:ilvl="3" w:tplc="04160001" w:tentative="1">
+      <w:start w:val="1"/>
+      <w:numFmt w:val="bullet"/>
+      <w:lvlText w:val=""/>
+      <w:lvlJc w:val="left"/>
+      <w:pPr>
+        <w:ind w:left="2880" w:hanging="360"/>
+      </w:pPr>
+      <w:rPr>
+        <w:rFonts w:ascii="Symbol" w:hAnsi="Symbol" w:hint="default"/>
+      </w:rPr>
+    </w:lvl>
+    <w:lvl w:ilvl="4" w:tplc="04160003" w:tentative="1">
+      <w:start w:val="1"/>
+      <w:numFmt w:val="bullet"/>
+      <w:lvlText w:val="o"/>
+      <w:lvlJc w:val="left"/>
+      <w:pPr>
+        <w:ind w:left="3600" w:hanging="360"/>
+      </w:pPr>
+      <w:rPr>
+        <w:rFonts w:ascii="Courier New" w:hAnsi="Courier New" w:cs="Courier New" w:hint="default"/>
+      </w:rPr>
+    </w:lvl>
+    <w:lvl w:ilvl="5" w:tplc="04160005" w:tentative="1">
+      <w:start w:val="1"/>
+      <w:numFmt w:val="bullet"/>
+      <w:lvlText w:val=""/>
+      <w:lvlJc w:val="left"/>
+      <w:pPr>
+        <w:ind w:left="4320" w:hanging="360"/>
+      </w:pPr>
+      <w:rPr>
+        <w:rFonts w:ascii="Wingdings" w:hAnsi="Wingdings" w:hint="default"/>
+      </w:rPr>
+    </w:lvl>
+    <w:lvl w:ilvl="6" w:tplc="04160001" w:tentative="1">
+      <w:start w:val="1"/>
+      <w:numFmt w:val="bullet"/>
+      <w:lvlText w:val=""/>
+      <w:lvlJc w:val="left"/>
+      <w:pPr>
+        <w:ind w:left="5040" w:hanging="360"/>
+      </w:pPr>
+      <w:rPr>
+        <w:rFonts w:ascii="Symbol" w:hAnsi="Symbol" w:hint="default"/>
+      </w:rPr>
+    </w:lvl>
+    <w:lvl w:ilvl="7" w:tplc="04160003" w:tentative="1">
+      <w:start w:val="1"/>
+      <w:numFmt w:val="bullet"/>
+      <w:lvlText w:val="o"/>
+      <w:lvlJc w:val="left"/>
+      <w:pPr>
+        <w:ind w:left="5760" w:hanging="360"/>
+      </w:pPr>
+      <w:rPr>
+        <w:rFonts w:ascii="Courier New" w:hAnsi="Courier New" w:cs="Courier New" w:hint="default"/>
+      </w:rPr>
+    </w:lvl>
+    <w:lvl w:ilvl="8" w:tplc="04160005" w:tentative="1">
+      <w:start w:val="1"/>
+      <w:numFmt w:val="bullet"/>
+      <w:lvlText w:val=""/>
+      <w:lvlJc w:val="left"/>
+      <w:pPr>
+        <w:ind w:left="6480" w:hanging="360"/>
+      </w:pPr>
+      <w:rPr>
+        <w:rFonts w:ascii="Wingdings" w:hAnsi="Wingdings" w:hint="default"/>
+      </w:rPr>
+    </w:lvl>
+  </w:abstractNum>
+  <w:abstractNum w:abstractNumId="10" w15:restartNumberingAfterBreak="0">
+    <w:nsid w:val="3C676E55"/>
+    <w:multiLevelType w:val="hybridMultilevel"/>
+    <w:tmpl w:val="57FCE17C"/>
+    <w:lvl w:ilvl="0" w:tplc="D0D64636">
+      <w:start w:val="1"/>
+      <w:numFmt w:val="decimal"/>
+      <w:lvlText w:val="%1."/>
+      <w:lvlJc w:val="left"/>
+      <w:pPr>
+        <w:ind w:left="720" w:hanging="360"/>
+      </w:pPr>
+      <w:rPr>
+        <w:b/>
+        <w:bCs/>
+      </w:rPr>
+    </w:lvl>
+    <w:lvl w:ilvl="1" w:tplc="04160019" w:tentative="1">
+      <w:start w:val="1"/>
+      <w:numFmt w:val="lowerLetter"/>
+      <w:lvlText w:val="%2."/>
+      <w:lvlJc w:val="left"/>
+      <w:pPr>
+        <w:ind w:left="1440" w:hanging="360"/>
+      </w:pPr>
+    </w:lvl>
+    <w:lvl w:ilvl="2" w:tplc="0416001B" w:tentative="1">
+      <w:start w:val="1"/>
+      <w:numFmt w:val="lowerRoman"/>
+      <w:lvlText w:val="%3."/>
+      <w:lvlJc w:val="right"/>
+      <w:pPr>
+        <w:ind w:left="2160" w:hanging="180"/>
+      </w:pPr>
+    </w:lvl>
+    <w:lvl w:ilvl="3" w:tplc="0416000F" w:tentative="1">
+      <w:start w:val="1"/>
+      <w:numFmt w:val="decimal"/>
+      <w:lvlText w:val="%4."/>
+      <w:lvlJc w:val="left"/>
+      <w:pPr>
+        <w:ind w:left="2880" w:hanging="360"/>
+      </w:pPr>
+    </w:lvl>
+    <w:lvl w:ilvl="4" w:tplc="04160019" w:tentative="1">
+      <w:start w:val="1"/>
+      <w:numFmt w:val="lowerLetter"/>
+      <w:lvlText w:val="%5."/>
+      <w:lvlJc w:val="left"/>
+      <w:pPr>
+        <w:ind w:left="3600" w:hanging="360"/>
+      </w:pPr>
+    </w:lvl>
+    <w:lvl w:ilvl="5" w:tplc="0416001B" w:tentative="1">
+      <w:start w:val="1"/>
+      <w:numFmt w:val="lowerRoman"/>
+      <w:lvlText w:val="%6."/>
+      <w:lvlJc w:val="right"/>
+      <w:pPr>
+        <w:ind w:left="4320" w:hanging="180"/>
+      </w:pPr>
+    </w:lvl>
+    <w:lvl w:ilvl="6" w:tplc="0416000F" w:tentative="1">
+      <w:start w:val="1"/>
+      <w:numFmt w:val="decimal"/>
+      <w:lvlText w:val="%7."/>
+      <w:lvlJc w:val="left"/>
+      <w:pPr>
+        <w:ind w:left="5040" w:hanging="360"/>
+      </w:pPr>
+    </w:lvl>
+    <w:lvl w:ilvl="7" w:tplc="04160019" w:tentative="1">
+      <w:start w:val="1"/>
+      <w:numFmt w:val="lowerLetter"/>
+      <w:lvlText w:val="%8."/>
+      <w:lvlJc w:val="left"/>
+      <w:pPr>
+        <w:ind w:left="5760" w:hanging="360"/>
+      </w:pPr>
+    </w:lvl>
+    <w:lvl w:ilvl="8" w:tplc="0416001B" w:tentative="1">
+      <w:start w:val="1"/>
+      <w:numFmt w:val="lowerRoman"/>
+      <w:lvlText w:val="%9."/>
+      <w:lvlJc w:val="right"/>
+      <w:pPr>
+        <w:ind w:left="6480" w:hanging="180"/>
+      </w:pPr>
+    </w:lvl>
+  </w:abstractNum>
+  <w:abstractNum w:abstractNumId="11" w15:restartNumberingAfterBreak="0">
     <w:nsid w:val="3DCD1D5E"/>
     <w:multiLevelType w:val="multilevel"/>
     <w:tmpl w:val="C9F8D9BC"/>
@@ -4359,7 +5950,7 @@
       </w:rPr>
     </w:lvl>
   </w:abstractNum>
-  <w:abstractNum w:abstractNumId="5" w15:restartNumberingAfterBreak="0">
+  <w:abstractNum w:abstractNumId="12" w15:restartNumberingAfterBreak="0">
     <w:nsid w:val="48163CC9"/>
     <w:multiLevelType w:val="multilevel"/>
     <w:tmpl w:val="4A4A5054"/>
@@ -4472,7 +6063,120 @@
       </w:rPr>
     </w:lvl>
   </w:abstractNum>
-  <w:abstractNum w:abstractNumId="6" w15:restartNumberingAfterBreak="0">
+  <w:abstractNum w:abstractNumId="13" w15:restartNumberingAfterBreak="0">
+    <w:nsid w:val="4E6A79F5"/>
+    <w:multiLevelType w:val="hybridMultilevel"/>
+    <w:tmpl w:val="DF66EBA6"/>
+    <w:lvl w:ilvl="0" w:tplc="04160001">
+      <w:start w:val="1"/>
+      <w:numFmt w:val="bullet"/>
+      <w:lvlText w:val=""/>
+      <w:lvlJc w:val="left"/>
+      <w:pPr>
+        <w:ind w:left="1440" w:hanging="360"/>
+      </w:pPr>
+      <w:rPr>
+        <w:rFonts w:ascii="Symbol" w:hAnsi="Symbol" w:hint="default"/>
+      </w:rPr>
+    </w:lvl>
+    <w:lvl w:ilvl="1" w:tplc="04160003" w:tentative="1">
+      <w:start w:val="1"/>
+      <w:numFmt w:val="bullet"/>
+      <w:lvlText w:val="o"/>
+      <w:lvlJc w:val="left"/>
+      <w:pPr>
+        <w:ind w:left="2160" w:hanging="360"/>
+      </w:pPr>
+      <w:rPr>
+        <w:rFonts w:ascii="Courier New" w:hAnsi="Courier New" w:cs="Courier New" w:hint="default"/>
+      </w:rPr>
+    </w:lvl>
+    <w:lvl w:ilvl="2" w:tplc="04160005" w:tentative="1">
+      <w:start w:val="1"/>
+      <w:numFmt w:val="bullet"/>
+      <w:lvlText w:val=""/>
+      <w:lvlJc w:val="left"/>
+      <w:pPr>
+        <w:ind w:left="2880" w:hanging="360"/>
+      </w:pPr>
+      <w:rPr>
+        <w:rFonts w:ascii="Wingdings" w:hAnsi="Wingdings" w:hint="default"/>
+      </w:rPr>
+    </w:lvl>
+    <w:lvl w:ilvl="3" w:tplc="04160001" w:tentative="1">
+      <w:start w:val="1"/>
+      <w:numFmt w:val="bullet"/>
+      <w:lvlText w:val=""/>
+      <w:lvlJc w:val="left"/>
+      <w:pPr>
+        <w:ind w:left="3600" w:hanging="360"/>
+      </w:pPr>
+      <w:rPr>
+        <w:rFonts w:ascii="Symbol" w:hAnsi="Symbol" w:hint="default"/>
+      </w:rPr>
+    </w:lvl>
+    <w:lvl w:ilvl="4" w:tplc="04160003" w:tentative="1">
+      <w:start w:val="1"/>
+      <w:numFmt w:val="bullet"/>
+      <w:lvlText w:val="o"/>
+      <w:lvlJc w:val="left"/>
+      <w:pPr>
+        <w:ind w:left="4320" w:hanging="360"/>
+      </w:pPr>
+      <w:rPr>
+        <w:rFonts w:ascii="Courier New" w:hAnsi="Courier New" w:cs="Courier New" w:hint="default"/>
+      </w:rPr>
+    </w:lvl>
+    <w:lvl w:ilvl="5" w:tplc="04160005" w:tentative="1">
+      <w:start w:val="1"/>
+      <w:numFmt w:val="bullet"/>
+      <w:lvlText w:val=""/>
+      <w:lvlJc w:val="left"/>
+      <w:pPr>
+        <w:ind w:left="5040" w:hanging="360"/>
+      </w:pPr>
+      <w:rPr>
+        <w:rFonts w:ascii="Wingdings" w:hAnsi="Wingdings" w:hint="default"/>
+      </w:rPr>
+    </w:lvl>
+    <w:lvl w:ilvl="6" w:tplc="04160001" w:tentative="1">
+      <w:start w:val="1"/>
+      <w:numFmt w:val="bullet"/>
+      <w:lvlText w:val=""/>
+      <w:lvlJc w:val="left"/>
+      <w:pPr>
+        <w:ind w:left="5760" w:hanging="360"/>
+      </w:pPr>
+      <w:rPr>
+        <w:rFonts w:ascii="Symbol" w:hAnsi="Symbol" w:hint="default"/>
+      </w:rPr>
+    </w:lvl>
+    <w:lvl w:ilvl="7" w:tplc="04160003" w:tentative="1">
+      <w:start w:val="1"/>
+      <w:numFmt w:val="bullet"/>
+      <w:lvlText w:val="o"/>
+      <w:lvlJc w:val="left"/>
+      <w:pPr>
+        <w:ind w:left="6480" w:hanging="360"/>
+      </w:pPr>
+      <w:rPr>
+        <w:rFonts w:ascii="Courier New" w:hAnsi="Courier New" w:cs="Courier New" w:hint="default"/>
+      </w:rPr>
+    </w:lvl>
+    <w:lvl w:ilvl="8" w:tplc="04160005" w:tentative="1">
+      <w:start w:val="1"/>
+      <w:numFmt w:val="bullet"/>
+      <w:lvlText w:val=""/>
+      <w:lvlJc w:val="left"/>
+      <w:pPr>
+        <w:ind w:left="7200" w:hanging="360"/>
+      </w:pPr>
+      <w:rPr>
+        <w:rFonts w:ascii="Wingdings" w:hAnsi="Wingdings" w:hint="default"/>
+      </w:rPr>
+    </w:lvl>
+  </w:abstractNum>
+  <w:abstractNum w:abstractNumId="14" w15:restartNumberingAfterBreak="0">
     <w:nsid w:val="55F154FF"/>
     <w:multiLevelType w:val="multilevel"/>
     <w:tmpl w:val="F0A2FD32"/>
@@ -4594,7 +6298,120 @@
       </w:rPr>
     </w:lvl>
   </w:abstractNum>
-  <w:abstractNum w:abstractNumId="7" w15:restartNumberingAfterBreak="0">
+  <w:abstractNum w:abstractNumId="15" w15:restartNumberingAfterBreak="0">
+    <w:nsid w:val="563D3039"/>
+    <w:multiLevelType w:val="hybridMultilevel"/>
+    <w:tmpl w:val="D6FAD3B0"/>
+    <w:lvl w:ilvl="0" w:tplc="0416000F">
+      <w:start w:val="1"/>
+      <w:numFmt w:val="decimal"/>
+      <w:lvlText w:val="%1."/>
+      <w:lvlJc w:val="left"/>
+      <w:pPr>
+        <w:ind w:left="1440" w:hanging="360"/>
+      </w:pPr>
+      <w:rPr>
+        <w:rFonts w:hint="default"/>
+      </w:rPr>
+    </w:lvl>
+    <w:lvl w:ilvl="1" w:tplc="FFFFFFFF" w:tentative="1">
+      <w:start w:val="1"/>
+      <w:numFmt w:val="bullet"/>
+      <w:lvlText w:val="o"/>
+      <w:lvlJc w:val="left"/>
+      <w:pPr>
+        <w:ind w:left="2160" w:hanging="360"/>
+      </w:pPr>
+      <w:rPr>
+        <w:rFonts w:ascii="Courier New" w:hAnsi="Courier New" w:cs="Courier New" w:hint="default"/>
+      </w:rPr>
+    </w:lvl>
+    <w:lvl w:ilvl="2" w:tplc="FFFFFFFF" w:tentative="1">
+      <w:start w:val="1"/>
+      <w:numFmt w:val="bullet"/>
+      <w:lvlText w:val=""/>
+      <w:lvlJc w:val="left"/>
+      <w:pPr>
+        <w:ind w:left="2880" w:hanging="360"/>
+      </w:pPr>
+      <w:rPr>
+        <w:rFonts w:ascii="Wingdings" w:hAnsi="Wingdings" w:hint="default"/>
+      </w:rPr>
+    </w:lvl>
+    <w:lvl w:ilvl="3" w:tplc="FFFFFFFF" w:tentative="1">
+      <w:start w:val="1"/>
+      <w:numFmt w:val="bullet"/>
+      <w:lvlText w:val=""/>
+      <w:lvlJc w:val="left"/>
+      <w:pPr>
+        <w:ind w:left="3600" w:hanging="360"/>
+      </w:pPr>
+      <w:rPr>
+        <w:rFonts w:ascii="Symbol" w:hAnsi="Symbol" w:hint="default"/>
+      </w:rPr>
+    </w:lvl>
+    <w:lvl w:ilvl="4" w:tplc="FFFFFFFF" w:tentative="1">
+      <w:start w:val="1"/>
+      <w:numFmt w:val="bullet"/>
+      <w:lvlText w:val="o"/>
+      <w:lvlJc w:val="left"/>
+      <w:pPr>
+        <w:ind w:left="4320" w:hanging="360"/>
+      </w:pPr>
+      <w:rPr>
+        <w:rFonts w:ascii="Courier New" w:hAnsi="Courier New" w:cs="Courier New" w:hint="default"/>
+      </w:rPr>
+    </w:lvl>
+    <w:lvl w:ilvl="5" w:tplc="FFFFFFFF" w:tentative="1">
+      <w:start w:val="1"/>
+      <w:numFmt w:val="bullet"/>
+      <w:lvlText w:val=""/>
+      <w:lvlJc w:val="left"/>
+      <w:pPr>
+        <w:ind w:left="5040" w:hanging="360"/>
+      </w:pPr>
+      <w:rPr>
+        <w:rFonts w:ascii="Wingdings" w:hAnsi="Wingdings" w:hint="default"/>
+      </w:rPr>
+    </w:lvl>
+    <w:lvl w:ilvl="6" w:tplc="FFFFFFFF" w:tentative="1">
+      <w:start w:val="1"/>
+      <w:numFmt w:val="bullet"/>
+      <w:lvlText w:val=""/>
+      <w:lvlJc w:val="left"/>
+      <w:pPr>
+        <w:ind w:left="5760" w:hanging="360"/>
+      </w:pPr>
+      <w:rPr>
+        <w:rFonts w:ascii="Symbol" w:hAnsi="Symbol" w:hint="default"/>
+      </w:rPr>
+    </w:lvl>
+    <w:lvl w:ilvl="7" w:tplc="FFFFFFFF" w:tentative="1">
+      <w:start w:val="1"/>
+      <w:numFmt w:val="bullet"/>
+      <w:lvlText w:val="o"/>
+      <w:lvlJc w:val="left"/>
+      <w:pPr>
+        <w:ind w:left="6480" w:hanging="360"/>
+      </w:pPr>
+      <w:rPr>
+        <w:rFonts w:ascii="Courier New" w:hAnsi="Courier New" w:cs="Courier New" w:hint="default"/>
+      </w:rPr>
+    </w:lvl>
+    <w:lvl w:ilvl="8" w:tplc="FFFFFFFF" w:tentative="1">
+      <w:start w:val="1"/>
+      <w:numFmt w:val="bullet"/>
+      <w:lvlText w:val=""/>
+      <w:lvlJc w:val="left"/>
+      <w:pPr>
+        <w:ind w:left="7200" w:hanging="360"/>
+      </w:pPr>
+      <w:rPr>
+        <w:rFonts w:ascii="Wingdings" w:hAnsi="Wingdings" w:hint="default"/>
+      </w:rPr>
+    </w:lvl>
+  </w:abstractNum>
+  <w:abstractNum w:abstractNumId="16" w15:restartNumberingAfterBreak="0">
     <w:nsid w:val="56717210"/>
     <w:multiLevelType w:val="multilevel"/>
     <w:tmpl w:val="1EC4C46A"/>
@@ -4684,7 +6501,7 @@
       </w:pPr>
     </w:lvl>
   </w:abstractNum>
-  <w:abstractNum w:abstractNumId="8" w15:restartNumberingAfterBreak="0">
+  <w:abstractNum w:abstractNumId="17" w15:restartNumberingAfterBreak="0">
     <w:nsid w:val="6658784E"/>
     <w:multiLevelType w:val="multilevel"/>
     <w:tmpl w:val="542A6052"/>
@@ -4806,7 +6623,382 @@
       </w:rPr>
     </w:lvl>
   </w:abstractNum>
-  <w:abstractNum w:abstractNumId="9" w15:restartNumberingAfterBreak="0">
+  <w:abstractNum w:abstractNumId="18" w15:restartNumberingAfterBreak="0">
+    <w:nsid w:val="6F5D04EC"/>
+    <w:multiLevelType w:val="hybridMultilevel"/>
+    <w:tmpl w:val="E2C8A680"/>
+    <w:lvl w:ilvl="0" w:tplc="04160001">
+      <w:start w:val="1"/>
+      <w:numFmt w:val="bullet"/>
+      <w:lvlText w:val=""/>
+      <w:lvlJc w:val="left"/>
+      <w:pPr>
+        <w:ind w:left="720" w:hanging="360"/>
+      </w:pPr>
+      <w:rPr>
+        <w:rFonts w:ascii="Symbol" w:hAnsi="Symbol" w:hint="default"/>
+      </w:rPr>
+    </w:lvl>
+    <w:lvl w:ilvl="1" w:tplc="04160003" w:tentative="1">
+      <w:start w:val="1"/>
+      <w:numFmt w:val="bullet"/>
+      <w:lvlText w:val="o"/>
+      <w:lvlJc w:val="left"/>
+      <w:pPr>
+        <w:ind w:left="1440" w:hanging="360"/>
+      </w:pPr>
+      <w:rPr>
+        <w:rFonts w:ascii="Courier New" w:hAnsi="Courier New" w:cs="Courier New" w:hint="default"/>
+      </w:rPr>
+    </w:lvl>
+    <w:lvl w:ilvl="2" w:tplc="04160005" w:tentative="1">
+      <w:start w:val="1"/>
+      <w:numFmt w:val="bullet"/>
+      <w:lvlText w:val=""/>
+      <w:lvlJc w:val="left"/>
+      <w:pPr>
+        <w:ind w:left="2160" w:hanging="360"/>
+      </w:pPr>
+      <w:rPr>
+        <w:rFonts w:ascii="Wingdings" w:hAnsi="Wingdings" w:hint="default"/>
+      </w:rPr>
+    </w:lvl>
+    <w:lvl w:ilvl="3" w:tplc="04160001" w:tentative="1">
+      <w:start w:val="1"/>
+      <w:numFmt w:val="bullet"/>
+      <w:lvlText w:val=""/>
+      <w:lvlJc w:val="left"/>
+      <w:pPr>
+        <w:ind w:left="2880" w:hanging="360"/>
+      </w:pPr>
+      <w:rPr>
+        <w:rFonts w:ascii="Symbol" w:hAnsi="Symbol" w:hint="default"/>
+      </w:rPr>
+    </w:lvl>
+    <w:lvl w:ilvl="4" w:tplc="04160003" w:tentative="1">
+      <w:start w:val="1"/>
+      <w:numFmt w:val="bullet"/>
+      <w:lvlText w:val="o"/>
+      <w:lvlJc w:val="left"/>
+      <w:pPr>
+        <w:ind w:left="3600" w:hanging="360"/>
+      </w:pPr>
+      <w:rPr>
+        <w:rFonts w:ascii="Courier New" w:hAnsi="Courier New" w:cs="Courier New" w:hint="default"/>
+      </w:rPr>
+    </w:lvl>
+    <w:lvl w:ilvl="5" w:tplc="04160005" w:tentative="1">
+      <w:start w:val="1"/>
+      <w:numFmt w:val="bullet"/>
+      <w:lvlText w:val=""/>
+      <w:lvlJc w:val="left"/>
+      <w:pPr>
+        <w:ind w:left="4320" w:hanging="360"/>
+      </w:pPr>
+      <w:rPr>
+        <w:rFonts w:ascii="Wingdings" w:hAnsi="Wingdings" w:hint="default"/>
+      </w:rPr>
+    </w:lvl>
+    <w:lvl w:ilvl="6" w:tplc="04160001" w:tentative="1">
+      <w:start w:val="1"/>
+      <w:numFmt w:val="bullet"/>
+      <w:lvlText w:val=""/>
+      <w:lvlJc w:val="left"/>
+      <w:pPr>
+        <w:ind w:left="5040" w:hanging="360"/>
+      </w:pPr>
+      <w:rPr>
+        <w:rFonts w:ascii="Symbol" w:hAnsi="Symbol" w:hint="default"/>
+      </w:rPr>
+    </w:lvl>
+    <w:lvl w:ilvl="7" w:tplc="04160003" w:tentative="1">
+      <w:start w:val="1"/>
+      <w:numFmt w:val="bullet"/>
+      <w:lvlText w:val="o"/>
+      <w:lvlJc w:val="left"/>
+      <w:pPr>
+        <w:ind w:left="5760" w:hanging="360"/>
+      </w:pPr>
+      <w:rPr>
+        <w:rFonts w:ascii="Courier New" w:hAnsi="Courier New" w:cs="Courier New" w:hint="default"/>
+      </w:rPr>
+    </w:lvl>
+    <w:lvl w:ilvl="8" w:tplc="04160005" w:tentative="1">
+      <w:start w:val="1"/>
+      <w:numFmt w:val="bullet"/>
+      <w:lvlText w:val=""/>
+      <w:lvlJc w:val="left"/>
+      <w:pPr>
+        <w:ind w:left="6480" w:hanging="360"/>
+      </w:pPr>
+      <w:rPr>
+        <w:rFonts w:ascii="Wingdings" w:hAnsi="Wingdings" w:hint="default"/>
+      </w:rPr>
+    </w:lvl>
+  </w:abstractNum>
+  <w:abstractNum w:abstractNumId="19" w15:restartNumberingAfterBreak="0">
+    <w:nsid w:val="70D73545"/>
+    <w:multiLevelType w:val="multilevel"/>
+    <w:tmpl w:val="A11A019E"/>
+    <w:lvl w:ilvl="0">
+      <w:start w:val="1"/>
+      <w:numFmt w:val="bullet"/>
+      <w:lvlText w:val=""/>
+      <w:lvlJc w:val="left"/>
+      <w:pPr>
+        <w:tabs>
+          <w:tab w:val="num" w:pos="720"/>
+        </w:tabs>
+        <w:ind w:left="720" w:hanging="360"/>
+      </w:pPr>
+      <w:rPr>
+        <w:rFonts w:ascii="Symbol" w:hAnsi="Symbol" w:hint="default"/>
+        <w:sz w:val="20"/>
+      </w:rPr>
+    </w:lvl>
+    <w:lvl w:ilvl="1">
+      <w:start w:val="1"/>
+      <w:numFmt w:val="bullet"/>
+      <w:lvlText w:val="o"/>
+      <w:lvlJc w:val="left"/>
+      <w:pPr>
+        <w:tabs>
+          <w:tab w:val="num" w:pos="1440"/>
+        </w:tabs>
+        <w:ind w:left="1440" w:hanging="360"/>
+      </w:pPr>
+      <w:rPr>
+        <w:rFonts w:ascii="Courier New" w:hAnsi="Courier New" w:hint="default"/>
+        <w:sz w:val="20"/>
+      </w:rPr>
+    </w:lvl>
+    <w:lvl w:ilvl="2" w:tentative="1">
+      <w:start w:val="1"/>
+      <w:numFmt w:val="bullet"/>
+      <w:lvlText w:val=""/>
+      <w:lvlJc w:val="left"/>
+      <w:pPr>
+        <w:tabs>
+          <w:tab w:val="num" w:pos="2160"/>
+        </w:tabs>
+        <w:ind w:left="2160" w:hanging="360"/>
+      </w:pPr>
+      <w:rPr>
+        <w:rFonts w:ascii="Wingdings" w:hAnsi="Wingdings" w:hint="default"/>
+        <w:sz w:val="20"/>
+      </w:rPr>
+    </w:lvl>
+    <w:lvl w:ilvl="3" w:tentative="1">
+      <w:start w:val="1"/>
+      <w:numFmt w:val="bullet"/>
+      <w:lvlText w:val=""/>
+      <w:lvlJc w:val="left"/>
+      <w:pPr>
+        <w:tabs>
+          <w:tab w:val="num" w:pos="2880"/>
+        </w:tabs>
+        <w:ind w:left="2880" w:hanging="360"/>
+      </w:pPr>
+      <w:rPr>
+        <w:rFonts w:ascii="Wingdings" w:hAnsi="Wingdings" w:hint="default"/>
+        <w:sz w:val="20"/>
+      </w:rPr>
+    </w:lvl>
+    <w:lvl w:ilvl="4" w:tentative="1">
+      <w:start w:val="1"/>
+      <w:numFmt w:val="bullet"/>
+      <w:lvlText w:val=""/>
+      <w:lvlJc w:val="left"/>
+      <w:pPr>
+        <w:tabs>
+          <w:tab w:val="num" w:pos="3600"/>
+        </w:tabs>
+        <w:ind w:left="3600" w:hanging="360"/>
+      </w:pPr>
+      <w:rPr>
+        <w:rFonts w:ascii="Wingdings" w:hAnsi="Wingdings" w:hint="default"/>
+        <w:sz w:val="20"/>
+      </w:rPr>
+    </w:lvl>
+    <w:lvl w:ilvl="5" w:tentative="1">
+      <w:start w:val="1"/>
+      <w:numFmt w:val="bullet"/>
+      <w:lvlText w:val=""/>
+      <w:lvlJc w:val="left"/>
+      <w:pPr>
+        <w:tabs>
+          <w:tab w:val="num" w:pos="4320"/>
+        </w:tabs>
+        <w:ind w:left="4320" w:hanging="360"/>
+      </w:pPr>
+      <w:rPr>
+        <w:rFonts w:ascii="Wingdings" w:hAnsi="Wingdings" w:hint="default"/>
+        <w:sz w:val="20"/>
+      </w:rPr>
+    </w:lvl>
+    <w:lvl w:ilvl="6" w:tentative="1">
+      <w:start w:val="1"/>
+      <w:numFmt w:val="bullet"/>
+      <w:lvlText w:val=""/>
+      <w:lvlJc w:val="left"/>
+      <w:pPr>
+        <w:tabs>
+          <w:tab w:val="num" w:pos="5040"/>
+        </w:tabs>
+        <w:ind w:left="5040" w:hanging="360"/>
+      </w:pPr>
+      <w:rPr>
+        <w:rFonts w:ascii="Wingdings" w:hAnsi="Wingdings" w:hint="default"/>
+        <w:sz w:val="20"/>
+      </w:rPr>
+    </w:lvl>
+    <w:lvl w:ilvl="7" w:tentative="1">
+      <w:start w:val="1"/>
+      <w:numFmt w:val="bullet"/>
+      <w:lvlText w:val=""/>
+      <w:lvlJc w:val="left"/>
+      <w:pPr>
+        <w:tabs>
+          <w:tab w:val="num" w:pos="5760"/>
+        </w:tabs>
+        <w:ind w:left="5760" w:hanging="360"/>
+      </w:pPr>
+      <w:rPr>
+        <w:rFonts w:ascii="Wingdings" w:hAnsi="Wingdings" w:hint="default"/>
+        <w:sz w:val="20"/>
+      </w:rPr>
+    </w:lvl>
+    <w:lvl w:ilvl="8" w:tentative="1">
+      <w:start w:val="1"/>
+      <w:numFmt w:val="bullet"/>
+      <w:lvlText w:val=""/>
+      <w:lvlJc w:val="left"/>
+      <w:pPr>
+        <w:tabs>
+          <w:tab w:val="num" w:pos="6480"/>
+        </w:tabs>
+        <w:ind w:left="6480" w:hanging="360"/>
+      </w:pPr>
+      <w:rPr>
+        <w:rFonts w:ascii="Wingdings" w:hAnsi="Wingdings" w:hint="default"/>
+        <w:sz w:val="20"/>
+      </w:rPr>
+    </w:lvl>
+  </w:abstractNum>
+  <w:abstractNum w:abstractNumId="20" w15:restartNumberingAfterBreak="0">
+    <w:nsid w:val="71551C0C"/>
+    <w:multiLevelType w:val="hybridMultilevel"/>
+    <w:tmpl w:val="6C6C0180"/>
+    <w:lvl w:ilvl="0" w:tplc="04160001">
+      <w:start w:val="1"/>
+      <w:numFmt w:val="bullet"/>
+      <w:lvlText w:val=""/>
+      <w:lvlJc w:val="left"/>
+      <w:pPr>
+        <w:ind w:left="720" w:hanging="360"/>
+      </w:pPr>
+      <w:rPr>
+        <w:rFonts w:ascii="Symbol" w:hAnsi="Symbol" w:hint="default"/>
+      </w:rPr>
+    </w:lvl>
+    <w:lvl w:ilvl="1" w:tplc="04160003" w:tentative="1">
+      <w:start w:val="1"/>
+      <w:numFmt w:val="bullet"/>
+      <w:lvlText w:val="o"/>
+      <w:lvlJc w:val="left"/>
+      <w:pPr>
+        <w:ind w:left="1440" w:hanging="360"/>
+      </w:pPr>
+      <w:rPr>
+        <w:rFonts w:ascii="Courier New" w:hAnsi="Courier New" w:cs="Courier New" w:hint="default"/>
+      </w:rPr>
+    </w:lvl>
+    <w:lvl w:ilvl="2" w:tplc="04160005" w:tentative="1">
+      <w:start w:val="1"/>
+      <w:numFmt w:val="bullet"/>
+      <w:lvlText w:val=""/>
+      <w:lvlJc w:val="left"/>
+      <w:pPr>
+        <w:ind w:left="2160" w:hanging="360"/>
+      </w:pPr>
+      <w:rPr>
+        <w:rFonts w:ascii="Wingdings" w:hAnsi="Wingdings" w:hint="default"/>
+      </w:rPr>
+    </w:lvl>
+    <w:lvl w:ilvl="3" w:tplc="04160001" w:tentative="1">
+      <w:start w:val="1"/>
+      <w:numFmt w:val="bullet"/>
+      <w:lvlText w:val=""/>
+      <w:lvlJc w:val="left"/>
+      <w:pPr>
+        <w:ind w:left="2880" w:hanging="360"/>
+      </w:pPr>
+      <w:rPr>
+        <w:rFonts w:ascii="Symbol" w:hAnsi="Symbol" w:hint="default"/>
+      </w:rPr>
+    </w:lvl>
+    <w:lvl w:ilvl="4" w:tplc="04160003" w:tentative="1">
+      <w:start w:val="1"/>
+      <w:numFmt w:val="bullet"/>
+      <w:lvlText w:val="o"/>
+      <w:lvlJc w:val="left"/>
+      <w:pPr>
+        <w:ind w:left="3600" w:hanging="360"/>
+      </w:pPr>
+      <w:rPr>
+        <w:rFonts w:ascii="Courier New" w:hAnsi="Courier New" w:cs="Courier New" w:hint="default"/>
+      </w:rPr>
+    </w:lvl>
+    <w:lvl w:ilvl="5" w:tplc="04160005" w:tentative="1">
+      <w:start w:val="1"/>
+      <w:numFmt w:val="bullet"/>
+      <w:lvlText w:val=""/>
+      <w:lvlJc w:val="left"/>
+      <w:pPr>
+        <w:ind w:left="4320" w:hanging="360"/>
+      </w:pPr>
+      <w:rPr>
+        <w:rFonts w:ascii="Wingdings" w:hAnsi="Wingdings" w:hint="default"/>
+      </w:rPr>
+    </w:lvl>
+    <w:lvl w:ilvl="6" w:tplc="04160001" w:tentative="1">
+      <w:start w:val="1"/>
+      <w:numFmt w:val="bullet"/>
+      <w:lvlText w:val=""/>
+      <w:lvlJc w:val="left"/>
+      <w:pPr>
+        <w:ind w:left="5040" w:hanging="360"/>
+      </w:pPr>
+      <w:rPr>
+        <w:rFonts w:ascii="Symbol" w:hAnsi="Symbol" w:hint="default"/>
+      </w:rPr>
+    </w:lvl>
+    <w:lvl w:ilvl="7" w:tplc="04160003" w:tentative="1">
+      <w:start w:val="1"/>
+      <w:numFmt w:val="bullet"/>
+      <w:lvlText w:val="o"/>
+      <w:lvlJc w:val="left"/>
+      <w:pPr>
+        <w:ind w:left="5760" w:hanging="360"/>
+      </w:pPr>
+      <w:rPr>
+        <w:rFonts w:ascii="Courier New" w:hAnsi="Courier New" w:cs="Courier New" w:hint="default"/>
+      </w:rPr>
+    </w:lvl>
+    <w:lvl w:ilvl="8" w:tplc="04160005" w:tentative="1">
+      <w:start w:val="1"/>
+      <w:numFmt w:val="bullet"/>
+      <w:lvlText w:val=""/>
+      <w:lvlJc w:val="left"/>
+      <w:pPr>
+        <w:ind w:left="6480" w:hanging="360"/>
+      </w:pPr>
+      <w:rPr>
+        <w:rFonts w:ascii="Wingdings" w:hAnsi="Wingdings" w:hint="default"/>
+      </w:rPr>
+    </w:lvl>
+  </w:abstractNum>
+  <w:abstractNum w:abstractNumId="21" w15:restartNumberingAfterBreak="0">
     <w:nsid w:val="78C328B4"/>
     <w:multiLevelType w:val="hybridMultilevel"/>
     <w:tmpl w:val="629C8768"/>
@@ -4920,34 +7112,70 @@
     </w:lvl>
   </w:abstractNum>
   <w:num w:numId="1" w16cid:durableId="1974288719">
+    <w:abstractNumId w:val="12"/>
+  </w:num>
+  <w:num w:numId="2" w16cid:durableId="509101378">
+    <w:abstractNumId w:val="16"/>
+  </w:num>
+  <w:num w:numId="3" w16cid:durableId="1053500717">
+    <w:abstractNumId w:val="14"/>
+  </w:num>
+  <w:num w:numId="4" w16cid:durableId="520511790">
+    <w:abstractNumId w:val="2"/>
+  </w:num>
+  <w:num w:numId="5" w16cid:durableId="2091922953">
+    <w:abstractNumId w:val="4"/>
+  </w:num>
+  <w:num w:numId="6" w16cid:durableId="1016687512">
+    <w:abstractNumId w:val="11"/>
+  </w:num>
+  <w:num w:numId="7" w16cid:durableId="1803814535">
+    <w:abstractNumId w:val="17"/>
+  </w:num>
+  <w:num w:numId="8" w16cid:durableId="1136990806">
+    <w:abstractNumId w:val="21"/>
+  </w:num>
+  <w:num w:numId="9" w16cid:durableId="329648185">
+    <w:abstractNumId w:val="3"/>
+  </w:num>
+  <w:num w:numId="10" w16cid:durableId="1668240906">
+    <w:abstractNumId w:val="6"/>
+  </w:num>
+  <w:num w:numId="11" w16cid:durableId="1103840041">
+    <w:abstractNumId w:val="19"/>
+  </w:num>
+  <w:num w:numId="12" w16cid:durableId="2068646685">
+    <w:abstractNumId w:val="7"/>
+  </w:num>
+  <w:num w:numId="13" w16cid:durableId="302346656">
+    <w:abstractNumId w:val="0"/>
+  </w:num>
+  <w:num w:numId="14" w16cid:durableId="1387145239">
     <w:abstractNumId w:val="5"/>
   </w:num>
-  <w:num w:numId="2" w16cid:durableId="509101378">
-    <w:abstractNumId w:val="7"/>
-  </w:num>
-  <w:num w:numId="3" w16cid:durableId="1053500717">
-    <w:abstractNumId w:val="6"/>
-  </w:num>
-  <w:num w:numId="4" w16cid:durableId="520511790">
-    <w:abstractNumId w:val="0"/>
-  </w:num>
-  <w:num w:numId="5" w16cid:durableId="2091922953">
-    <w:abstractNumId w:val="2"/>
-  </w:num>
-  <w:num w:numId="6" w16cid:durableId="1016687512">
-    <w:abstractNumId w:val="4"/>
-  </w:num>
-  <w:num w:numId="7" w16cid:durableId="1803814535">
+  <w:num w:numId="15" w16cid:durableId="1609897749">
     <w:abstractNumId w:val="8"/>
   </w:num>
-  <w:num w:numId="8" w16cid:durableId="1136990806">
+  <w:num w:numId="16" w16cid:durableId="149248295">
+    <w:abstractNumId w:val="20"/>
+  </w:num>
+  <w:num w:numId="17" w16cid:durableId="760103820">
+    <w:abstractNumId w:val="1"/>
+  </w:num>
+  <w:num w:numId="18" w16cid:durableId="1808205057">
     <w:abstractNumId w:val="9"/>
   </w:num>
-  <w:num w:numId="9" w16cid:durableId="329648185">
-    <w:abstractNumId w:val="1"/>
+  <w:num w:numId="19" w16cid:durableId="1785343297">
+    <w:abstractNumId w:val="13"/>
   </w:num>
-  <w:num w:numId="10" w16cid:durableId="1668240906">
-    <w:abstractNumId w:val="3"/>
+  <w:num w:numId="20" w16cid:durableId="1143890883">
+    <w:abstractNumId w:val="15"/>
+  </w:num>
+  <w:num w:numId="21" w16cid:durableId="1768576944">
+    <w:abstractNumId w:val="10"/>
+  </w:num>
+  <w:num w:numId="22" w16cid:durableId="1850172175">
+    <w:abstractNumId w:val="18"/>
   </w:num>
 </w:numbering>
 </file>
@@ -5886,4 +8114,16 @@
   </a:objectDefaults>
   <a:extraClrSchemeLst/>
 </a:theme>
+</file>
+
+<file path=customXml/item1.xml><?xml version="1.0" encoding="utf-8"?>
+<b:Sources xmlns:b="http://schemas.openxmlformats.org/officeDocument/2006/bibliography" xmlns="http://schemas.openxmlformats.org/officeDocument/2006/bibliography" SelectedStyle="\APASixthEditionOfficeOnline.xsl" StyleName="APA" Version="6"/>
+</file>
+
+<file path=customXml/itemProps1.xml><?xml version="1.0" encoding="utf-8"?>
+<ds:datastoreItem xmlns:ds="http://schemas.openxmlformats.org/officeDocument/2006/customXml" ds:itemID="{A301CDFB-BF97-4CFD-9FD3-0FE493CFB7A6}">
+  <ds:schemaRefs>
+    <ds:schemaRef ds:uri="http://schemas.openxmlformats.org/officeDocument/2006/bibliography"/>
+  </ds:schemaRefs>
+</ds:datastoreItem>
 </file>